--- a/data/단골요건(doc버전)_20250226.docx
+++ b/data/단골요건(doc버전)_20250226.docx
@@ -24,7 +24,19 @@
         <w:rPr>
           <w:rFonts w:hint="eastAsia"/>
         </w:rPr>
-        <w:t xml:space="preserve">텔레콤 전산 시스템에 보관되고, </w:t>
+        <w:t>텔레콤 전산 시스템에 보관되</w:t>
+      </w:r>
+      <w:r>
+        <w:rPr>
+          <w:rFonts w:hint="eastAsia"/>
+        </w:rPr>
+        <w:t>어</w:t>
+      </w:r>
+      <w:r>
+        <w:rPr>
+          <w:rFonts w:hint="eastAsia"/>
+        </w:rPr>
+        <w:t xml:space="preserve"> </w:t>
       </w:r>
       <w:r>
         <w:t>MMS, TM</w:t>
@@ -39,6 +51,15 @@
         <w:t>Care</w:t>
       </w:r>
       <w:r>
+        <w:t xml:space="preserve"> </w:t>
+      </w:r>
+      <w:r>
+        <w:rPr>
+          <w:rFonts w:hint="eastAsia"/>
+        </w:rPr>
+        <w:t>및 마케팅</w:t>
+      </w:r>
+      <w:r>
         <w:rPr>
           <w:rFonts w:hint="eastAsia"/>
         </w:rPr>
@@ -60,56 +81,13 @@
         <w:rPr>
           <w:rFonts w:hint="eastAsia"/>
         </w:rPr>
-        <w:t>고객을 의미함</w:t>
-      </w:r>
-    </w:p>
-    <w:p>
-      <w:r>
-        <w:rPr>
-          <w:rFonts w:hint="eastAsia"/>
-        </w:rPr>
-        <w:t>대리점</w:t>
-      </w:r>
-      <w:r>
-        <w:t xml:space="preserve"> </w:t>
-      </w:r>
-      <w:r>
-        <w:rPr>
-          <w:rFonts w:hint="eastAsia"/>
-        </w:rPr>
-        <w:t xml:space="preserve">또는 </w:t>
-      </w:r>
-      <w:r>
-        <w:rPr>
-          <w:rFonts w:hint="eastAsia"/>
-        </w:rPr>
-        <w:t>매장이 내방한 고객</w:t>
-      </w:r>
-      <w:r>
-        <w:rPr>
-          <w:rFonts w:hint="eastAsia"/>
-        </w:rPr>
-        <w:t xml:space="preserve">을 대상으로 하거나 </w:t>
-      </w:r>
-      <w:r>
-        <w:rPr>
-          <w:rFonts w:hint="eastAsia"/>
-        </w:rPr>
-        <w:t>외부 활동을 통해 직접 모집</w:t>
-      </w:r>
-      <w:r>
-        <w:rPr>
-          <w:rFonts w:hint="eastAsia"/>
-        </w:rPr>
-        <w:t>함</w:t>
-      </w:r>
-    </w:p>
-    <w:p>
-      <w:r>
-        <w:rPr>
-          <w:rFonts w:hint="eastAsia"/>
-        </w:rPr>
-        <w:t>당사 및 타사 고객 모두 등록 가능</w:t>
+        <w:t xml:space="preserve">및 타사 </w:t>
+      </w:r>
+      <w:r>
+        <w:rPr>
+          <w:rFonts w:hint="eastAsia"/>
+        </w:rPr>
+        <w:t>고객</w:t>
       </w:r>
     </w:p>
     <w:p/>
@@ -158,6 +136,8 @@
         </w:rPr>
         <w:t>정의</w:t>
       </w:r>
+      <w:bookmarkStart w:id="0" w:name="_GoBack"/>
+      <w:bookmarkEnd w:id="0"/>
     </w:p>
     <w:p>
       <w:r>
@@ -600,11 +580,6 @@
       </w:r>
     </w:p>
     <w:p>
-      <w:pPr>
-        <w:rPr>
-          <w:rFonts w:hint="eastAsia"/>
-        </w:rPr>
-      </w:pPr>
       <w:r>
         <w:t xml:space="preserve">### </w:t>
       </w:r>
@@ -637,421 +612,585 @@
         <w:rPr>
           <w:rFonts w:hint="eastAsia"/>
         </w:rPr>
+        <w:t>메모</w:t>
+      </w:r>
+      <w:r>
+        <w:t xml:space="preserve"> :</w:t>
+      </w:r>
+      <w:proofErr w:type="gramEnd"/>
+      <w:r>
+        <w:t xml:space="preserve"> 단골 관련 정보를 수기로 작성, 저장</w:t>
+      </w:r>
+    </w:p>
+    <w:p>
+      <w:proofErr w:type="gramStart"/>
+      <w:r>
+        <w:rPr>
+          <w:rFonts w:hint="eastAsia"/>
+        </w:rPr>
+        <w:t xml:space="preserve">주의사항 </w:t>
+      </w:r>
+      <w:r>
+        <w:t>:</w:t>
+      </w:r>
+      <w:proofErr w:type="gramEnd"/>
+      <w:r>
+        <w:t xml:space="preserve"> </w:t>
+      </w:r>
+      <w:r>
+        <w:rPr>
+          <w:rFonts w:hint="eastAsia"/>
+        </w:rPr>
+        <w:t>관심정보</w:t>
+      </w:r>
+      <w:r>
+        <w:t xml:space="preserve">, 메모는 순서대로 </w:t>
+      </w:r>
+      <w:r>
+        <w:rPr>
+          <w:rFonts w:hint="eastAsia"/>
+        </w:rPr>
+        <w:t xml:space="preserve">한 컬럼에 </w:t>
+      </w:r>
+      <w:r>
+        <w:t xml:space="preserve">저장이 되므로 검색시 키워드를 </w:t>
+      </w:r>
+      <w:r>
+        <w:rPr>
+          <w:rFonts w:hint="eastAsia"/>
+        </w:rPr>
+        <w:t xml:space="preserve">저장한(작성한) </w:t>
+      </w:r>
+      <w:r>
         <w:lastRenderedPageBreak/>
-        <w:t>메모</w:t>
-      </w:r>
-      <w:r>
-        <w:t xml:space="preserve"> :</w:t>
+        <w:t>순서대로 사용해야 됨</w:t>
+      </w:r>
+    </w:p>
+    <w:p/>
+    <w:p>
+      <w:r>
+        <w:t xml:space="preserve"># 3. 단골 </w:t>
+      </w:r>
+      <w:r>
+        <w:rPr>
+          <w:rFonts w:hint="eastAsia"/>
+        </w:rPr>
+        <w:t>고객 관리</w:t>
+      </w:r>
+    </w:p>
+    <w:p>
+      <w:r>
+        <w:rPr>
+          <w:rFonts w:hint="eastAsia"/>
+        </w:rPr>
+        <w:t>#</w:t>
+      </w:r>
+      <w:r>
+        <w:t xml:space="preserve"># </w:t>
+      </w:r>
+      <w:r>
+        <w:rPr>
+          <w:rFonts w:hint="eastAsia"/>
+        </w:rPr>
+        <w:t>가.</w:t>
+      </w:r>
+      <w:r>
+        <w:t xml:space="preserve"> </w:t>
+      </w:r>
+      <w:r>
+        <w:rPr>
+          <w:rFonts w:hint="eastAsia"/>
+        </w:rPr>
+        <w:t>목적</w:t>
+      </w:r>
+    </w:p>
+    <w:p>
+      <w:r>
+        <w:rPr>
+          <w:rFonts w:hint="eastAsia"/>
+        </w:rPr>
+        <w:t>모집한 단골 고객 대상으로 내방유도,</w:t>
+      </w:r>
+      <w:r>
+        <w:t xml:space="preserve"> </w:t>
+      </w:r>
+      <w:r>
+        <w:rPr>
+          <w:rFonts w:hint="eastAsia"/>
+        </w:rPr>
+        <w:t>권매</w:t>
+      </w:r>
+      <w:r>
+        <w:rPr>
+          <w:rFonts w:hint="eastAsia"/>
+        </w:rPr>
+        <w:t xml:space="preserve"> 등 마케팅 활용하기 위함</w:t>
+      </w:r>
+    </w:p>
+    <w:p>
+      <w:r>
+        <w:t xml:space="preserve">## </w:t>
+      </w:r>
+      <w:r>
+        <w:rPr>
+          <w:rFonts w:hint="eastAsia"/>
+        </w:rPr>
+        <w:t>나.</w:t>
+      </w:r>
+      <w:r>
+        <w:t xml:space="preserve"> Tool</w:t>
+      </w:r>
+      <w:r>
+        <w:rPr>
+          <w:rFonts w:hint="eastAsia"/>
+        </w:rPr>
+        <w:t xml:space="preserve">별 </w:t>
+      </w:r>
+      <w:r>
+        <w:rPr>
+          <w:rFonts w:hint="eastAsia"/>
+        </w:rPr>
+        <w:t xml:space="preserve">수행 가능한 </w:t>
+      </w:r>
+      <w:r>
+        <w:rPr>
+          <w:rFonts w:hint="eastAsia"/>
+        </w:rPr>
+        <w:t>업무</w:t>
+      </w:r>
+    </w:p>
+    <w:p>
+      <w:r>
+        <w:t>### 1) 스윙 단골고객관리 화면</w:t>
+      </w:r>
+    </w:p>
+    <w:p>
+      <w:r>
+        <w:rPr>
+          <w:rFonts w:hint="eastAsia"/>
+        </w:rPr>
+        <w:t>기본정보</w:t>
+      </w:r>
+      <w:r>
+        <w:t xml:space="preserve">, 단골 </w:t>
+      </w:r>
+      <w:r>
+        <w:rPr>
+          <w:rFonts w:hint="eastAsia"/>
+        </w:rPr>
+        <w:t xml:space="preserve">등급(단골 </w:t>
+      </w:r>
+      <w:r>
+        <w:t>Grade</w:t>
+      </w:r>
+      <w:r>
+        <w:rPr>
+          <w:rFonts w:hint="eastAsia"/>
+        </w:rPr>
+        <w:t xml:space="preserve"> 등급)</w:t>
+      </w:r>
+      <w:r>
+        <w:t>, 구매이력, 상담정보, MMS 수신이력 등 확인 가능</w:t>
+      </w:r>
+    </w:p>
+    <w:p>
+      <w:r>
+        <w:t>### 2) 스마트 진단서</w:t>
+      </w:r>
+    </w:p>
+    <w:p>
+      <w:r>
+        <w:rPr>
+          <w:rFonts w:hint="eastAsia"/>
+        </w:rPr>
+        <w:t>상단의</w:t>
+      </w:r>
+      <w:r>
+        <w:t xml:space="preserve"> 단골 접촉 이력 메뉴 클릭</w:t>
+      </w:r>
+      <w:r>
+        <w:rPr>
+          <w:rFonts w:hint="eastAsia"/>
+        </w:rPr>
+        <w:t xml:space="preserve">하면 </w:t>
+      </w:r>
+      <w:r>
+        <w:rPr>
+          <w:rFonts w:hint="eastAsia"/>
+        </w:rPr>
+        <w:t>등록일자</w:t>
+      </w:r>
+      <w:r>
+        <w:t>, 구매 이력, MMS 수신이력 확인 가능</w:t>
+      </w:r>
+    </w:p>
+    <w:p>
+      <w:r>
+        <w:t xml:space="preserve">### 3) </w:t>
+      </w:r>
+      <w:r>
+        <w:rPr>
+          <w:rFonts w:hint="eastAsia"/>
+        </w:rPr>
+        <w:t xml:space="preserve">스윙 </w:t>
+      </w:r>
+      <w:r>
+        <w:t>단골고객리스트</w:t>
+      </w:r>
+    </w:p>
+    <w:p>
+      <w:r>
+        <w:t>#### A. 담당직원 관리</w:t>
+      </w:r>
+    </w:p>
+    <w:p>
+      <w:r>
+        <w:rPr>
+          <w:rFonts w:hint="eastAsia"/>
+        </w:rPr>
+        <w:t>단골고객을 전담하는 담당 직원을 정하는 것이며,</w:t>
+      </w:r>
+      <w:r>
+        <w:t xml:space="preserve"> </w:t>
+      </w:r>
+      <w:r>
+        <w:rPr>
+          <w:rFonts w:hint="eastAsia"/>
+        </w:rPr>
+        <w:t>신규기변</w:t>
+      </w:r>
+      <w:r>
+        <w:t xml:space="preserve"> 판매자</w:t>
+      </w:r>
+      <w:r>
+        <w:rPr>
+          <w:rFonts w:hint="eastAsia"/>
+        </w:rPr>
+        <w:t>로 자동</w:t>
+      </w:r>
+      <w:r>
+        <w:t xml:space="preserve"> 셋팅되고 소속 변경시 담당직원 없음으로 변경</w:t>
+      </w:r>
+      <w:r>
+        <w:rPr>
+          <w:rFonts w:hint="eastAsia"/>
+        </w:rPr>
+        <w:t>됨.</w:t>
+      </w:r>
+      <w:r>
+        <w:t xml:space="preserve"> </w:t>
+      </w:r>
+      <w:r>
+        <w:rPr>
+          <w:rFonts w:hint="eastAsia"/>
+        </w:rPr>
+        <w:t>스윙에서</w:t>
+      </w:r>
+      <w:r>
+        <w:t xml:space="preserve"> 체크박스 선택</w:t>
+      </w:r>
+      <w:r>
+        <w:rPr>
+          <w:rFonts w:hint="eastAsia"/>
+        </w:rPr>
+        <w:t xml:space="preserve">하여 </w:t>
+      </w:r>
+      <w:r>
+        <w:rPr>
+          <w:rFonts w:hint="eastAsia"/>
+        </w:rPr>
+        <w:t xml:space="preserve">수동 </w:t>
+      </w:r>
+      <w:r>
+        <w:t>변경</w:t>
+      </w:r>
+      <w:r>
+        <w:t xml:space="preserve"> </w:t>
+      </w:r>
+      <w:r>
+        <w:rPr>
+          <w:rFonts w:hint="eastAsia"/>
+        </w:rPr>
+        <w:t>가능.</w:t>
+      </w:r>
+    </w:p>
+    <w:p>
+      <w:r>
+        <w:t>#### B. 그룹 관리</w:t>
+      </w:r>
+    </w:p>
+    <w:p>
+      <w:r>
+        <w:rPr>
+          <w:rFonts w:hint="eastAsia"/>
+        </w:rPr>
+        <w:t xml:space="preserve">단골고객을 </w:t>
+      </w:r>
+      <w:r>
+        <w:rPr>
+          <w:rFonts w:hint="eastAsia"/>
+        </w:rPr>
+        <w:t>매장별</w:t>
+      </w:r>
+      <w:r>
+        <w:rPr>
+          <w:rFonts w:hint="eastAsia"/>
+        </w:rPr>
+        <w:t>로</w:t>
+      </w:r>
+      <w:r>
+        <w:t xml:space="preserve"> </w:t>
+      </w:r>
+      <w:r>
+        <w:rPr>
+          <w:rFonts w:hint="eastAsia"/>
+        </w:rPr>
+        <w:t xml:space="preserve">최대 </w:t>
+      </w:r>
+      <w:r>
+        <w:t>6개 그룹</w:t>
+      </w:r>
+      <w:r>
+        <w:rPr>
+          <w:rFonts w:hint="eastAsia"/>
+        </w:rPr>
+        <w:t>으로 분리하여</w:t>
+      </w:r>
+      <w:r>
+        <w:rPr>
+          <w:rFonts w:hint="eastAsia"/>
+        </w:rPr>
+        <w:t xml:space="preserve"> 관리할 수 있으며 </w:t>
+      </w:r>
+      <w:r>
+        <w:t>3가지 (VVIP, VIP, Black)</w:t>
+      </w:r>
+      <w:r>
+        <w:rPr>
+          <w:rFonts w:hint="eastAsia"/>
+        </w:rPr>
+        <w:t>는 기본</w:t>
+      </w:r>
+      <w:r>
+        <w:t xml:space="preserve"> 셋팅</w:t>
+      </w:r>
+      <w:r>
+        <w:rPr>
+          <w:rFonts w:hint="eastAsia"/>
+        </w:rPr>
+        <w:t xml:space="preserve">되고 </w:t>
+      </w:r>
+      <w:r>
+        <w:rPr>
+          <w:rFonts w:hint="eastAsia"/>
+        </w:rPr>
+        <w:t xml:space="preserve">나머지 </w:t>
+      </w:r>
+      <w:r>
+        <w:t>3</w:t>
+      </w:r>
+      <w:r>
+        <w:rPr>
+          <w:rFonts w:hint="eastAsia"/>
+        </w:rPr>
+        <w:t xml:space="preserve">가지는 </w:t>
+      </w:r>
+      <w:r>
+        <w:t>자율 등록 그룹</w:t>
+      </w:r>
+      <w:r>
+        <w:rPr>
+          <w:rFonts w:hint="eastAsia"/>
+        </w:rPr>
+        <w:t>으로</w:t>
+      </w:r>
+      <w:r>
+        <w:t xml:space="preserve"> </w:t>
+      </w:r>
+      <w:r>
+        <w:rPr>
+          <w:rFonts w:hint="eastAsia"/>
+        </w:rPr>
+        <w:t xml:space="preserve">매장에서 </w:t>
+      </w:r>
+      <w:r>
+        <w:t>이름을 정하</w:t>
+      </w:r>
+      <w:r>
+        <w:rPr>
+          <w:rFonts w:hint="eastAsia"/>
+        </w:rPr>
+        <w:t>여</w:t>
+      </w:r>
+      <w:r>
+        <w:rPr>
+          <w:rFonts w:hint="eastAsia"/>
+        </w:rPr>
+        <w:t xml:space="preserve"> 관리할 수 있음</w:t>
+      </w:r>
+      <w:r>
+        <w:rPr>
+          <w:rFonts w:hint="eastAsia"/>
+        </w:rPr>
+        <w:t>.</w:t>
+      </w:r>
+      <w:r>
+        <w:t xml:space="preserve"> </w:t>
+      </w:r>
+      <w:r>
+        <w:t>MMS발송, 조회시 활용</w:t>
+      </w:r>
+    </w:p>
+    <w:p/>
+    <w:p>
+      <w:r>
+        <w:rPr>
+          <w:rFonts w:hint="eastAsia"/>
+        </w:rPr>
+        <w:t>#</w:t>
+      </w:r>
+      <w:r>
+        <w:t xml:space="preserve"> 4. </w:t>
+      </w:r>
+      <w:r>
+        <w:rPr>
+          <w:rFonts w:hint="eastAsia"/>
+        </w:rPr>
+        <w:t>단골고객 해지,</w:t>
+      </w:r>
+      <w:r>
+        <w:t xml:space="preserve"> </w:t>
+      </w:r>
+      <w:r>
+        <w:rPr>
+          <w:rFonts w:hint="eastAsia"/>
+        </w:rPr>
+        <w:t>삭제</w:t>
+      </w:r>
+    </w:p>
+    <w:p>
+      <w:r>
+        <w:t xml:space="preserve">## </w:t>
+      </w:r>
+      <w:r>
+        <w:rPr>
+          <w:rFonts w:hint="eastAsia"/>
+        </w:rPr>
+        <w:t>가.</w:t>
+      </w:r>
+      <w:r>
+        <w:t xml:space="preserve"> </w:t>
+      </w:r>
+      <w:r>
+        <w:t>(</w:t>
+      </w:r>
+      <w:r>
+        <w:rPr>
+          <w:rFonts w:hint="eastAsia"/>
+        </w:rPr>
+        <w:t>현재 사라진 프로세스)</w:t>
+      </w:r>
+      <w:r>
+        <w:t xml:space="preserve"> </w:t>
+      </w:r>
+      <w:r>
+        <w:rPr>
+          <w:rFonts w:hint="eastAsia"/>
+        </w:rPr>
+        <w:t>자동 삭제</w:t>
+      </w:r>
+    </w:p>
+    <w:p>
+      <w:r>
+        <w:rPr>
+          <w:rFonts w:hint="eastAsia"/>
+        </w:rPr>
+        <w:t>개인정보보호법의</w:t>
+      </w:r>
+      <w:r>
+        <w:t xml:space="preserve"> 개인정보 유효기간이 </w:t>
+      </w:r>
+      <w:r>
+        <w:rPr>
+          <w:rFonts w:hint="eastAsia"/>
+        </w:rPr>
+        <w:t>폐지</w:t>
+      </w:r>
+      <w:r>
+        <w:rPr>
+          <w:rFonts w:hint="eastAsia"/>
+        </w:rPr>
+        <w:t>되었으나,</w:t>
+      </w:r>
+      <w:r>
+        <w:t xml:space="preserve"> </w:t>
+      </w:r>
+      <w:r>
+        <w:rPr>
+          <w:rFonts w:hint="eastAsia"/>
+        </w:rPr>
+        <w:t xml:space="preserve">기존 모집 고객은 새로 동의서를 받아야 하므로 소급적용을 하지 않았기에 </w:t>
+      </w:r>
+      <w:r>
+        <w:t>24</w:t>
+      </w:r>
+      <w:r>
+        <w:rPr>
+          <w:rFonts w:hint="eastAsia"/>
+        </w:rPr>
+        <w:t>년7월 이전 모집 고객은 미활용시 삭제될 수 있음</w:t>
+      </w:r>
+    </w:p>
+    <w:p>
+      <w:r>
+        <w:t xml:space="preserve">## </w:t>
+      </w:r>
+      <w:r>
+        <w:rPr>
+          <w:rFonts w:hint="eastAsia"/>
+        </w:rPr>
+        <w:t>나.</w:t>
+      </w:r>
+      <w:r>
+        <w:t xml:space="preserve"> 해지 방법, 해지 유형</w:t>
+      </w:r>
+    </w:p>
+    <w:p>
+      <w:r>
+        <w:rPr>
+          <w:rFonts w:hint="eastAsia"/>
+        </w:rPr>
+        <w:t>고객의</w:t>
+      </w:r>
+      <w:r>
+        <w:t xml:space="preserve"> 직접 </w:t>
+      </w:r>
+      <w:proofErr w:type="gramStart"/>
+      <w:r>
+        <w:t>해지 :</w:t>
       </w:r>
       <w:proofErr w:type="gramEnd"/>
       <w:r>
-        <w:t xml:space="preserve"> 단골 관련 정보를 수기로 작성, 저장</w:t>
-      </w:r>
-    </w:p>
-    <w:p>
+        <w:t xml:space="preserve"> 수신 문자 하단의 080번호 통화 (080-801-0011). 등록된 모든 매장에서 해지됨</w:t>
+      </w:r>
+    </w:p>
+    <w:p>
+      <w:r>
+        <w:rPr>
+          <w:rFonts w:hint="eastAsia"/>
+        </w:rPr>
+        <w:t>매장의</w:t>
+      </w:r>
+      <w:r>
+        <w:t xml:space="preserve"> 강제 </w:t>
+      </w:r>
       <w:proofErr w:type="gramStart"/>
       <w:r>
-        <w:rPr>
-          <w:rFonts w:hint="eastAsia"/>
-        </w:rPr>
-        <w:t xml:space="preserve">주의사항 </w:t>
-      </w:r>
-      <w:r>
-        <w:t>:</w:t>
+        <w:t>해지 :</w:t>
       </w:r>
       <w:proofErr w:type="gramEnd"/>
       <w:r>
-        <w:t xml:space="preserve"> </w:t>
-      </w:r>
-      <w:r>
-        <w:rPr>
-          <w:rFonts w:hint="eastAsia"/>
-        </w:rPr>
-        <w:t>관심정보</w:t>
-      </w:r>
-      <w:r>
-        <w:t xml:space="preserve">, 메모는 순서대로 </w:t>
-      </w:r>
-      <w:r>
-        <w:rPr>
-          <w:rFonts w:hint="eastAsia"/>
-        </w:rPr>
-        <w:t xml:space="preserve">한 컬럼에 </w:t>
-      </w:r>
-      <w:r>
-        <w:t xml:space="preserve">저장이 되므로 검색시 키워드를 </w:t>
-      </w:r>
-      <w:r>
-        <w:rPr>
-          <w:rFonts w:hint="eastAsia"/>
-        </w:rPr>
-        <w:t xml:space="preserve">저장한(작성한) </w:t>
-      </w:r>
-      <w:r>
-        <w:t>순서대로 사용해야 됨</w:t>
-      </w:r>
-    </w:p>
-    <w:p/>
-    <w:p>
-      <w:r>
-        <w:t xml:space="preserve"># 3. 단골 </w:t>
-      </w:r>
-      <w:r>
-        <w:rPr>
-          <w:rFonts w:hint="eastAsia"/>
-        </w:rPr>
-        <w:t>고객 관리</w:t>
-      </w:r>
-    </w:p>
-    <w:p>
-      <w:r>
-        <w:rPr>
-          <w:rFonts w:hint="eastAsia"/>
-        </w:rPr>
-        <w:t>#</w:t>
-      </w:r>
-      <w:r>
-        <w:t xml:space="preserve"># </w:t>
-      </w:r>
-      <w:r>
-        <w:rPr>
-          <w:rFonts w:hint="eastAsia"/>
-        </w:rPr>
-        <w:t>가.</w:t>
-      </w:r>
-      <w:r>
-        <w:t xml:space="preserve"> </w:t>
-      </w:r>
-      <w:r>
-        <w:rPr>
-          <w:rFonts w:hint="eastAsia"/>
-        </w:rPr>
-        <w:t>목적</w:t>
-      </w:r>
-    </w:p>
-    <w:p>
-      <w:r>
-        <w:rPr>
-          <w:rFonts w:hint="eastAsia"/>
-        </w:rPr>
-        <w:t>모집한 단골 고객 대상으로 내방유도,</w:t>
-      </w:r>
-      <w:r>
-        <w:t xml:space="preserve"> </w:t>
-      </w:r>
-      <w:r>
-        <w:rPr>
-          <w:rFonts w:hint="eastAsia"/>
-        </w:rPr>
-        <w:t>권매</w:t>
-      </w:r>
-      <w:r>
-        <w:rPr>
-          <w:rFonts w:hint="eastAsia"/>
-        </w:rPr>
-        <w:t xml:space="preserve"> 등 마케팅 활용하기 위함</w:t>
-      </w:r>
-    </w:p>
-    <w:p>
-      <w:r>
-        <w:t xml:space="preserve">## </w:t>
-      </w:r>
-      <w:r>
-        <w:rPr>
-          <w:rFonts w:hint="eastAsia"/>
-        </w:rPr>
-        <w:t>나.</w:t>
-      </w:r>
-      <w:r>
-        <w:t xml:space="preserve"> Tool</w:t>
-      </w:r>
-      <w:r>
-        <w:rPr>
-          <w:rFonts w:hint="eastAsia"/>
-        </w:rPr>
-        <w:t xml:space="preserve">별 </w:t>
-      </w:r>
-      <w:r>
-        <w:rPr>
-          <w:rFonts w:hint="eastAsia"/>
-        </w:rPr>
-        <w:t xml:space="preserve">수행 가능한 </w:t>
-      </w:r>
-      <w:r>
-        <w:rPr>
-          <w:rFonts w:hint="eastAsia"/>
-        </w:rPr>
-        <w:t>업무</w:t>
-      </w:r>
-    </w:p>
-    <w:p>
-      <w:r>
-        <w:t>### 1) 스윙 단골고객관리 화면</w:t>
-      </w:r>
-    </w:p>
-    <w:p>
-      <w:r>
-        <w:rPr>
-          <w:rFonts w:hint="eastAsia"/>
-        </w:rPr>
-        <w:t>기본정보</w:t>
-      </w:r>
-      <w:r>
-        <w:t xml:space="preserve">, 단골 </w:t>
-      </w:r>
-      <w:r>
-        <w:rPr>
-          <w:rFonts w:hint="eastAsia"/>
-        </w:rPr>
-        <w:t xml:space="preserve">등급(단골 </w:t>
-      </w:r>
-      <w:r>
-        <w:t>Grade</w:t>
-      </w:r>
-      <w:r>
-        <w:rPr>
-          <w:rFonts w:hint="eastAsia"/>
-        </w:rPr>
-        <w:t xml:space="preserve"> 등급)</w:t>
-      </w:r>
-      <w:r>
-        <w:t>, 구매이력, 상담정보, MMS 수신이력 등 확인 가능</w:t>
-      </w:r>
-    </w:p>
-    <w:p>
-      <w:r>
-        <w:t>### 2) 스마트 진단서</w:t>
-      </w:r>
-    </w:p>
-    <w:p>
-      <w:r>
-        <w:rPr>
-          <w:rFonts w:hint="eastAsia"/>
-        </w:rPr>
-        <w:t>상단의</w:t>
-      </w:r>
-      <w:r>
-        <w:t xml:space="preserve"> 단골 접촉 이력 메뉴 클릭</w:t>
-      </w:r>
-      <w:r>
-        <w:rPr>
-          <w:rFonts w:hint="eastAsia"/>
-        </w:rPr>
-        <w:t xml:space="preserve">하면 </w:t>
-      </w:r>
-      <w:r>
-        <w:rPr>
-          <w:rFonts w:hint="eastAsia"/>
-        </w:rPr>
-        <w:t>등록일자</w:t>
-      </w:r>
-      <w:r>
-        <w:t>, 구매 이력, MMS 수신이력 확인 가능</w:t>
-      </w:r>
-    </w:p>
-    <w:p>
-      <w:r>
-        <w:t xml:space="preserve">### 3) </w:t>
-      </w:r>
-      <w:r>
-        <w:rPr>
-          <w:rFonts w:hint="eastAsia"/>
-        </w:rPr>
-        <w:t xml:space="preserve">스윙 </w:t>
-      </w:r>
-      <w:r>
-        <w:t>단골고객리스트</w:t>
-      </w:r>
-    </w:p>
-    <w:p>
-      <w:r>
-        <w:t>#### A. 담당직원 관리</w:t>
-      </w:r>
-    </w:p>
-    <w:p>
-      <w:r>
-        <w:rPr>
-          <w:rFonts w:hint="eastAsia"/>
-        </w:rPr>
-        <w:t>단골고객을 전담하는 담당 직원을 정하는 것이며,</w:t>
-      </w:r>
-      <w:r>
-        <w:t xml:space="preserve"> </w:t>
-      </w:r>
-      <w:r>
-        <w:rPr>
-          <w:rFonts w:hint="eastAsia"/>
-        </w:rPr>
-        <w:t>신규기변</w:t>
-      </w:r>
-      <w:r>
-        <w:t xml:space="preserve"> 판매자</w:t>
-      </w:r>
-      <w:r>
-        <w:rPr>
-          <w:rFonts w:hint="eastAsia"/>
-        </w:rPr>
-        <w:t>로 자동</w:t>
-      </w:r>
-      <w:r>
-        <w:t xml:space="preserve"> 셋팅되고 소속 변경시 담당직원 없음으로 변경</w:t>
-      </w:r>
-      <w:r>
-        <w:rPr>
-          <w:rFonts w:hint="eastAsia"/>
-        </w:rPr>
-        <w:t>됨.</w:t>
-      </w:r>
-      <w:r>
-        <w:t xml:space="preserve"> </w:t>
-      </w:r>
-      <w:r>
-        <w:rPr>
-          <w:rFonts w:hint="eastAsia"/>
-        </w:rPr>
-        <w:t>스윙에서</w:t>
-      </w:r>
-      <w:r>
-        <w:t xml:space="preserve"> 체크박스 선택</w:t>
-      </w:r>
-      <w:r>
-        <w:rPr>
-          <w:rFonts w:hint="eastAsia"/>
-        </w:rPr>
-        <w:t xml:space="preserve">하여 </w:t>
-      </w:r>
-      <w:r>
-        <w:rPr>
-          <w:rFonts w:hint="eastAsia"/>
-        </w:rPr>
-        <w:t xml:space="preserve">수동 </w:t>
-      </w:r>
-      <w:r>
-        <w:t>변경</w:t>
-      </w:r>
-      <w:r>
-        <w:t xml:space="preserve"> </w:t>
-      </w:r>
-      <w:r>
-        <w:rPr>
-          <w:rFonts w:hint="eastAsia"/>
-        </w:rPr>
-        <w:t>가능.</w:t>
-      </w:r>
-    </w:p>
-    <w:p>
-      <w:r>
-        <w:t>#### B. 그룹 관리</w:t>
-      </w:r>
-    </w:p>
-    <w:p>
-      <w:r>
-        <w:rPr>
-          <w:rFonts w:hint="eastAsia"/>
-        </w:rPr>
-        <w:t xml:space="preserve">단골고객을 </w:t>
-      </w:r>
-      <w:r>
-        <w:rPr>
-          <w:rFonts w:hint="eastAsia"/>
-        </w:rPr>
-        <w:t>매장별</w:t>
-      </w:r>
-      <w:r>
-        <w:rPr>
-          <w:rFonts w:hint="eastAsia"/>
-        </w:rPr>
-        <w:t>로</w:t>
-      </w:r>
-      <w:r>
-        <w:t xml:space="preserve"> </w:t>
-      </w:r>
-      <w:r>
-        <w:rPr>
-          <w:rFonts w:hint="eastAsia"/>
-        </w:rPr>
-        <w:t xml:space="preserve">최대 </w:t>
-      </w:r>
-      <w:r>
-        <w:t>6개 그룹</w:t>
-      </w:r>
-      <w:r>
-        <w:rPr>
-          <w:rFonts w:hint="eastAsia"/>
-        </w:rPr>
-        <w:t>으로 분리하여</w:t>
-      </w:r>
-      <w:r>
-        <w:rPr>
-          <w:rFonts w:hint="eastAsia"/>
-        </w:rPr>
-        <w:t xml:space="preserve"> 관리할 수 있으며 </w:t>
-      </w:r>
-      <w:r>
-        <w:t>3가지 (VVIP, VIP, Black)</w:t>
-      </w:r>
-      <w:r>
-        <w:rPr>
-          <w:rFonts w:hint="eastAsia"/>
-        </w:rPr>
-        <w:t>는 기본</w:t>
-      </w:r>
-      <w:r>
-        <w:t xml:space="preserve"> 셋팅</w:t>
-      </w:r>
-      <w:r>
-        <w:rPr>
-          <w:rFonts w:hint="eastAsia"/>
-        </w:rPr>
-        <w:t xml:space="preserve">되고 </w:t>
-      </w:r>
-      <w:r>
-        <w:rPr>
-          <w:rFonts w:hint="eastAsia"/>
-        </w:rPr>
-        <w:t xml:space="preserve">나머지 </w:t>
-      </w:r>
-      <w:r>
-        <w:t>3</w:t>
-      </w:r>
-      <w:r>
-        <w:rPr>
-          <w:rFonts w:hint="eastAsia"/>
-        </w:rPr>
-        <w:t xml:space="preserve">가지는 </w:t>
-      </w:r>
-      <w:r>
-        <w:t>자율 등록 그룹</w:t>
-      </w:r>
-      <w:r>
-        <w:rPr>
-          <w:rFonts w:hint="eastAsia"/>
-        </w:rPr>
-        <w:t>으로</w:t>
-      </w:r>
-      <w:r>
-        <w:t xml:space="preserve"> </w:t>
-      </w:r>
-      <w:r>
-        <w:rPr>
-          <w:rFonts w:hint="eastAsia"/>
-        </w:rPr>
-        <w:t xml:space="preserve">매장에서 </w:t>
-      </w:r>
-      <w:r>
-        <w:t>이름을 정하</w:t>
-      </w:r>
-      <w:r>
-        <w:rPr>
-          <w:rFonts w:hint="eastAsia"/>
-        </w:rPr>
-        <w:t>여</w:t>
-      </w:r>
-      <w:r>
-        <w:rPr>
-          <w:rFonts w:hint="eastAsia"/>
-        </w:rPr>
-        <w:t xml:space="preserve"> 관리할 수 있음</w:t>
+        <w:t xml:space="preserve"> 스윙 단골고객관리 화면</w:t>
       </w:r>
       <w:r>
         <w:rPr>
@@ -1063,178 +1202,17 @@
         <w:t xml:space="preserve"> </w:t>
       </w:r>
       <w:r>
-        <w:t>MMS발송, 조회시 활용</w:t>
-      </w:r>
-    </w:p>
-    <w:p/>
-    <w:p>
-      <w:r>
-        <w:rPr>
-          <w:rFonts w:hint="eastAsia"/>
-        </w:rPr>
-        <w:t>#</w:t>
-      </w:r>
-      <w:r>
-        <w:t xml:space="preserve"> 4. </w:t>
-      </w:r>
-      <w:r>
-        <w:rPr>
-          <w:rFonts w:hint="eastAsia"/>
-        </w:rPr>
-        <w:t>단골고객 해지,</w:t>
-      </w:r>
-      <w:r>
-        <w:t xml:space="preserve"> </w:t>
-      </w:r>
-      <w:r>
-        <w:rPr>
-          <w:rFonts w:hint="eastAsia"/>
-        </w:rPr>
-        <w:t>삭제</w:t>
-      </w:r>
-    </w:p>
-    <w:p>
-      <w:r>
-        <w:t xml:space="preserve">## </w:t>
-      </w:r>
-      <w:r>
-        <w:rPr>
-          <w:rFonts w:hint="eastAsia"/>
-        </w:rPr>
-        <w:t>가.</w:t>
-      </w:r>
-      <w:r>
-        <w:t xml:space="preserve"> </w:t>
-      </w:r>
-      <w:r>
-        <w:t>(</w:t>
-      </w:r>
-      <w:r>
-        <w:rPr>
-          <w:rFonts w:hint="eastAsia"/>
-        </w:rPr>
-        <w:t>현재 사라진 프로세스)</w:t>
-      </w:r>
-      <w:r>
-        <w:t xml:space="preserve"> </w:t>
-      </w:r>
-      <w:r>
-        <w:rPr>
-          <w:rFonts w:hint="eastAsia"/>
-        </w:rPr>
-        <w:t>자동 삭제</w:t>
-      </w:r>
-    </w:p>
-    <w:p>
-      <w:r>
-        <w:rPr>
-          <w:rFonts w:hint="eastAsia"/>
-        </w:rPr>
-        <w:t>개인정보보호법의</w:t>
-      </w:r>
-      <w:r>
-        <w:t xml:space="preserve"> 개인정보 유효기간이 </w:t>
-      </w:r>
-      <w:r>
-        <w:rPr>
-          <w:rFonts w:hint="eastAsia"/>
-        </w:rPr>
-        <w:t>폐지</w:t>
-      </w:r>
-      <w:r>
-        <w:rPr>
-          <w:rFonts w:hint="eastAsia"/>
-        </w:rPr>
-        <w:t>되었으나,</w:t>
-      </w:r>
-      <w:r>
-        <w:t xml:space="preserve"> </w:t>
-      </w:r>
-      <w:r>
-        <w:rPr>
-          <w:rFonts w:hint="eastAsia"/>
-        </w:rPr>
-        <w:t xml:space="preserve">기존 모집 고객은 새로 동의서를 받아야 하므로 소급적용을 하지 않았기에 </w:t>
-      </w:r>
-      <w:r>
-        <w:t>24</w:t>
-      </w:r>
-      <w:r>
-        <w:rPr>
-          <w:rFonts w:hint="eastAsia"/>
-        </w:rPr>
-        <w:t>년7월 이전 모집 고객은 미활용시 삭제될 수 있음</w:t>
-      </w:r>
-    </w:p>
-    <w:p>
-      <w:r>
-        <w:t xml:space="preserve">## </w:t>
-      </w:r>
-      <w:r>
-        <w:rPr>
-          <w:rFonts w:hint="eastAsia"/>
-        </w:rPr>
-        <w:t>나.</w:t>
-      </w:r>
-      <w:r>
-        <w:t xml:space="preserve"> 해지 방법, 해지 유형</w:t>
-      </w:r>
-    </w:p>
-    <w:p>
-      <w:r>
-        <w:rPr>
-          <w:rFonts w:hint="eastAsia"/>
-        </w:rPr>
-        <w:t>고객의</w:t>
-      </w:r>
-      <w:r>
-        <w:t xml:space="preserve"> 직접 </w:t>
-      </w:r>
-      <w:proofErr w:type="gramStart"/>
-      <w:r>
-        <w:t>해지 :</w:t>
-      </w:r>
-      <w:proofErr w:type="gramEnd"/>
-      <w:r>
-        <w:t xml:space="preserve"> 수신 문자 하단의 080번호 통화 (080-801-0011). 등록된 모든 매장에서 해지</w:t>
-      </w:r>
-      <w:r>
+        <w:rPr>
+          <w:rFonts w:hint="eastAsia"/>
+        </w:rPr>
+        <w:t>원복 불가능하므로 주의해야 되며 실수로 삭제한 경</w:t>
+      </w:r>
+      <w:r>
+        <w:rPr>
+          <w:rFonts w:hint="eastAsia"/>
+        </w:rPr>
         <w:lastRenderedPageBreak/>
-        <w:t>됨</w:t>
-      </w:r>
-    </w:p>
-    <w:p>
-      <w:r>
-        <w:rPr>
-          <w:rFonts w:hint="eastAsia"/>
-        </w:rPr>
-        <w:t>매장의</w:t>
-      </w:r>
-      <w:r>
-        <w:t xml:space="preserve"> 강제 </w:t>
-      </w:r>
-      <w:proofErr w:type="gramStart"/>
-      <w:r>
-        <w:t>해지 :</w:t>
-      </w:r>
-      <w:proofErr w:type="gramEnd"/>
-      <w:r>
-        <w:t xml:space="preserve"> 스윙 단골고객관리 화면</w:t>
-      </w:r>
-      <w:r>
-        <w:rPr>
-          <w:rFonts w:hint="eastAsia"/>
-        </w:rPr>
-        <w:t>.</w:t>
-      </w:r>
-      <w:r>
-        <w:t xml:space="preserve"> </w:t>
-      </w:r>
-      <w:r>
-        <w:rPr>
-          <w:rFonts w:hint="eastAsia"/>
-        </w:rPr>
-        <w:t>원복 불가능하므로 주의해야 되며 실수로 삭제한 경우 재모집을 해야 됨.</w:t>
+        <w:t>우 재모집을 해야 됨.</w:t>
       </w:r>
     </w:p>
     <w:p>
@@ -1327,11 +1305,6 @@
       </w:r>
     </w:p>
     <w:p>
-      <w:pPr>
-        <w:rPr>
-          <w:rFonts w:hint="eastAsia"/>
-        </w:rPr>
-      </w:pPr>
       <w:r>
         <w:rPr>
           <w:rFonts w:hint="eastAsia"/>
@@ -1491,11 +1464,6 @@
       </w:r>
     </w:p>
     <w:p>
-      <w:pPr>
-        <w:rPr>
-          <w:rFonts w:hint="eastAsia"/>
-        </w:rPr>
-      </w:pPr>
       <w:r>
         <w:rPr>
           <w:rFonts w:hint="eastAsia"/>
@@ -1584,7 +1552,6 @@
     </w:p>
     <w:p>
       <w:r>
-        <w:lastRenderedPageBreak/>
         <w:t>###</w:t>
       </w:r>
       <w:r>
@@ -1610,6 +1577,7 @@
           </w:tcPr>
           <w:p>
             <w:r>
+              <w:lastRenderedPageBreak/>
               <w:t>#01 단골 고객님, 안녕하세요.</w:t>
             </w:r>
           </w:p>
@@ -2053,62 +2021,463 @@
       </w:r>
     </w:p>
     <w:p>
-      <w:pPr>
-        <w:rPr>
-          <w:rFonts w:hint="eastAsia"/>
-        </w:rPr>
-      </w:pPr>
+      <w:r>
+        <w:t>스윙 단골고객MMS발송</w:t>
+      </w:r>
+      <w:r>
+        <w:rPr>
+          <w:rFonts w:hint="eastAsia"/>
+        </w:rPr>
+        <w:t xml:space="preserve">의 </w:t>
+      </w:r>
+      <w:r>
+        <w:rPr>
+          <w:rFonts w:hint="eastAsia"/>
+        </w:rPr>
+        <w:t>우측</w:t>
+      </w:r>
+      <w:r>
+        <w:t xml:space="preserve"> 스마트폰 이미지 UI에서 대상, 문구, 이미지를 만들거나 선택하</w:t>
+      </w:r>
+      <w:r>
+        <w:rPr>
+          <w:rFonts w:hint="eastAsia"/>
+        </w:rPr>
+        <w:t>여</w:t>
+      </w:r>
+      <w:r>
+        <w:t xml:space="preserve"> </w:t>
+      </w:r>
+      <w:r>
+        <w:rPr>
+          <w:rFonts w:hint="eastAsia"/>
+        </w:rPr>
+        <w:t xml:space="preserve">하나의 </w:t>
+      </w:r>
+      <w:r>
+        <w:t>Set</w:t>
+      </w:r>
+      <w:r>
+        <w:rPr>
+          <w:rFonts w:hint="eastAsia"/>
+        </w:rPr>
+        <w:t xml:space="preserve">인 </w:t>
+      </w:r>
+      <w:r>
+        <w:t>패키지를 구성</w:t>
+      </w:r>
+      <w:r>
+        <w:rPr>
+          <w:rFonts w:hint="eastAsia"/>
+        </w:rPr>
+        <w:t>한 뒤 해당 패키지를 발송함</w:t>
+      </w:r>
+    </w:p>
+    <w:p>
       <w:r>
         <w:lastRenderedPageBreak/>
-        <w:t>스윙 단골고객MMS발송</w:t>
-      </w:r>
-      <w:r>
-        <w:rPr>
-          <w:rFonts w:hint="eastAsia"/>
-        </w:rPr>
-        <w:t xml:space="preserve">의 </w:t>
-      </w:r>
-      <w:r>
-        <w:rPr>
-          <w:rFonts w:hint="eastAsia"/>
-        </w:rPr>
+        <w:t>###</w:t>
+      </w:r>
+      <w:r>
+        <w:t xml:space="preserve"> 5)</w:t>
+      </w:r>
+      <w:r>
+        <w:t xml:space="preserve"> 발송 유형</w:t>
+      </w:r>
+    </w:p>
+    <w:p>
+      <w:r>
+        <w:t>####</w:t>
+      </w:r>
+      <w:r>
+        <w:t xml:space="preserve"> A.</w:t>
+      </w:r>
+      <w:r>
+        <w:t xml:space="preserve"> 종류</w:t>
+      </w:r>
+    </w:p>
+    <w:p>
+      <w:proofErr w:type="gramStart"/>
+      <w:r>
+        <w:rPr>
+          <w:rFonts w:hint="eastAsia"/>
+        </w:rPr>
+        <w:t>추천고객발송</w:t>
+      </w:r>
+      <w:r>
+        <w:t xml:space="preserve"> :</w:t>
+      </w:r>
+      <w:proofErr w:type="gramEnd"/>
+      <w:r>
+        <w:t xml:space="preserve"> 80여개의 다양한 조건을 바탕으로 정교한 타겟 마케팅을 하는 MMS 발송 탭 (전일자 고객 상태 기준)</w:t>
+      </w:r>
+    </w:p>
+    <w:p>
+      <w:proofErr w:type="gramStart"/>
+      <w:r>
+        <w:rPr>
+          <w:rFonts w:hint="eastAsia"/>
+        </w:rPr>
+        <w:t xml:space="preserve">타사고객발송 </w:t>
+      </w:r>
+      <w:r>
+        <w:t>:</w:t>
+      </w:r>
+      <w:proofErr w:type="gramEnd"/>
+      <w:r>
+        <w:t xml:space="preserve"> </w:t>
+      </w:r>
+      <w:r>
+        <w:rPr>
+          <w:rFonts w:hint="eastAsia"/>
+        </w:rPr>
+        <w:t>타사단골고객만 발송할 수 있는 메뉴</w:t>
+      </w:r>
+    </w:p>
+    <w:p>
+      <w:proofErr w:type="gramStart"/>
+      <w:r>
+        <w:rPr>
+          <w:rFonts w:hint="eastAsia"/>
+        </w:rPr>
+        <w:t>지인찬스</w:t>
+      </w:r>
+      <w:r>
+        <w:t xml:space="preserve"> :</w:t>
+      </w:r>
+      <w:proofErr w:type="gramEnd"/>
+      <w:r>
+        <w:t xml:space="preserve"> 단골고객의 추천으로 지인고객이 개통할 경우 단골감사쿠폰으로 </w:t>
+      </w:r>
+      <w:r>
+        <w:rPr>
+          <w:rFonts w:hint="eastAsia"/>
+        </w:rPr>
+        <w:t xml:space="preserve">통신비 </w:t>
+      </w:r>
+      <w:r>
+        <w:t>할인을 하는 타겟 마케팅 MMS 발송 탭</w:t>
+      </w:r>
+    </w:p>
+    <w:p>
+      <w:proofErr w:type="gramStart"/>
+      <w:r>
+        <w:rPr>
+          <w:rFonts w:hint="eastAsia"/>
+        </w:rPr>
+        <w:t xml:space="preserve">맞춤안내관리 </w:t>
+      </w:r>
+      <w:r>
+        <w:t>:</w:t>
+      </w:r>
+      <w:proofErr w:type="gramEnd"/>
+      <w:r>
+        <w:t xml:space="preserve"> 단골고객 스케줄러</w:t>
+      </w:r>
+      <w:r>
+        <w:rPr>
+          <w:rFonts w:hint="eastAsia"/>
+        </w:rPr>
+        <w:t>.</w:t>
+      </w:r>
+    </w:p>
+    <w:p>
+      <w:r>
+        <w:t>###</w:t>
+      </w:r>
+      <w:r>
+        <w:t xml:space="preserve"> 6)</w:t>
+      </w:r>
+      <w:r>
+        <w:t xml:space="preserve"> 발송 화면 상세 활용 방법, 팁</w:t>
+      </w:r>
+    </w:p>
+    <w:p>
+      <w:r>
+        <w:t>####</w:t>
+      </w:r>
+      <w:r>
+        <w:t xml:space="preserve"> A.</w:t>
+      </w:r>
+      <w:r>
+        <w:t xml:space="preserve"> 시나리오</w:t>
+      </w:r>
+    </w:p>
+    <w:p>
+      <w:r>
+        <w:t>시나리오 제작시 추출 조건은 고객, 단말기, 요금제, 유무선결합, 상품, 단골매장 등 항목에 총 80여개 조건으로 구성됨</w:t>
+      </w:r>
+    </w:p>
+    <w:p>
+      <w:r>
+        <w:t>IN은 해당 조건을 모두 만족한다는 의미이고 NOT IN은 만족하지 않는다는 의미임</w:t>
+      </w:r>
+    </w:p>
+    <w:p>
+      <w:r>
+        <w:t>####</w:t>
+      </w:r>
+      <w:r>
+        <w:t xml:space="preserve"> B.</w:t>
+      </w:r>
+      <w:r>
+        <w:t xml:space="preserve"> 문구 등록</w:t>
+      </w:r>
+    </w:p>
+    <w:p>
+      <w:r>
+        <w:rPr>
+          <w:rFonts w:hint="eastAsia"/>
+        </w:rPr>
+        <w:t>문구</w:t>
+      </w:r>
+      <w:r>
+        <w:t xml:space="preserve"> 등록시 특수문자는 우측의 아이콘을 사용</w:t>
+      </w:r>
+    </w:p>
+    <w:p>
+      <w:r>
+        <w:rPr>
+          <w:rFonts w:hint="eastAsia"/>
+        </w:rPr>
+        <w:t>매장</w:t>
+      </w:r>
+      <w:r>
+        <w:t xml:space="preserve"> 홈페이지 URL 포함시 Tworld프렌즈 홈페이지가 노출됨</w:t>
+      </w:r>
+    </w:p>
+    <w:p>
+      <w:r>
+        <w:t>####</w:t>
+      </w:r>
+      <w:r>
+        <w:t xml:space="preserve"> C.</w:t>
+      </w:r>
+      <w:r>
+        <w:t xml:space="preserve"> 이미지</w:t>
+      </w:r>
+    </w:p>
+    <w:p>
+      <w:r>
+        <w:t>1000 * 1000 픽셀</w:t>
+      </w:r>
+      <w:r>
+        <w:rPr>
+          <w:rFonts w:hint="eastAsia"/>
+        </w:rPr>
+        <w:t xml:space="preserve"> 이하</w:t>
+      </w:r>
+      <w:r>
+        <w:t>이면서 250KB 이하의 JPG파일만 등록할 수 있음</w:t>
+      </w:r>
+      <w:r>
+        <w:rPr>
+          <w:rFonts w:hint="eastAsia"/>
+        </w:rPr>
+        <w:t xml:space="preserve"> </w:t>
+      </w:r>
+      <w:r>
+        <w:t>(.</w:t>
+      </w:r>
+      <w:r>
+        <w:rPr>
+          <w:rFonts w:hint="eastAsia"/>
+        </w:rPr>
+        <w:t>j</w:t>
+      </w:r>
+      <w:r>
+        <w:t xml:space="preserve">peg </w:t>
+      </w:r>
+      <w:r>
+        <w:rPr>
+          <w:rFonts w:hint="eastAsia"/>
+        </w:rPr>
+        <w:t>인식 못 함)</w:t>
+      </w:r>
+    </w:p>
+    <w:p>
+      <w:r>
+        <w:t>####</w:t>
+      </w:r>
+      <w:r>
+        <w:t xml:space="preserve"> D.</w:t>
+      </w:r>
+      <w:r>
+        <w:t xml:space="preserve"> 발송</w:t>
+      </w:r>
+    </w:p>
+    <w:p>
+      <w:r>
+        <w:rPr>
+          <w:rFonts w:hint="eastAsia"/>
+        </w:rPr>
+        <w:t>패키지</w:t>
+      </w:r>
+      <w:r>
+        <w:t xml:space="preserve"> 구성후 샘플발송을 하여 반드시 확인</w:t>
+      </w:r>
+      <w:r>
+        <w:rPr>
+          <w:rFonts w:hint="eastAsia"/>
+        </w:rPr>
+        <w:t>.</w:t>
+      </w:r>
+      <w:r>
+        <w:t xml:space="preserve"> </w:t>
+      </w:r>
+    </w:p>
+    <w:p>
+      <w:r>
+        <w:rPr>
+          <w:rFonts w:hint="eastAsia"/>
+        </w:rPr>
+        <w:t>발송요청을</w:t>
+      </w:r>
+      <w:r>
+        <w:t xml:space="preserve"> 누르면 대기 리스트에 올라가고 순차적으로 9~18시에 발송</w:t>
+      </w:r>
+      <w:r>
+        <w:rPr>
+          <w:rFonts w:hint="eastAsia"/>
+        </w:rPr>
+        <w:t xml:space="preserve">되며 </w:t>
+      </w:r>
+      <w:r>
+        <w:rPr>
+          <w:rFonts w:hint="eastAsia"/>
+        </w:rPr>
+        <w:t>대기</w:t>
+      </w:r>
+      <w:r>
+        <w:t xml:space="preserve"> 리스트가 많아 18시까지 완료되지 않으면 익일 9시로 이관됨</w:t>
+      </w:r>
+    </w:p>
+    <w:p>
+      <w:r>
+        <w:t>###</w:t>
+      </w:r>
+      <w:r>
+        <w:t xml:space="preserve"> 7)</w:t>
+      </w:r>
+      <w:r>
+        <w:t xml:space="preserve"> 지인찬스</w:t>
+      </w:r>
+      <w:r>
+        <w:t xml:space="preserve"> </w:t>
+      </w:r>
+      <w:r>
+        <w:rPr>
+          <w:rFonts w:hint="eastAsia"/>
+        </w:rPr>
+        <w:t>관련 상세 내용</w:t>
+      </w:r>
+    </w:p>
+    <w:p>
+      <w:r>
+        <w:rPr>
+          <w:rFonts w:hint="eastAsia"/>
+        </w:rPr>
+        <w:t>단골감사</w:t>
+      </w:r>
+      <w:r>
+        <w:t xml:space="preserve"> 쿠폰 금액은 매장에서 1~4만원에서 선택</w:t>
+      </w:r>
+      <w:r>
+        <w:rPr>
+          <w:rFonts w:hint="eastAsia"/>
+        </w:rPr>
+        <w:t xml:space="preserve">하며 </w:t>
+      </w:r>
+      <w:r>
+        <w:rPr>
+          <w:rFonts w:hint="eastAsia"/>
+        </w:rPr>
+        <w:t>문구</w:t>
+      </w:r>
+      <w:r>
+        <w:t>, 이미지 금액과 설정</w:t>
+      </w:r>
+      <w:r>
+        <w:rPr>
+          <w:rFonts w:hint="eastAsia"/>
+        </w:rPr>
+        <w:t>한</w:t>
+      </w:r>
+      <w:r>
+        <w:t xml:space="preserve"> 금액이 일치</w:t>
+      </w:r>
+      <w:r>
+        <w:rPr>
+          <w:rFonts w:hint="eastAsia"/>
+        </w:rPr>
+        <w:t>하는지 확인</w:t>
+      </w:r>
+    </w:p>
+    <w:p>
+      <w:r>
+        <w:t>D+30 유효한 쿠폰번호 자동 부여</w:t>
+      </w:r>
+      <w:r>
+        <w:rPr>
+          <w:rFonts w:hint="eastAsia"/>
+        </w:rPr>
+        <w:t xml:space="preserve">되며 </w:t>
+      </w:r>
+      <w:r>
+        <w:rPr>
+          <w:rFonts w:hint="eastAsia"/>
+        </w:rPr>
+        <w:t>단골</w:t>
+      </w:r>
+      <w:r>
+        <w:t xml:space="preserve"> 고객이 쿠폰 문자를 지인에게 전달하고 지인이 개통하면 단골 고객에게 할인 제공</w:t>
+      </w:r>
+      <w:r>
+        <w:rPr>
+          <w:rFonts w:hint="eastAsia"/>
+        </w:rPr>
+        <w:t>하는 방식</w:t>
+      </w:r>
+    </w:p>
+    <w:p>
+      <w:r>
+        <w:rPr>
+          <w:rFonts w:hint="eastAsia"/>
+        </w:rPr>
+        <w:lastRenderedPageBreak/>
         <w:t>우측</w:t>
       </w:r>
       <w:r>
-        <w:t xml:space="preserve"> 스마트폰 이미지 UI에서 대상, 문구, 이미지를 만들거나 선택하</w:t>
-      </w:r>
-      <w:r>
-        <w:rPr>
-          <w:rFonts w:hint="eastAsia"/>
-        </w:rPr>
-        <w:t>여</w:t>
-      </w:r>
-      <w:r>
-        <w:t xml:space="preserve"> </w:t>
-      </w:r>
-      <w:r>
-        <w:rPr>
-          <w:rFonts w:hint="eastAsia"/>
-        </w:rPr>
-        <w:t xml:space="preserve">하나의 </w:t>
-      </w:r>
-      <w:r>
-        <w:t>Set</w:t>
-      </w:r>
-      <w:r>
-        <w:rPr>
-          <w:rFonts w:hint="eastAsia"/>
-        </w:rPr>
-        <w:t xml:space="preserve">인 </w:t>
-      </w:r>
-      <w:r>
-        <w:t>패키지를 구성</w:t>
-      </w:r>
-      <w:r>
-        <w:rPr>
-          <w:rFonts w:hint="eastAsia"/>
-        </w:rPr>
-        <w:t>한 뒤 해당 패키지를 발송함</w:t>
+        <w:t xml:space="preserve"> 상단의 단골고객혜택페이지 버튼을 클릭해 쿠폰 사용</w:t>
+      </w:r>
+    </w:p>
+    <w:p>
+      <w:r>
+        <w:rPr>
+          <w:rFonts w:hint="eastAsia"/>
+        </w:rPr>
+        <w:t>단골고객혜택페이지</w:t>
+      </w:r>
+      <w:r>
+        <w:t>(mgm.sktcoupon.co.kr)에 로그인하여 번호 확인, 지인 개통 확인, 금액 선택, 결제 등 진행</w:t>
+      </w:r>
+    </w:p>
+    <w:p/>
+    <w:p>
+      <w:r>
+        <w:t>##</w:t>
+      </w:r>
+      <w:r>
+        <w:t xml:space="preserve"> </w:t>
+      </w:r>
+      <w:r>
+        <w:rPr>
+          <w:rFonts w:hint="eastAsia"/>
+        </w:rPr>
+        <w:t>다.</w:t>
+      </w:r>
+      <w:r>
+        <w:t xml:space="preserve"> 단골고객 스케줄러</w:t>
       </w:r>
     </w:p>
     <w:p>
@@ -2116,54 +2485,1962 @@
         <w:t>###</w:t>
       </w:r>
       <w:r>
-        <w:t xml:space="preserve"> 5)</w:t>
-      </w:r>
-      <w:r>
-        <w:t xml:space="preserve"> 발송 유형</w:t>
-      </w:r>
-    </w:p>
-    <w:p>
+        <w:t xml:space="preserve"> 1)</w:t>
+      </w:r>
+      <w:r>
+        <w:t xml:space="preserve"> 개요</w:t>
+      </w:r>
+    </w:p>
+    <w:p>
+      <w:r>
+        <w:t xml:space="preserve">특정 </w:t>
+      </w:r>
+      <w:r>
+        <w:rPr>
+          <w:rFonts w:hint="eastAsia"/>
+        </w:rPr>
+        <w:t>이벤트(</w:t>
+      </w:r>
+      <w:proofErr w:type="gramStart"/>
+      <w:r>
+        <w:rPr>
+          <w:rFonts w:hint="eastAsia"/>
+        </w:rPr>
+        <w:t>예 :</w:t>
+      </w:r>
+      <w:proofErr w:type="gramEnd"/>
+      <w:r>
+        <w:t xml:space="preserve"> </w:t>
+      </w:r>
+      <w:r>
+        <w:rPr>
+          <w:rFonts w:hint="eastAsia"/>
+        </w:rPr>
+        <w:t>생일,</w:t>
+      </w:r>
+      <w:r>
+        <w:t xml:space="preserve"> </w:t>
+      </w:r>
+      <w:r>
+        <w:rPr>
+          <w:rFonts w:hint="eastAsia"/>
+        </w:rPr>
+        <w:t>약정 만료 등)를</w:t>
+      </w:r>
+      <w:r>
+        <w:t xml:space="preserve"> 맞이한 고객에게 혜택, 정보 안내</w:t>
+      </w:r>
+      <w:r>
+        <w:rPr>
+          <w:rFonts w:hint="eastAsia"/>
+        </w:rPr>
+        <w:t xml:space="preserve"> 및 약속 이행 등을 수행하는 기능으로 별도 메모 관리하지 않고 </w:t>
+      </w:r>
+      <w:r>
+        <w:t>시스템으로 to-do list를 챙길 수 있음</w:t>
+      </w:r>
+    </w:p>
+    <w:p>
+      <w:r>
+        <w:t>사전 설정한 메시지를 필요한 시점에 발송할 수 있</w:t>
+      </w:r>
+      <w:r>
+        <w:rPr>
+          <w:rFonts w:hint="eastAsia"/>
+        </w:rPr>
+        <w:t>으며,</w:t>
+      </w:r>
+      <w:r>
+        <w:t xml:space="preserve"> </w:t>
+      </w:r>
+      <w:r>
+        <w:rPr>
+          <w:rFonts w:hint="eastAsia"/>
+        </w:rPr>
+        <w:t>일</w:t>
+      </w:r>
+      <w:r>
+        <w:t>단위 지속적인 대상군 관리/발송</w:t>
+      </w:r>
+      <w:r>
+        <w:rPr>
+          <w:rFonts w:hint="eastAsia"/>
+        </w:rPr>
+        <w:t>을 해야 됨</w:t>
+      </w:r>
+    </w:p>
+    <w:p>
+      <w:r>
+        <w:t>###</w:t>
+      </w:r>
+      <w:r>
+        <w:t xml:space="preserve"> 2)</w:t>
+      </w:r>
+      <w:r>
+        <w:t xml:space="preserve"> 발송 프로세스</w:t>
+      </w:r>
+    </w:p>
+    <w:p>
+      <w:r>
+        <w:t>스윙 단골고객MMS발송 화면의 맞춤안내관리 탭</w:t>
+      </w:r>
+      <w:r>
+        <w:rPr>
+          <w:rFonts w:hint="eastAsia"/>
+        </w:rPr>
+        <w:t xml:space="preserve">에서 발송하며 </w:t>
+      </w:r>
+      <w:r>
+        <w:rPr>
+          <w:rFonts w:hint="eastAsia"/>
+        </w:rPr>
+        <w:t>추천</w:t>
+      </w:r>
+      <w:r>
+        <w:rPr>
+          <w:rFonts w:hint="eastAsia"/>
+        </w:rPr>
+        <w:t>고객</w:t>
+      </w:r>
+      <w:r>
+        <w:t>, 지인찬스처럼 본사/본부/팀/매장맞춤 시나리오로 구성</w:t>
+      </w:r>
+      <w:r>
+        <w:rPr>
+          <w:rFonts w:hint="eastAsia"/>
+        </w:rPr>
+        <w:t>됨.</w:t>
+      </w:r>
+      <w:r>
+        <w:t xml:space="preserve"> </w:t>
+      </w:r>
+      <w:r>
+        <w:rPr>
+          <w:rFonts w:hint="eastAsia"/>
+        </w:rPr>
+        <w:t>단,</w:t>
+      </w:r>
+      <w:r>
+        <w:t xml:space="preserve"> </w:t>
+      </w:r>
+      <w:r>
+        <w:rPr>
+          <w:rFonts w:hint="eastAsia"/>
+        </w:rPr>
+        <w:t xml:space="preserve">다른 발송 메뉴와 달리 스케줄러 메뉴에서는 </w:t>
+      </w:r>
+      <w:r>
+        <w:rPr>
+          <w:rFonts w:hint="eastAsia"/>
+        </w:rPr>
+        <w:t>대리점</w:t>
+      </w:r>
+      <w:r>
+        <w:rPr>
+          <w:rFonts w:hint="eastAsia"/>
+        </w:rPr>
+        <w:t>의</w:t>
+      </w:r>
+      <w:r>
+        <w:t xml:space="preserve"> 신규 등록</w:t>
+      </w:r>
+      <w:r>
+        <w:rPr>
+          <w:rFonts w:hint="eastAsia"/>
+        </w:rPr>
+        <w:t>은</w:t>
+      </w:r>
+      <w:r>
+        <w:t xml:space="preserve"> 불가능하며 정기적으로 활용</w:t>
+      </w:r>
+      <w:r>
+        <w:rPr>
+          <w:rFonts w:hint="eastAsia"/>
+        </w:rPr>
+        <w:t>할</w:t>
+      </w:r>
+      <w:r>
+        <w:t xml:space="preserve"> 8가지 시나리오</w:t>
+      </w:r>
+      <w:r>
+        <w:rPr>
+          <w:rFonts w:hint="eastAsia"/>
+        </w:rPr>
+        <w:t>의</w:t>
+      </w:r>
+      <w:r>
+        <w:t xml:space="preserve"> 선택</w:t>
+      </w:r>
+      <w:r>
+        <w:rPr>
+          <w:rFonts w:hint="eastAsia"/>
+        </w:rPr>
+        <w:t>만 가능</w:t>
+      </w:r>
+    </w:p>
+    <w:p>
+      <w:r>
+        <w:t>##</w:t>
+      </w:r>
+      <w:r>
+        <w:t># 3)</w:t>
+      </w:r>
+      <w:r>
+        <w:t xml:space="preserve"> 화면별 설명</w:t>
+      </w:r>
+    </w:p>
+    <w:p>
+      <w:r>
+        <w:t>###</w:t>
+      </w:r>
+      <w:r>
+        <w:t xml:space="preserve"># </w:t>
+      </w:r>
+      <w:r>
+        <w:rPr>
+          <w:rFonts w:hint="eastAsia"/>
+        </w:rPr>
+        <w:t>A</w:t>
+      </w:r>
+      <w:r>
+        <w:t>.</w:t>
+      </w:r>
+      <w:r>
+        <w:t xml:space="preserve"> 맞춤안내</w:t>
+      </w:r>
+    </w:p>
+    <w:p>
+      <w:r>
+        <w:rPr>
+          <w:rFonts w:hint="eastAsia"/>
+        </w:rPr>
+        <w:t>사전</w:t>
+      </w:r>
+      <w:r>
+        <w:t xml:space="preserve"> 세팅한 리스트(시나리오)를 확인하고 최대 6개까지 등록</w:t>
+      </w:r>
+      <w:r>
+        <w:rPr>
+          <w:rFonts w:hint="eastAsia"/>
+        </w:rPr>
+        <w:t>할 수 있음</w:t>
+      </w:r>
+    </w:p>
+    <w:p>
+      <w:r>
+        <w:rPr>
+          <w:rFonts w:hint="eastAsia"/>
+        </w:rPr>
+        <w:t>캘린더별</w:t>
+      </w:r>
+      <w:r>
+        <w:t xml:space="preserve"> 확인할 수 있고, 모두 발송하면 완료 상태로 변경됨. 일부 고객 미수신시 부분완료</w:t>
+      </w:r>
+      <w:r>
+        <w:rPr>
+          <w:rFonts w:hint="eastAsia"/>
+        </w:rPr>
+        <w:t>로</w:t>
+      </w:r>
+      <w:r>
+        <w:t xml:space="preserve"> 표기</w:t>
+      </w:r>
+    </w:p>
+    <w:p>
+      <w:r>
+        <w:rPr>
+          <w:rFonts w:hint="eastAsia"/>
+        </w:rPr>
+        <w:t>맞춤안내관리</w:t>
+      </w:r>
+      <w:r>
+        <w:t xml:space="preserve"> </w:t>
+      </w:r>
+      <w:proofErr w:type="gramStart"/>
+      <w:r>
+        <w:t>버튼 :</w:t>
+      </w:r>
+      <w:proofErr w:type="gramEnd"/>
+      <w:r>
+        <w:t xml:space="preserve"> 시나리오 등록, 수정</w:t>
+      </w:r>
+    </w:p>
+    <w:p>
+      <w:r>
+        <w:rPr>
+          <w:rFonts w:hint="eastAsia"/>
+        </w:rPr>
+        <w:t>메시지</w:t>
+      </w:r>
+      <w:r>
+        <w:t xml:space="preserve"> 발송 </w:t>
+      </w:r>
+      <w:proofErr w:type="gramStart"/>
+      <w:r>
+        <w:t>버튼 :</w:t>
+      </w:r>
+      <w:proofErr w:type="gramEnd"/>
+      <w:r>
+        <w:t xml:space="preserve"> 시나리오 선택시 활성화되며 문구, 이미지 발송 가능</w:t>
+      </w:r>
+    </w:p>
+    <w:p>
+      <w:r>
+        <w:t>##</w:t>
+      </w:r>
+      <w:r>
+        <w:t>#</w:t>
+      </w:r>
+      <w:r>
+        <w:t xml:space="preserve"># </w:t>
+      </w:r>
+      <w:r>
+        <w:t xml:space="preserve">B. </w:t>
+      </w:r>
+      <w:r>
+        <w:t>고객약속</w:t>
+      </w:r>
+    </w:p>
+    <w:p>
+      <w:r>
+        <w:rPr>
+          <w:rFonts w:hint="eastAsia"/>
+        </w:rPr>
+        <w:t>스마트플래너</w:t>
+      </w:r>
+      <w:r>
+        <w:t xml:space="preserve"> 또는 Swing으로 업무 처리하며 남긴 고객약속 리스트가 표기되며 더블클릭하여 상세 내용 확인</w:t>
+      </w:r>
+    </w:p>
+    <w:p>
+      <w:proofErr w:type="gramStart"/>
+      <w:r>
+        <w:rPr>
+          <w:rFonts w:hint="eastAsia"/>
+        </w:rPr>
+        <w:t>메모리스트</w:t>
+      </w:r>
+      <w:r>
+        <w:t xml:space="preserve"> :</w:t>
+      </w:r>
+      <w:proofErr w:type="gramEnd"/>
+      <w:r>
+        <w:t xml:space="preserve"> 일자가 정해지지 않은 고객약속 표기. 상태를 완료로 한 경우 다음 날부터 리스트 가장 하단으로 내려감</w:t>
+      </w:r>
+    </w:p>
+    <w:p>
+      <w:proofErr w:type="gramStart"/>
+      <w:r>
+        <w:rPr>
+          <w:rFonts w:hint="eastAsia"/>
+        </w:rPr>
+        <w:t>캘린더</w:t>
+      </w:r>
+      <w:r>
+        <w:t xml:space="preserve"> :</w:t>
+      </w:r>
+      <w:proofErr w:type="gramEnd"/>
+      <w:r>
+        <w:t xml:space="preserve"> 일별로 고객약속 To do List가 있는 경우 대기중 표기. 발송하면 완료. 일부 고객 미발송시 부분완료</w:t>
+      </w:r>
+      <w:r>
+        <w:t xml:space="preserve">. </w:t>
+      </w:r>
+      <w:r>
+        <w:t>당일이 아닌 경우 미완료 건은 다시 발송하지 못 함</w:t>
+      </w:r>
+    </w:p>
+    <w:p>
+      <w:r>
+        <w:rPr>
+          <w:rFonts w:hint="eastAsia"/>
+        </w:rPr>
+        <w:lastRenderedPageBreak/>
+        <w:t>신규등록</w:t>
+      </w:r>
+      <w:r>
+        <w:t xml:space="preserve"> </w:t>
+      </w:r>
+      <w:proofErr w:type="gramStart"/>
+      <w:r>
+        <w:t>버튼 :</w:t>
+      </w:r>
+      <w:proofErr w:type="gramEnd"/>
+      <w:r>
+        <w:t xml:space="preserve"> 현재 화면에서도 고객과 상담하며 발생하는 약속 또는 메모를 남길 수 있음</w:t>
+      </w:r>
+    </w:p>
+    <w:p>
+      <w:r>
+        <w:t>###</w:t>
+      </w:r>
+      <w:r>
+        <w:t># C.</w:t>
+      </w:r>
+      <w:r>
+        <w:t xml:space="preserve"> 상담예약</w:t>
+      </w:r>
+    </w:p>
+    <w:p>
+      <w:r>
+        <w:rPr>
+          <w:rFonts w:hint="eastAsia"/>
+        </w:rPr>
+        <w:t>상담예약</w:t>
+      </w:r>
+      <w:r>
+        <w:t xml:space="preserve"> </w:t>
+      </w:r>
+      <w:proofErr w:type="gramStart"/>
+      <w:r>
+        <w:t>리스트 :</w:t>
+      </w:r>
+      <w:proofErr w:type="gramEnd"/>
+      <w:r>
+        <w:t xml:space="preserve"> Tworld 프렌즈에서 접수된 상담예약을 조회할 수 있으며, 현재 화면에서 등록할 수도 있음</w:t>
+      </w:r>
+    </w:p>
+    <w:p>
+      <w:proofErr w:type="gramStart"/>
+      <w:r>
+        <w:rPr>
+          <w:rFonts w:hint="eastAsia"/>
+        </w:rPr>
+        <w:t>캘린더</w:t>
+      </w:r>
+      <w:r>
+        <w:t xml:space="preserve"> :</w:t>
+      </w:r>
+      <w:proofErr w:type="gramEnd"/>
+      <w:r>
+        <w:t xml:space="preserve"> 일별로 고객약속 To do List가 있는 경우 대기중 표기. 발송하면 완료. 일부 고객 미발송시 부분완료</w:t>
+      </w:r>
+      <w:r>
+        <w:rPr>
+          <w:rFonts w:hint="eastAsia"/>
+        </w:rPr>
+        <w:t xml:space="preserve">. </w:t>
+      </w:r>
+      <w:r>
+        <w:t>당일이 아닌 경우 미완료 건은 다시 발송하지 못 함</w:t>
+      </w:r>
+      <w:r>
+        <w:rPr>
+          <w:rFonts w:hint="eastAsia"/>
+        </w:rPr>
+        <w:t>.</w:t>
+      </w:r>
+    </w:p>
+    <w:p>
+      <w:r>
+        <w:rPr>
+          <w:rFonts w:hint="eastAsia"/>
+        </w:rPr>
+        <w:t>신규등록</w:t>
+      </w:r>
+      <w:r>
+        <w:t xml:space="preserve"> </w:t>
+      </w:r>
+      <w:proofErr w:type="gramStart"/>
+      <w:r>
+        <w:t>버튼 :</w:t>
+      </w:r>
+      <w:proofErr w:type="gramEnd"/>
+      <w:r>
+        <w:t xml:space="preserve"> 내방한 고객이 재내방 약속한 경우, 현재 화면에서 상담예약 리스트를 신규로 등록할 수 있음</w:t>
+      </w:r>
+    </w:p>
+    <w:p>
+      <w:r>
+        <w:t>###</w:t>
+      </w:r>
+      <w:r>
+        <w:t># D.</w:t>
+      </w:r>
+      <w:r>
+        <w:t xml:space="preserve"> 발송 규칙</w:t>
+      </w:r>
+    </w:p>
+    <w:p>
+      <w:r>
+        <w:rPr>
+          <w:rFonts w:hint="eastAsia"/>
+        </w:rPr>
+        <w:t>단골캠페인과</w:t>
+      </w:r>
+      <w:r>
+        <w:t xml:space="preserve"> 별개로 적용되고, 맞춤안내, 고객약속, 상담예약 별도 규칙이 적용됨</w:t>
+      </w:r>
+    </w:p>
+    <w:p>
+      <w:proofErr w:type="gramStart"/>
+      <w:r>
+        <w:rPr>
+          <w:rFonts w:hint="eastAsia"/>
+        </w:rPr>
+        <w:t>맞춤안내</w:t>
+      </w:r>
+      <w:r>
+        <w:t xml:space="preserve"> :</w:t>
+      </w:r>
+      <w:proofErr w:type="gramEnd"/>
+      <w:r>
+        <w:t xml:space="preserve"> 일 1회 MMS 캠페인을 수신할 수 있으며 TM(채번)은 제한 없이 이용 가능</w:t>
+      </w:r>
+    </w:p>
+    <w:p>
+      <w:proofErr w:type="gramStart"/>
+      <w:r>
+        <w:rPr>
+          <w:rFonts w:hint="eastAsia"/>
+        </w:rPr>
+        <w:t>고객약속</w:t>
+      </w:r>
+      <w:r>
+        <w:t xml:space="preserve"> :</w:t>
+      </w:r>
+      <w:proofErr w:type="gramEnd"/>
+      <w:r>
+        <w:t xml:space="preserve"> 일 1회 MMS 캠페인을 수신할 수 있으며 TM(채번)은 제한 없이 이용 가능</w:t>
+      </w:r>
+    </w:p>
+    <w:p>
+      <w:proofErr w:type="gramStart"/>
+      <w:r>
+        <w:rPr>
+          <w:rFonts w:hint="eastAsia"/>
+        </w:rPr>
+        <w:t>상담예약</w:t>
+      </w:r>
+      <w:r>
+        <w:t xml:space="preserve"> :</w:t>
+      </w:r>
+      <w:proofErr w:type="gramEnd"/>
+      <w:r>
+        <w:t xml:space="preserve"> 일 1회 MMS 캠페인을 수신할 수 있으며 TM(채번)은 제한 없이 이용 가능</w:t>
+      </w:r>
+    </w:p>
+    <w:p>
+      <w:r>
+        <w:rPr>
+          <w:rFonts w:hint="eastAsia"/>
+        </w:rPr>
+        <w:t>상담</w:t>
+      </w:r>
+      <w:r>
+        <w:t xml:space="preserve"> 완료 시점과 예약 당일 오전 9~10시 예약확인 MMS 자동 발송</w:t>
+      </w:r>
+    </w:p>
+    <w:p/>
+    <w:p>
+      <w:r>
+        <w:t>##</w:t>
+      </w:r>
+      <w:r>
+        <w:t xml:space="preserve"> </w:t>
+      </w:r>
+      <w:r>
+        <w:rPr>
+          <w:rFonts w:hint="eastAsia"/>
+        </w:rPr>
+        <w:t>라.</w:t>
+      </w:r>
+      <w:r>
+        <w:t xml:space="preserve"> TM (텔레마케팅)</w:t>
+      </w:r>
+    </w:p>
+    <w:p>
+      <w:r>
+        <w:t>###</w:t>
+      </w:r>
+      <w:r>
+        <w:t xml:space="preserve"> 1)</w:t>
+      </w:r>
+      <w:r>
+        <w:t xml:space="preserve"> 개요</w:t>
+      </w:r>
+    </w:p>
+    <w:p>
+      <w:r>
+        <w:rPr>
+          <w:rFonts w:hint="eastAsia"/>
+        </w:rPr>
+        <w:t>전화(</w:t>
+      </w:r>
+      <w:r>
+        <w:t>TM = Tele-marketing)</w:t>
+      </w:r>
+      <w:r>
+        <w:rPr>
+          <w:rFonts w:hint="eastAsia"/>
+        </w:rPr>
+        <w:t xml:space="preserve">로 </w:t>
+      </w:r>
+      <w:r>
+        <w:rPr>
+          <w:rFonts w:hint="eastAsia"/>
+        </w:rPr>
+        <w:t>모집한 단골과 접촉</w:t>
+      </w:r>
+      <w:r>
+        <w:rPr>
+          <w:rFonts w:hint="eastAsia"/>
+        </w:rPr>
+        <w:t>하는 것.</w:t>
+      </w:r>
+    </w:p>
+    <w:p>
+      <w:r>
+        <w:rPr>
+          <w:rFonts w:hint="eastAsia"/>
+        </w:rPr>
+        <w:t>고객정보</w:t>
+      </w:r>
+      <w:r>
+        <w:t xml:space="preserve"> </w:t>
+      </w:r>
+      <w:r>
+        <w:rPr>
+          <w:rFonts w:hint="eastAsia"/>
+        </w:rPr>
+        <w:t xml:space="preserve">보호를 위해 </w:t>
+      </w:r>
+      <w:r>
+        <w:rPr>
+          <w:rFonts w:hint="eastAsia"/>
+        </w:rPr>
+        <w:t>시스템에서 부여된</w:t>
+      </w:r>
+      <w:r>
+        <w:rPr>
+          <w:rFonts w:hint="eastAsia"/>
+        </w:rPr>
+        <w:t xml:space="preserve"> 0</w:t>
+      </w:r>
+      <w:r>
+        <w:t xml:space="preserve">50 </w:t>
+      </w:r>
+      <w:r>
+        <w:rPr>
+          <w:rFonts w:hint="eastAsia"/>
+        </w:rPr>
+        <w:t>임시번호</w:t>
+      </w:r>
+      <w:r>
+        <w:rPr>
+          <w:rFonts w:hint="eastAsia"/>
+        </w:rPr>
+        <w:t xml:space="preserve">로만 </w:t>
+      </w:r>
+      <w:r>
+        <w:t>TM</w:t>
+      </w:r>
+      <w:r>
+        <w:rPr>
+          <w:rFonts w:hint="eastAsia"/>
+        </w:rPr>
+        <w:t xml:space="preserve">을 할 수 있으며 임시 번호는 채번후 </w:t>
+      </w:r>
+      <w:r>
+        <w:t>2</w:t>
+      </w:r>
+      <w:r>
+        <w:rPr>
+          <w:rFonts w:hint="eastAsia"/>
+        </w:rPr>
+        <w:t>시간 동안 유효함.</w:t>
+      </w:r>
+      <w:r>
+        <w:t xml:space="preserve"> </w:t>
+      </w:r>
+      <w:r>
+        <w:rPr>
+          <w:rFonts w:hint="eastAsia"/>
+        </w:rPr>
+        <w:t xml:space="preserve">시간 </w:t>
+      </w:r>
+      <w:r>
+        <w:rPr>
+          <w:rFonts w:hint="eastAsia"/>
+        </w:rPr>
+        <w:t>경과시 재채번 필요</w:t>
+      </w:r>
+      <w:r>
+        <w:t>.</w:t>
+      </w:r>
+    </w:p>
+    <w:p>
+      <w:r>
+        <w:t xml:space="preserve">### </w:t>
+      </w:r>
+      <w:r>
+        <w:t xml:space="preserve">2) </w:t>
+      </w:r>
+      <w:r>
+        <w:t>방법, 절차, 순서</w:t>
+      </w:r>
+    </w:p>
+    <w:p>
+      <w:r>
+        <w:rPr>
+          <w:rFonts w:hint="eastAsia"/>
+        </w:rPr>
+        <w:t>시나리오에서</w:t>
+      </w:r>
+      <w:r>
+        <w:t xml:space="preserve"> 대상고객리스트를 선택하면 채번요청 팝업창이 뜨며 채번하기를 누르면 2시간동안 유효한 050 임시번호 발급됨</w:t>
+      </w:r>
+      <w:r>
+        <w:rPr>
+          <w:rFonts w:hint="eastAsia"/>
+        </w:rPr>
+        <w:t>.</w:t>
+      </w:r>
+      <w:r>
+        <w:t xml:space="preserve"> </w:t>
+      </w:r>
+    </w:p>
+    <w:p>
+      <w:r>
+        <w:rPr>
+          <w:rFonts w:hint="eastAsia"/>
+        </w:rPr>
+        <w:t>기본정보</w:t>
+      </w:r>
+      <w:r>
+        <w:t>, 메모 내용을 기반으로 타겟 마케팅 시행</w:t>
+      </w:r>
+      <w:r>
+        <w:rPr>
+          <w:rFonts w:hint="eastAsia"/>
+        </w:rPr>
+        <w:t xml:space="preserve"> </w:t>
+      </w:r>
+      <w:r>
+        <w:t>(</w:t>
+      </w:r>
+      <w:r>
+        <w:rPr>
+          <w:rFonts w:hint="eastAsia"/>
+        </w:rPr>
+        <w:t>저장된</w:t>
+      </w:r>
+      <w:r>
+        <w:t xml:space="preserve"> 메모, 고객과의 약속은 스케줄러의 고객약속 영역에서 조회 가능</w:t>
+      </w:r>
+      <w:r>
+        <w:rPr>
+          <w:rFonts w:hint="eastAsia"/>
+        </w:rPr>
+        <w:t>)</w:t>
+      </w:r>
+    </w:p>
+    <w:p>
+      <w:r>
+        <w:rPr>
+          <w:rFonts w:hint="eastAsia"/>
+        </w:rPr>
+        <w:t>추천고객</w:t>
+      </w:r>
+      <w:r>
+        <w:t xml:space="preserve">, 일반고객 모두 </w:t>
+      </w:r>
+      <w:r>
+        <w:t xml:space="preserve">TM </w:t>
+      </w:r>
+      <w:r>
+        <w:t>가능</w:t>
+      </w:r>
+    </w:p>
+    <w:p/>
+    <w:p>
+      <w:r>
+        <w:rPr>
+          <w:rFonts w:hint="eastAsia"/>
+        </w:rPr>
+        <w:lastRenderedPageBreak/>
+        <w:t>#</w:t>
+      </w:r>
+      <w:r>
+        <w:t xml:space="preserve"> 8. </w:t>
+      </w:r>
+      <w:r>
+        <w:rPr>
+          <w:rFonts w:hint="eastAsia"/>
+        </w:rPr>
+        <w:t>통계</w:t>
+      </w:r>
+      <w:r>
+        <w:t xml:space="preserve">, </w:t>
+      </w:r>
+      <w:r>
+        <w:rPr>
+          <w:rFonts w:hint="eastAsia"/>
+        </w:rPr>
+        <w:t>요건 설명</w:t>
+      </w:r>
+    </w:p>
+    <w:p>
+      <w:r>
+        <w:rPr>
+          <w:rFonts w:hint="eastAsia"/>
+        </w:rPr>
+        <w:t>#</w:t>
+      </w:r>
+      <w:r>
+        <w:t xml:space="preserve"># </w:t>
+      </w:r>
+      <w:r>
+        <w:rPr>
+          <w:rFonts w:hint="eastAsia"/>
+        </w:rPr>
+        <w:t>가.</w:t>
+      </w:r>
+      <w:r>
+        <w:t xml:space="preserve"> </w:t>
+      </w:r>
+      <w:r>
+        <w:rPr>
+          <w:rFonts w:hint="eastAsia"/>
+        </w:rPr>
+        <w:t>단골 모집/해지 현황</w:t>
+      </w:r>
+    </w:p>
+    <w:p>
+      <w:r>
+        <w:rPr>
+          <w:rFonts w:hint="eastAsia"/>
+        </w:rPr>
+        <w:t>#</w:t>
+      </w:r>
+      <w:r>
+        <w:t xml:space="preserve">## 1) </w:t>
+      </w:r>
+      <w:r>
+        <w:rPr>
+          <w:rFonts w:hint="eastAsia"/>
+        </w:rPr>
+        <w:t>D</w:t>
+      </w:r>
+      <w:r>
+        <w:t xml:space="preserve">ata </w:t>
+      </w:r>
+      <w:r>
+        <w:rPr>
+          <w:rFonts w:hint="eastAsia"/>
+        </w:rPr>
+        <w:t>출처</w:t>
+      </w:r>
+    </w:p>
+    <w:p>
+      <w:r>
+        <w:rPr>
+          <w:rFonts w:hint="eastAsia"/>
+        </w:rPr>
+        <w:t>스윙</w:t>
+      </w:r>
+      <w:r>
+        <w:t xml:space="preserve"> 단골고객현황통계</w:t>
+      </w:r>
+      <w:r>
+        <w:rPr>
+          <w:rFonts w:hint="eastAsia"/>
+        </w:rPr>
+        <w:t xml:space="preserve"> </w:t>
+      </w:r>
+      <w:proofErr w:type="gramStart"/>
+      <w:r>
+        <w:rPr>
+          <w:rFonts w:hint="eastAsia"/>
+        </w:rPr>
+        <w:t>화면</w:t>
+      </w:r>
+      <w:r>
+        <w:rPr>
+          <w:rFonts w:hint="eastAsia"/>
+        </w:rPr>
+        <w:t xml:space="preserve"> </w:t>
+      </w:r>
+      <w:r>
+        <w:t>:</w:t>
+      </w:r>
+      <w:proofErr w:type="gramEnd"/>
+      <w:r>
+        <w:t xml:space="preserve"> </w:t>
+      </w:r>
+      <w:r>
+        <w:rPr>
+          <w:rFonts w:hint="eastAsia"/>
+        </w:rPr>
+        <w:t>단골</w:t>
+      </w:r>
+      <w:r>
+        <w:t xml:space="preserve"> 등록, 해지, </w:t>
+      </w:r>
+      <w:r>
+        <w:rPr>
+          <w:rFonts w:hint="eastAsia"/>
+        </w:rPr>
+        <w:t>등급(</w:t>
+      </w:r>
+      <w:r>
+        <w:t>Grade</w:t>
+      </w:r>
+      <w:r>
+        <w:t>)</w:t>
+      </w:r>
+      <w:r>
+        <w:t xml:space="preserve"> 등 단골에 대한 상세 현황과 MMS발송, TM 등에 대한 전반적 현황을 볼 수 있는 통계 화면</w:t>
+      </w:r>
+    </w:p>
+    <w:p>
+      <w:r>
+        <w:rPr>
+          <w:rFonts w:hint="eastAsia"/>
+        </w:rPr>
+        <w:t>#</w:t>
+      </w:r>
+      <w:r>
+        <w:t xml:space="preserve">## 2) </w:t>
+      </w:r>
+      <w:r>
+        <w:rPr>
+          <w:rFonts w:hint="eastAsia"/>
+        </w:rPr>
+        <w:t>상세 설명</w:t>
+      </w:r>
+    </w:p>
+    <w:p>
+      <w:r>
+        <w:rPr>
+          <w:rFonts w:hint="eastAsia"/>
+        </w:rPr>
+        <w:t>#</w:t>
+      </w:r>
+      <w:r>
+        <w:t xml:space="preserve">### A. </w:t>
+      </w:r>
+      <w:r>
+        <w:rPr>
+          <w:rFonts w:hint="eastAsia"/>
+        </w:rPr>
+        <w:t>단골등록 대상</w:t>
+      </w:r>
+      <w:r>
+        <w:rPr>
+          <w:rFonts w:hint="eastAsia"/>
+        </w:rPr>
+        <w:t xml:space="preserve"> </w:t>
+      </w:r>
+      <w:r>
+        <w:t>(</w:t>
+      </w:r>
+      <w:r>
+        <w:rPr>
+          <w:rFonts w:hint="eastAsia"/>
+        </w:rPr>
+        <w:t>모수)</w:t>
+      </w:r>
+    </w:p>
+    <w:p>
+      <w:r>
+        <w:rPr>
+          <w:rFonts w:hint="eastAsia"/>
+        </w:rPr>
+        <w:t>#</w:t>
+      </w:r>
+      <w:r>
+        <w:t xml:space="preserve">#### </w:t>
+      </w:r>
+      <w:r>
+        <w:rPr>
+          <w:rFonts w:hint="eastAsia"/>
+        </w:rPr>
+        <w:t>정의</w:t>
+      </w:r>
+    </w:p>
+    <w:p>
+      <w:r>
+        <w:rPr>
+          <w:rFonts w:hint="eastAsia"/>
+        </w:rPr>
+        <w:t>판매</w:t>
+      </w:r>
+      <w:r>
+        <w:t xml:space="preserve"> 시점 또는 매장 내방 시점에 단골고객 등록이 가능한 모수</w:t>
+      </w:r>
+      <w:r>
+        <w:rPr>
+          <w:rFonts w:hint="eastAsia"/>
+        </w:rPr>
+        <w:t xml:space="preserve"> </w:t>
+      </w:r>
+      <w:r>
+        <w:t>(</w:t>
+      </w:r>
+      <w:r>
+        <w:rPr>
+          <w:rFonts w:hint="eastAsia"/>
+        </w:rPr>
+        <w:t>외국인은 고객 차별 이슈의 여지가 있어 대상에 포함</w:t>
+      </w:r>
+      <w:r>
+        <w:rPr>
+          <w:rFonts w:hint="eastAsia"/>
+        </w:rPr>
+        <w:t>)</w:t>
+      </w:r>
+    </w:p>
+    <w:p>
+      <w:r>
+        <w:rPr>
+          <w:rFonts w:hint="eastAsia"/>
+        </w:rPr>
+        <w:t>신규기변</w:t>
+      </w:r>
+      <w:r>
+        <w:t>(판매) 모수</w:t>
+      </w:r>
+      <w:r>
+        <w:rPr>
+          <w:rFonts w:hint="eastAsia"/>
+        </w:rPr>
+        <w:t>와 내방</w:t>
+      </w:r>
+      <w:r>
+        <w:t xml:space="preserve"> </w:t>
+      </w:r>
+      <w:r>
+        <w:rPr>
+          <w:rFonts w:hint="eastAsia"/>
+        </w:rPr>
+        <w:t xml:space="preserve">단골 </w:t>
+      </w:r>
+      <w:r>
+        <w:t>모수 2</w:t>
+      </w:r>
+      <w:r>
+        <w:rPr>
+          <w:rFonts w:hint="eastAsia"/>
+        </w:rPr>
+        <w:t>가지로 구성됨</w:t>
+      </w:r>
+    </w:p>
+    <w:p>
+      <w:r>
+        <w:t xml:space="preserve">##### </w:t>
+      </w:r>
+      <w:r>
+        <w:rPr>
+          <w:rFonts w:hint="eastAsia"/>
+        </w:rPr>
+        <w:t>신규기변(판매)</w:t>
+      </w:r>
+      <w:r>
+        <w:t xml:space="preserve"> </w:t>
+      </w:r>
+      <w:r>
+        <w:rPr>
+          <w:rFonts w:hint="eastAsia"/>
+        </w:rPr>
+        <w:t>모수</w:t>
+      </w:r>
+    </w:p>
+    <w:p>
+      <w:r>
+        <w:t>신규기변 고객 중 D-1일 기준 단골 미등록 고객 수</w:t>
+      </w:r>
+      <w:r>
+        <w:rPr>
+          <w:rFonts w:hint="eastAsia"/>
+        </w:rPr>
+        <w:t xml:space="preserve"> </w:t>
+      </w:r>
+      <w:r>
+        <w:t>(</w:t>
+      </w:r>
+      <w:r>
+        <w:rPr>
+          <w:rFonts w:hint="eastAsia"/>
+        </w:rPr>
+        <w:t>동일 대리점/매장 여부 무관)</w:t>
+      </w:r>
+    </w:p>
+    <w:p>
+      <w:r>
+        <w:t xml:space="preserve">2nd Device 제외 (태블릿, 워치, 포켓파이 등), </w:t>
+      </w:r>
+      <w:r>
+        <w:rPr>
+          <w:rFonts w:hint="eastAsia"/>
+        </w:rPr>
+        <w:t>법인</w:t>
+      </w:r>
+      <w:r>
+        <w:t xml:space="preserve"> 제외</w:t>
+      </w:r>
+      <w:r>
+        <w:rPr>
+          <w:rFonts w:hint="eastAsia"/>
+        </w:rPr>
+        <w:t>,</w:t>
+      </w:r>
+      <w:r>
+        <w:t xml:space="preserve"> </w:t>
+      </w:r>
+      <w:r>
+        <w:rPr>
+          <w:rFonts w:hint="eastAsia"/>
+        </w:rPr>
+        <w:t>데이터</w:t>
+      </w:r>
+      <w:r>
+        <w:t xml:space="preserve"> 함께쓰기 제외</w:t>
+      </w:r>
+      <w:r>
+        <w:rPr>
+          <w:rFonts w:hint="eastAsia"/>
+        </w:rPr>
+        <w:t>,</w:t>
+      </w:r>
+      <w:r>
+        <w:t xml:space="preserve"> </w:t>
+      </w:r>
+      <w:r>
+        <w:rPr>
+          <w:rFonts w:hint="eastAsia"/>
+        </w:rPr>
+        <w:t>유심단독</w:t>
+      </w:r>
+      <w:r>
+        <w:t xml:space="preserve"> 제외</w:t>
+      </w:r>
+    </w:p>
+    <w:p>
+      <w:r>
+        <w:rPr>
+          <w:rFonts w:hint="eastAsia"/>
+        </w:rPr>
+        <w:t>#</w:t>
+      </w:r>
+      <w:r>
+        <w:t xml:space="preserve">#### </w:t>
+      </w:r>
+      <w:r>
+        <w:t>(</w:t>
+      </w:r>
+      <w:r>
+        <w:rPr>
+          <w:rFonts w:hint="eastAsia"/>
+        </w:rPr>
+        <w:t>본사)</w:t>
+      </w:r>
+      <w:r>
+        <w:t xml:space="preserve"> </w:t>
+      </w:r>
+      <w:r>
+        <w:rPr>
+          <w:rFonts w:hint="eastAsia"/>
+        </w:rPr>
+        <w:t>내방 단골 모수</w:t>
+      </w:r>
+    </w:p>
+    <w:p>
+      <w:r>
+        <w:rPr>
+          <w:rFonts w:hint="eastAsia"/>
+        </w:rPr>
+        <w:t>스마트플래너</w:t>
+      </w:r>
+      <w:r>
+        <w:t>, 스윙 등 전산 업무</w:t>
+      </w:r>
+      <w:r>
+        <w:rPr>
+          <w:rFonts w:hint="eastAsia"/>
+        </w:rPr>
+        <w:t xml:space="preserve"> 처리시</w:t>
+      </w:r>
+      <w:r>
+        <w:t xml:space="preserve"> 인증</w:t>
+      </w:r>
+      <w:r>
+        <w:rPr>
+          <w:rFonts w:hint="eastAsia"/>
+        </w:rPr>
+        <w:t>을</w:t>
+      </w:r>
+      <w:r>
+        <w:t xml:space="preserve"> 받아 처리한 서비스관리번호 중</w:t>
+      </w:r>
+      <w:r>
+        <w:rPr>
+          <w:rFonts w:hint="eastAsia"/>
+        </w:rPr>
+        <w:t xml:space="preserve"> 내방일 대비</w:t>
+      </w:r>
+      <w:r>
+        <w:t xml:space="preserve"> D-1일 기준 단골 미등록 </w:t>
+      </w:r>
+      <w:r>
+        <w:rPr>
+          <w:rFonts w:hint="eastAsia"/>
+        </w:rPr>
+        <w:t>회선</w:t>
+      </w:r>
+      <w:r>
+        <w:t>(</w:t>
+      </w:r>
+      <w:r>
+        <w:rPr>
+          <w:rFonts w:hint="eastAsia"/>
+        </w:rPr>
+        <w:t>동일 매장/대리점 여부 무관)</w:t>
+      </w:r>
+      <w:r>
+        <w:t xml:space="preserve">. </w:t>
+      </w:r>
+      <w:r>
+        <w:rPr>
+          <w:rFonts w:hint="eastAsia"/>
+        </w:rPr>
+        <w:t xml:space="preserve">내방 </w:t>
+      </w:r>
+      <w:r>
+        <w:t>Data</w:t>
+      </w:r>
+      <w:r>
+        <w:rPr>
+          <w:rFonts w:hint="eastAsia"/>
+        </w:rPr>
+        <w:t xml:space="preserve">는 </w:t>
+      </w:r>
+      <w:r>
+        <w:t xml:space="preserve">D-2 </w:t>
+      </w:r>
+      <w:r>
+        <w:rPr>
+          <w:rFonts w:hint="eastAsia"/>
+        </w:rPr>
+        <w:t xml:space="preserve">집계되므로 익월 </w:t>
+      </w:r>
+      <w:r>
+        <w:t>2</w:t>
+      </w:r>
+      <w:r>
+        <w:rPr>
+          <w:rFonts w:hint="eastAsia"/>
+        </w:rPr>
+        <w:t>일 최종 숫자 측정 가능함</w:t>
+      </w:r>
+    </w:p>
+    <w:p>
+      <w:r>
+        <w:rPr>
+          <w:rFonts w:hint="eastAsia"/>
+        </w:rPr>
+        <w:t>단,</w:t>
+      </w:r>
+      <w:r>
+        <w:t xml:space="preserve"> </w:t>
+      </w:r>
+      <w:r>
+        <w:rPr>
+          <w:rFonts w:hint="eastAsia"/>
+        </w:rPr>
+        <w:t>스마트</w:t>
+      </w:r>
+      <w:r>
+        <w:t xml:space="preserve"> 진단서, 스마트 계산기</w:t>
+      </w:r>
+      <w:r>
+        <w:rPr>
+          <w:rFonts w:hint="eastAsia"/>
+        </w:rPr>
+        <w:t>를</w:t>
+      </w:r>
+      <w:r>
+        <w:t xml:space="preserve"> </w:t>
+      </w:r>
+      <w:r>
+        <w:rPr>
+          <w:rFonts w:hint="eastAsia"/>
+        </w:rPr>
+        <w:t xml:space="preserve">인증 없이 </w:t>
+      </w:r>
+      <w:r>
+        <w:t xml:space="preserve">사용한 </w:t>
+      </w:r>
+      <w:r>
+        <w:rPr>
+          <w:rFonts w:hint="eastAsia"/>
+        </w:rPr>
+        <w:t>경우</w:t>
+      </w:r>
+      <w:r>
+        <w:t xml:space="preserve"> </w:t>
+      </w:r>
+      <w:r>
+        <w:t xml:space="preserve">고객 오퍼링 정보를 </w:t>
+      </w:r>
+      <w:proofErr w:type="gramStart"/>
+      <w:r>
+        <w:t>확인</w:t>
+      </w:r>
+      <w:r>
+        <w:rPr>
+          <w:rFonts w:hint="eastAsia"/>
+        </w:rPr>
+        <w:t xml:space="preserve">하였으므로 </w:t>
+      </w:r>
+      <w:r>
+        <w:t xml:space="preserve"> 단골</w:t>
+      </w:r>
+      <w:proofErr w:type="gramEnd"/>
+      <w:r>
+        <w:t xml:space="preserve"> 모집 가능한 오퍼링 단계에 진입했다고 간주</w:t>
+      </w:r>
+      <w:r>
+        <w:rPr>
+          <w:rFonts w:hint="eastAsia"/>
+        </w:rPr>
+        <w:t>하여</w:t>
+      </w:r>
+      <w:r>
+        <w:t xml:space="preserve"> 모수 집계</w:t>
+      </w:r>
+      <w:r>
+        <w:rPr>
+          <w:rFonts w:hint="eastAsia"/>
+        </w:rPr>
+        <w:t>함</w:t>
+      </w:r>
+    </w:p>
+    <w:p>
+      <w:r>
+        <w:rPr>
+          <w:rFonts w:hint="eastAsia"/>
+        </w:rPr>
+        <w:t>1회 이상</w:t>
+      </w:r>
+      <w:r>
+        <w:t xml:space="preserve"> 내방시 모두 집계됨. </w:t>
+      </w:r>
+      <w:r>
+        <w:t>(</w:t>
+      </w:r>
+      <w:r>
+        <w:rPr>
+          <w:rFonts w:hint="eastAsia"/>
+        </w:rPr>
+        <w:t xml:space="preserve">예 </w:t>
+      </w:r>
+      <w:r>
+        <w:t>:</w:t>
+      </w:r>
+      <w:r>
+        <w:t xml:space="preserve"> 1일 내방</w:t>
+      </w:r>
+      <w:r>
+        <w:rPr>
+          <w:rFonts w:hint="eastAsia"/>
+        </w:rPr>
+        <w:t xml:space="preserve"> </w:t>
+      </w:r>
+      <w:r>
+        <w:t xml:space="preserve">&amp; </w:t>
+      </w:r>
+      <w:r>
+        <w:rPr>
+          <w:rFonts w:hint="eastAsia"/>
+        </w:rPr>
+        <w:t>단골</w:t>
+      </w:r>
+      <w:r>
+        <w:t xml:space="preserve"> 미등록하고 3일 내방</w:t>
+      </w:r>
+      <w:r>
+        <w:rPr>
+          <w:rFonts w:hint="eastAsia"/>
+        </w:rPr>
+        <w:t xml:space="preserve"> </w:t>
+      </w:r>
+      <w:r>
+        <w:t xml:space="preserve">&amp; </w:t>
+      </w:r>
+      <w:r>
+        <w:rPr>
+          <w:rFonts w:hint="eastAsia"/>
+        </w:rPr>
+        <w:t>단골</w:t>
+      </w:r>
+      <w:r>
+        <w:t xml:space="preserve"> 등록</w:t>
+      </w:r>
+      <w:r>
+        <w:rPr>
+          <w:rFonts w:hint="eastAsia"/>
+        </w:rPr>
+        <w:t xml:space="preserve"> </w:t>
+      </w:r>
+      <w:r>
+        <w:t>Case</w:t>
+      </w:r>
+      <w:r>
+        <w:rPr>
+          <w:rFonts w:hint="eastAsia"/>
+        </w:rPr>
+        <w:t xml:space="preserve">는 </w:t>
+      </w:r>
+      <w:r>
+        <w:t>1</w:t>
+      </w:r>
+      <w:r>
+        <w:rPr>
+          <w:rFonts w:hint="eastAsia"/>
+        </w:rPr>
+        <w:t>일 모수,</w:t>
+      </w:r>
+      <w:r>
+        <w:t xml:space="preserve"> 3</w:t>
+      </w:r>
+      <w:r>
+        <w:rPr>
+          <w:rFonts w:hint="eastAsia"/>
+        </w:rPr>
+        <w:t>일 모수,</w:t>
+      </w:r>
+      <w:r>
+        <w:t xml:space="preserve"> </w:t>
+      </w:r>
+      <w:r>
+        <w:rPr>
+          <w:rFonts w:hint="eastAsia"/>
+        </w:rPr>
+        <w:t xml:space="preserve">자수 집계되어 최종적으로 모수 </w:t>
+      </w:r>
+      <w:r>
+        <w:t>2</w:t>
+      </w:r>
+      <w:r>
+        <w:rPr>
+          <w:rFonts w:hint="eastAsia"/>
+        </w:rPr>
+        <w:t>건,</w:t>
+      </w:r>
+      <w:r>
+        <w:t xml:space="preserve"> </w:t>
+      </w:r>
+      <w:r>
+        <w:rPr>
+          <w:rFonts w:hint="eastAsia"/>
+        </w:rPr>
+        <w:t xml:space="preserve">자수 </w:t>
+      </w:r>
+      <w:r>
+        <w:t>2</w:t>
+      </w:r>
+      <w:r>
+        <w:rPr>
+          <w:rFonts w:hint="eastAsia"/>
+        </w:rPr>
+        <w:t>건이 집계됨)</w:t>
+      </w:r>
+    </w:p>
+    <w:p>
+      <w:r>
+        <w:t>##### (</w:t>
+      </w:r>
+      <w:r>
+        <w:rPr>
+          <w:rFonts w:hint="eastAsia"/>
+        </w:rPr>
+        <w:t>수도권)</w:t>
+      </w:r>
+      <w:r>
+        <w:t xml:space="preserve"> </w:t>
+      </w:r>
+      <w:r>
+        <w:rPr>
+          <w:rFonts w:hint="eastAsia"/>
+        </w:rPr>
+        <w:t>내방 단골 모수</w:t>
+      </w:r>
+    </w:p>
+    <w:p>
+      <w:r>
+        <w:rPr>
+          <w:rFonts w:hint="eastAsia"/>
+        </w:rPr>
+        <w:t>스윙 화면의 내방 단골 모수는 미성년,</w:t>
+      </w:r>
+      <w:r>
+        <w:t xml:space="preserve"> </w:t>
+      </w:r>
+      <w:r>
+        <w:rPr>
+          <w:rFonts w:hint="eastAsia"/>
+        </w:rPr>
+        <w:t xml:space="preserve">세컨 디바이스 등 모집 불가 대상이 포함되어 있어 </w:t>
+      </w:r>
+      <w:r>
+        <w:t>'25</w:t>
+      </w:r>
+      <w:r>
+        <w:rPr>
+          <w:rFonts w:hint="eastAsia"/>
+        </w:rPr>
+        <w:t>년</w:t>
+      </w:r>
+      <w:r>
+        <w:t>2</w:t>
+      </w:r>
+      <w:r>
+        <w:rPr>
+          <w:rFonts w:hint="eastAsia"/>
+        </w:rPr>
+        <w:t>월부터 수도권 자체 로직으로 집계하고 있</w:t>
+      </w:r>
+      <w:r>
+        <w:rPr>
+          <w:rFonts w:hint="eastAsia"/>
+        </w:rPr>
+        <w:t>으며,</w:t>
+      </w:r>
+      <w:r>
+        <w:t xml:space="preserve"> </w:t>
+      </w:r>
+      <w:r>
+        <w:rPr>
+          <w:rFonts w:hint="eastAsia"/>
+        </w:rPr>
+        <w:t>별도의 정형리포트를 사용하고 있음.</w:t>
+      </w:r>
+    </w:p>
+    <w:p>
+      <w:r>
+        <w:rPr>
+          <w:rFonts w:hint="eastAsia"/>
+        </w:rPr>
+        <w:t>단말은 세컨 디바이스,</w:t>
+      </w:r>
+      <w:r>
+        <w:t xml:space="preserve"> </w:t>
+      </w:r>
+      <w:r>
+        <w:rPr>
+          <w:rFonts w:hint="eastAsia"/>
+        </w:rPr>
+        <w:t>특수단말 제외,</w:t>
+      </w:r>
+      <w:r>
+        <w:t xml:space="preserve"> </w:t>
+      </w:r>
+      <w:r>
+        <w:rPr>
+          <w:rFonts w:hint="eastAsia"/>
+        </w:rPr>
+        <w:t xml:space="preserve">요금제는 </w:t>
+      </w:r>
+      <w:r>
+        <w:t xml:space="preserve">T Tab, </w:t>
+      </w:r>
+      <w:r>
+        <w:rPr>
+          <w:rFonts w:hint="eastAsia"/>
+        </w:rPr>
+        <w:t>데함쓰,</w:t>
+      </w:r>
+      <w:r>
+        <w:t xml:space="preserve"> </w:t>
+      </w:r>
+      <w:r>
+        <w:rPr>
+          <w:rFonts w:hint="eastAsia"/>
+        </w:rPr>
+        <w:t>워치 등 메인 회선 요금제 아닌 것 제외,</w:t>
+      </w:r>
+      <w:r>
+        <w:t xml:space="preserve"> </w:t>
+      </w:r>
+      <w:r>
+        <w:rPr>
+          <w:rFonts w:hint="eastAsia"/>
+        </w:rPr>
+        <w:t>해지 회선 제외,</w:t>
+      </w:r>
+      <w:r>
+        <w:t xml:space="preserve"> </w:t>
+      </w:r>
+      <w:r>
+        <w:rPr>
+          <w:rFonts w:hint="eastAsia"/>
+        </w:rPr>
+        <w:t>미성년 제외,</w:t>
+      </w:r>
+      <w:r>
+        <w:t xml:space="preserve"> </w:t>
+      </w:r>
+      <w:r>
+        <w:rPr>
+          <w:rFonts w:hint="eastAsia"/>
+        </w:rPr>
+        <w:t>법인 제외,</w:t>
+      </w:r>
+      <w:r>
+        <w:t xml:space="preserve"> </w:t>
+      </w:r>
+      <w:r>
+        <w:rPr>
+          <w:rFonts w:hint="eastAsia"/>
+        </w:rPr>
+        <w:t xml:space="preserve">당월 내 중복 내방시 </w:t>
+      </w:r>
+      <w:r>
+        <w:t>1</w:t>
+      </w:r>
+      <w:r>
+        <w:rPr>
+          <w:rFonts w:hint="eastAsia"/>
+        </w:rPr>
+        <w:t>건만 측정 등의 허수 제외 로직을 적용하였음.</w:t>
+      </w:r>
+    </w:p>
+    <w:p>
+      <w:r>
+        <w:rPr>
+          <w:rFonts w:hint="eastAsia"/>
+        </w:rPr>
+        <w:lastRenderedPageBreak/>
+        <w:t>#</w:t>
+      </w:r>
+      <w:r>
+        <w:t xml:space="preserve">### B. </w:t>
+      </w:r>
+      <w:r>
+        <w:rPr>
+          <w:rFonts w:hint="eastAsia"/>
+        </w:rPr>
+        <w:t>단골 등록 현황</w:t>
+      </w:r>
+      <w:r>
+        <w:t xml:space="preserve"> (</w:t>
+      </w:r>
+      <w:r>
+        <w:rPr>
+          <w:rFonts w:hint="eastAsia"/>
+        </w:rPr>
+        <w:t>자수)</w:t>
+      </w:r>
+    </w:p>
+    <w:p>
+      <w:r>
+        <w:rPr>
+          <w:rFonts w:hint="eastAsia"/>
+        </w:rPr>
+        <w:t>#</w:t>
+      </w:r>
+      <w:r>
+        <w:t xml:space="preserve">#### </w:t>
+      </w:r>
+      <w:r>
+        <w:rPr>
+          <w:rFonts w:hint="eastAsia"/>
+        </w:rPr>
+        <w:t>정의</w:t>
+      </w:r>
+    </w:p>
+    <w:p>
+      <w:r>
+        <w:rPr>
+          <w:rFonts w:hint="eastAsia"/>
+        </w:rPr>
+        <w:t>스윙</w:t>
+      </w:r>
+      <w:r>
+        <w:t xml:space="preserve">, 플래너에서 </w:t>
+      </w:r>
+      <w:r>
+        <w:rPr>
+          <w:rFonts w:hint="eastAsia"/>
+        </w:rPr>
+        <w:t>판매나 업무처리한</w:t>
+      </w:r>
+      <w:r>
+        <w:t xml:space="preserve"> 고객이 단골고객 등록했는지 여부</w:t>
+      </w:r>
+      <w:r>
+        <w:rPr>
+          <w:rFonts w:hint="eastAsia"/>
+        </w:rPr>
+        <w:t>이며 유형별로 판매/신규기변 등록,</w:t>
+      </w:r>
+      <w:r>
+        <w:t xml:space="preserve"> </w:t>
+      </w:r>
+      <w:r>
+        <w:rPr>
+          <w:rFonts w:hint="eastAsia"/>
+        </w:rPr>
+        <w:t>업무처리/내방 등록으로 구분함</w:t>
+      </w:r>
+    </w:p>
+    <w:p>
+      <w:r>
+        <w:rPr>
+          <w:rFonts w:hint="eastAsia"/>
+        </w:rPr>
+        <w:t>#</w:t>
+      </w:r>
+      <w:r>
+        <w:t xml:space="preserve">#### </w:t>
+      </w:r>
+      <w:r>
+        <w:rPr>
+          <w:rFonts w:hint="eastAsia"/>
+        </w:rPr>
+        <w:t>판매/신규기변 등록</w:t>
+      </w:r>
+    </w:p>
+    <w:p>
+      <w:r>
+        <w:t xml:space="preserve">단골고객 등록 </w:t>
+      </w:r>
+      <w:r>
+        <w:rPr>
+          <w:rFonts w:hint="eastAsia"/>
+        </w:rPr>
+        <w:t>시점 기준</w:t>
+      </w:r>
+      <w:r>
+        <w:t xml:space="preserve"> D-1일 이내 신규/기변 이력이 존재하는 경우</w:t>
+      </w:r>
+      <w:r>
+        <w:rPr>
+          <w:rFonts w:hint="eastAsia"/>
+        </w:rPr>
+        <w:t xml:space="preserve">로 타대리점 기등록된 단골을 등록(변경)하는 경우 자수는 포함되고 모수는 제외됨 </w:t>
+      </w:r>
+      <w:r>
+        <w:t>(</w:t>
+      </w:r>
+      <w:r>
+        <w:rPr>
+          <w:rFonts w:hint="eastAsia"/>
+        </w:rPr>
+        <w:t>모수는 단골 기등록 여부를 확인하지만 자수는 확인하지 않음)</w:t>
+      </w:r>
+    </w:p>
+    <w:p>
+      <w:r>
+        <w:rPr>
+          <w:rFonts w:hint="eastAsia"/>
+        </w:rPr>
+        <w:t>#</w:t>
+      </w:r>
+      <w:r>
+        <w:t xml:space="preserve">#### </w:t>
+      </w:r>
+      <w:r>
+        <w:rPr>
+          <w:rFonts w:hint="eastAsia"/>
+        </w:rPr>
+        <w:t>업무처리/내방 등록</w:t>
+      </w:r>
+    </w:p>
+    <w:p>
+      <w:r>
+        <w:t>단골등록 시점 D-1일 이내 신규/기변 이력 존재하지 않는 경우</w:t>
+      </w:r>
+      <w:r>
+        <w:rPr>
+          <w:rFonts w:hint="eastAsia"/>
+        </w:rPr>
+        <w:t>.</w:t>
+      </w:r>
+      <w:r>
+        <w:t xml:space="preserve"> </w:t>
+      </w:r>
+      <w:r>
+        <w:rPr>
+          <w:rFonts w:hint="eastAsia"/>
+        </w:rPr>
+        <w:t>즉,</w:t>
+      </w:r>
+      <w:r>
+        <w:t xml:space="preserve"> </w:t>
+      </w:r>
+      <w:r>
+        <w:rPr>
+          <w:rFonts w:hint="eastAsia"/>
+        </w:rPr>
+        <w:t>판매/신규기변 등록으로 분류되지 않은 나머지를 모두 업무처리/내방 등록으로 간주함</w:t>
+      </w:r>
+    </w:p>
+    <w:p>
+      <w:r>
+        <w:rPr>
+          <w:rFonts w:hint="eastAsia"/>
+        </w:rPr>
+        <w:t>#</w:t>
+      </w:r>
+      <w:r>
+        <w:t xml:space="preserve">### D. </w:t>
+      </w:r>
+      <w:r>
+        <w:rPr>
+          <w:rFonts w:hint="eastAsia"/>
+        </w:rPr>
+        <w:t>단골 모집율 측정 지표</w:t>
+      </w:r>
+    </w:p>
+    <w:p>
+      <w:r>
+        <w:rPr>
+          <w:rFonts w:hint="eastAsia"/>
+        </w:rPr>
+        <w:t>#</w:t>
+      </w:r>
       <w:r>
         <w:t>####</w:t>
       </w:r>
       <w:r>
-        <w:t xml:space="preserve"> A.</w:t>
-      </w:r>
-      <w:r>
-        <w:t xml:space="preserve"> 종류</w:t>
-      </w:r>
-    </w:p>
-    <w:p>
+        <w:t xml:space="preserve"> </w:t>
+      </w:r>
+      <w:r>
+        <w:t>판매등록율</w:t>
+      </w:r>
+      <w:r>
+        <w:rPr>
+          <w:rFonts w:hint="eastAsia"/>
+        </w:rPr>
+        <w:t>,</w:t>
+      </w:r>
+      <w:r>
+        <w:t xml:space="preserve"> </w:t>
+      </w:r>
+      <w:r>
+        <w:rPr>
+          <w:rFonts w:hint="eastAsia"/>
+        </w:rPr>
+        <w:t>단골판매등록율,</w:t>
+      </w:r>
+      <w:r>
+        <w:t xml:space="preserve"> </w:t>
+      </w:r>
+      <w:r>
+        <w:rPr>
+          <w:rFonts w:hint="eastAsia"/>
+        </w:rPr>
+        <w:t>판매단골등록율</w:t>
+      </w:r>
+    </w:p>
+    <w:p>
+      <w:r>
+        <w:t>판매 등록</w:t>
+      </w:r>
+      <w:r>
+        <w:rPr>
+          <w:rFonts w:hint="eastAsia"/>
+        </w:rPr>
+        <w:t xml:space="preserve"> </w:t>
+      </w:r>
       <w:proofErr w:type="gramStart"/>
       <w:r>
         <w:rPr>
           <w:rFonts w:hint="eastAsia"/>
         </w:rPr>
-        <w:t>추천고객발송</w:t>
-      </w:r>
-      <w:r>
-        <w:t xml:space="preserve"> :</w:t>
+        <w:t>자수</w:t>
+      </w:r>
+      <w:r>
+        <w:t xml:space="preserve"> /</w:t>
       </w:r>
       <w:proofErr w:type="gramEnd"/>
       <w:r>
-        <w:t xml:space="preserve"> 80여개의 다양한 조건을 바탕으로 정교한 타겟 마케팅을 하는 MMS 발송 탭 (전일자 고객 상태 기준)</w:t>
-      </w:r>
-    </w:p>
-    <w:p>
-      <w:pPr>
-        <w:rPr>
-          <w:rFonts w:hint="eastAsia"/>
-        </w:rPr>
-      </w:pPr>
+        <w:t xml:space="preserve"> </w:t>
+      </w:r>
+      <w:r>
+        <w:rPr>
+          <w:rFonts w:hint="eastAsia"/>
+        </w:rPr>
+        <w:t>신규기변(</w:t>
+      </w:r>
+      <w:r>
+        <w:t>판매</w:t>
+      </w:r>
+      <w:r>
+        <w:rPr>
+          <w:rFonts w:hint="eastAsia"/>
+        </w:rPr>
+        <w:t>)</w:t>
+      </w:r>
+      <w:r>
+        <w:t xml:space="preserve"> 모수</w:t>
+      </w:r>
+    </w:p>
+    <w:p>
+      <w:r>
+        <w:rPr>
+          <w:rFonts w:hint="eastAsia"/>
+        </w:rPr>
+        <w:t>#</w:t>
+      </w:r>
+      <w:r>
+        <w:t xml:space="preserve">#### </w:t>
+      </w:r>
+      <w:r>
+        <w:rPr>
+          <w:rFonts w:hint="eastAsia"/>
+        </w:rPr>
+        <w:t>내방</w:t>
+      </w:r>
+      <w:r>
+        <w:t>등록율</w:t>
+      </w:r>
+      <w:r>
+        <w:rPr>
+          <w:rFonts w:hint="eastAsia"/>
+        </w:rPr>
+        <w:t>,</w:t>
+      </w:r>
+      <w:r>
+        <w:t xml:space="preserve"> </w:t>
+      </w:r>
+      <w:r>
+        <w:rPr>
+          <w:rFonts w:hint="eastAsia"/>
+        </w:rPr>
+        <w:t>단골내방등록율,</w:t>
+      </w:r>
+      <w:r>
+        <w:t xml:space="preserve"> </w:t>
+      </w:r>
+      <w:r>
+        <w:rPr>
+          <w:rFonts w:hint="eastAsia"/>
+        </w:rPr>
+        <w:t>내방단골등록율</w:t>
+      </w:r>
+    </w:p>
+    <w:p>
+      <w:r>
+        <w:t>내방</w:t>
+      </w:r>
+      <w:r>
+        <w:rPr>
+          <w:rFonts w:hint="eastAsia"/>
+        </w:rPr>
+        <w:t xml:space="preserve"> 등륵 </w:t>
+      </w:r>
       <w:proofErr w:type="gramStart"/>
       <w:r>
         <w:rPr>
           <w:rFonts w:hint="eastAsia"/>
         </w:rPr>
-        <w:t xml:space="preserve">타사고객발송 </w:t>
-      </w:r>
-      <w:r>
-        <w:t>:</w:t>
+        <w:t xml:space="preserve">자수 </w:t>
+      </w:r>
+      <w:r>
+        <w:t>/</w:t>
       </w:r>
       <w:proofErr w:type="gramEnd"/>
       <w:r>
@@ -2173,1153 +4450,475 @@
         <w:rPr>
           <w:rFonts w:hint="eastAsia"/>
         </w:rPr>
-        <w:t>타사단골고객만 발송할 수 있는 메뉴</w:t>
-      </w:r>
-    </w:p>
-    <w:p>
+        <w:t xml:space="preserve">내방 단골 </w:t>
+      </w:r>
+      <w:r>
+        <w:t>모수</w:t>
+      </w:r>
+    </w:p>
+    <w:p>
+      <w:r>
+        <w:rPr>
+          <w:rFonts w:hint="eastAsia"/>
+        </w:rPr>
+        <w:t>#</w:t>
+      </w:r>
+      <w:r>
+        <w:t xml:space="preserve">#### </w:t>
+      </w:r>
+      <w:r>
+        <w:rPr>
+          <w:rFonts w:hint="eastAsia"/>
+        </w:rPr>
+        <w:t>합산등록율,</w:t>
+      </w:r>
+      <w:r>
+        <w:t xml:space="preserve"> </w:t>
+      </w:r>
+      <w:r>
+        <w:rPr>
+          <w:rFonts w:hint="eastAsia"/>
+        </w:rPr>
+        <w:t>전체등록율,</w:t>
+      </w:r>
+      <w:r>
+        <w:t xml:space="preserve"> </w:t>
+      </w:r>
+      <w:r>
+        <w:rPr>
+          <w:rFonts w:hint="eastAsia"/>
+        </w:rPr>
+        <w:t>단골등록율</w:t>
+      </w:r>
+    </w:p>
+    <w:p>
+      <w:r>
+        <w:rPr>
+          <w:rFonts w:hint="eastAsia"/>
+        </w:rPr>
+        <w:t>단골 전체 등록(판매+내방</w:t>
+      </w:r>
       <w:proofErr w:type="gramStart"/>
       <w:r>
         <w:rPr>
           <w:rFonts w:hint="eastAsia"/>
         </w:rPr>
-        <w:t>지인찬스</w:t>
-      </w:r>
-      <w:r>
-        <w:t xml:space="preserve"> :</w:t>
+        <w:t>)</w:t>
+      </w:r>
+      <w:r>
+        <w:t xml:space="preserve"> /</w:t>
       </w:r>
       <w:proofErr w:type="gramEnd"/>
       <w:r>
-        <w:t xml:space="preserve"> 단골고객의 추천으로 지인고객이 개통할 경우 단골감사쿠폰으로 </w:t>
-      </w:r>
-      <w:r>
-        <w:rPr>
-          <w:rFonts w:hint="eastAsia"/>
-        </w:rPr>
-        <w:t xml:space="preserve">통신비 </w:t>
-      </w:r>
-      <w:r>
-        <w:t>할인을 하는 타겟 마케팅 MMS 발송 탭</w:t>
-      </w:r>
-    </w:p>
-    <w:p>
-      <w:pPr>
-        <w:rPr>
-          <w:rFonts w:hint="eastAsia"/>
-        </w:rPr>
-      </w:pPr>
-      <w:proofErr w:type="gramStart"/>
-      <w:r>
-        <w:rPr>
-          <w:rFonts w:hint="eastAsia"/>
-        </w:rPr>
-        <w:t xml:space="preserve">맞춤안내관리 </w:t>
-      </w:r>
-      <w:r>
-        <w:t>:</w:t>
-      </w:r>
-      <w:proofErr w:type="gramEnd"/>
-      <w:r>
-        <w:t xml:space="preserve"> 단골고객 스케줄러</w:t>
-      </w:r>
-      <w:r>
-        <w:rPr>
-          <w:rFonts w:hint="eastAsia"/>
-        </w:rPr>
-        <w:t>.</w:t>
-      </w:r>
-    </w:p>
-    <w:p>
-      <w:r>
-        <w:t>###</w:t>
-      </w:r>
-      <w:r>
-        <w:t xml:space="preserve"> 6)</w:t>
-      </w:r>
-      <w:r>
-        <w:t xml:space="preserve"> 발송 화면 상세 활용 방법, 팁</w:t>
-      </w:r>
-    </w:p>
-    <w:p>
+        <w:t xml:space="preserve"> (판매 모수</w:t>
+      </w:r>
+      <w:r>
+        <w:rPr>
+          <w:rFonts w:hint="eastAsia"/>
+        </w:rPr>
+        <w:t xml:space="preserve"> </w:t>
+      </w:r>
+      <w:r>
+        <w:t xml:space="preserve">+ </w:t>
+      </w:r>
+      <w:r>
+        <w:rPr>
+          <w:rFonts w:hint="eastAsia"/>
+        </w:rPr>
+        <w:t>내방 모수)</w:t>
+      </w:r>
+    </w:p>
+    <w:p>
+      <w:r>
+        <w:rPr>
+          <w:rFonts w:hint="eastAsia"/>
+        </w:rPr>
+        <w:t>#</w:t>
+      </w:r>
+      <w:r>
+        <w:t xml:space="preserve">### </w:t>
+      </w:r>
+      <w:r>
+        <w:t>E</w:t>
+      </w:r>
+      <w:r>
+        <w:t xml:space="preserve">. </w:t>
+      </w:r>
+      <w:r>
+        <w:rPr>
+          <w:rFonts w:hint="eastAsia"/>
+        </w:rPr>
+        <w:t>모집 채널에 따른 분류</w:t>
+      </w:r>
+    </w:p>
+    <w:p>
+      <w:r>
+        <w:rPr>
+          <w:rFonts w:hint="eastAsia"/>
+        </w:rPr>
+        <w:t>#</w:t>
+      </w:r>
+      <w:r>
+        <w:t xml:space="preserve">#### </w:t>
+      </w:r>
+      <w:r>
+        <w:rPr>
+          <w:rFonts w:hint="eastAsia"/>
+        </w:rPr>
+        <w:t>온라인 단독</w:t>
+      </w:r>
+    </w:p>
+    <w:p>
+      <w:r>
+        <w:t>TWF 단골 등록 건 중 당일 내방이력이 존재하지 않는 경우</w:t>
+      </w:r>
+    </w:p>
+    <w:p>
+      <w:r>
+        <w:t xml:space="preserve">##### </w:t>
+      </w:r>
+      <w:r>
+        <w:rPr>
+          <w:rFonts w:hint="eastAsia"/>
+        </w:rPr>
+        <w:t>타사</w:t>
+      </w:r>
+    </w:p>
+    <w:p>
+      <w:r>
+        <w:t>타사 고객의 단골 등록 건 중 TWF를 통해 등록하지 않은 건</w:t>
+      </w:r>
+    </w:p>
+    <w:p>
+      <w:r>
+        <w:rPr>
+          <w:rFonts w:hint="eastAsia"/>
+        </w:rPr>
+        <w:t>#</w:t>
+      </w:r>
       <w:r>
         <w:t>####</w:t>
       </w:r>
       <w:r>
-        <w:t xml:space="preserve"> A.</w:t>
-      </w:r>
-      <w:r>
-        <w:t xml:space="preserve"> 시나리오</w:t>
-      </w:r>
-    </w:p>
-    <w:p>
-      <w:r>
-        <w:t>시나리오 제작시 추출 조건은 고객, 단말기, 요금제, 유무선결합, 상품, 단골매장 등 항목에 총 80여개 조건으로 구성됨</w:t>
-      </w:r>
-    </w:p>
-    <w:p>
-      <w:r>
-        <w:t>IN은 해당 조건을 모두 만족한다는 의미이고 NOT IN은 만족하지 않는다는 의미임</w:t>
-      </w:r>
-    </w:p>
-    <w:p>
-      <w:r>
-        <w:t>####</w:t>
-      </w:r>
-      <w:r>
-        <w:t xml:space="preserve"> B.</w:t>
-      </w:r>
-      <w:r>
-        <w:t xml:space="preserve"> 문구 등록</w:t>
-      </w:r>
-    </w:p>
-    <w:p>
-      <w:r>
-        <w:rPr>
-          <w:rFonts w:hint="eastAsia"/>
-        </w:rPr>
-        <w:t>문구</w:t>
-      </w:r>
-      <w:r>
-        <w:t xml:space="preserve"> 등록시 특수문자는 우측의 아이콘을 사용</w:t>
-      </w:r>
-    </w:p>
-    <w:p>
-      <w:r>
-        <w:rPr>
-          <w:rFonts w:hint="eastAsia"/>
-        </w:rPr>
-        <w:t>매장</w:t>
-      </w:r>
-      <w:r>
-        <w:t xml:space="preserve"> 홈페이지 URL 포함시 Tworld프렌즈 홈페이지가 노출됨</w:t>
-      </w:r>
-    </w:p>
-    <w:p>
-      <w:r>
-        <w:t>####</w:t>
-      </w:r>
-      <w:r>
-        <w:t xml:space="preserve"> C.</w:t>
-      </w:r>
-      <w:r>
-        <w:t xml:space="preserve"> 이미지</w:t>
-      </w:r>
-    </w:p>
-    <w:p>
-      <w:pPr>
-        <w:rPr>
-          <w:rFonts w:hint="eastAsia"/>
-        </w:rPr>
-      </w:pPr>
-      <w:r>
-        <w:t>1000 * 1000 픽셀</w:t>
-      </w:r>
-      <w:r>
-        <w:rPr>
-          <w:rFonts w:hint="eastAsia"/>
-        </w:rPr>
-        <w:t xml:space="preserve"> 이하</w:t>
-      </w:r>
-      <w:r>
-        <w:t>이면서 250KB 이하의 JPG파일만 등록할 수 있음</w:t>
-      </w:r>
-      <w:r>
-        <w:rPr>
-          <w:rFonts w:hint="eastAsia"/>
-        </w:rPr>
-        <w:t xml:space="preserve"> </w:t>
-      </w:r>
-      <w:r>
-        <w:t>(.</w:t>
-      </w:r>
-      <w:r>
-        <w:rPr>
-          <w:rFonts w:hint="eastAsia"/>
-        </w:rPr>
-        <w:t>j</w:t>
-      </w:r>
-      <w:r>
-        <w:t xml:space="preserve">peg </w:t>
-      </w:r>
-      <w:r>
-        <w:rPr>
-          <w:rFonts w:hint="eastAsia"/>
-        </w:rPr>
-        <w:t>인식 못 함)</w:t>
-      </w:r>
-    </w:p>
-    <w:p>
-      <w:r>
-        <w:t>####</w:t>
-      </w:r>
-      <w:r>
-        <w:t xml:space="preserve"> D.</w:t>
-      </w:r>
-      <w:r>
-        <w:t xml:space="preserve"> 발송</w:t>
-      </w:r>
-    </w:p>
-    <w:p>
-      <w:pPr>
-        <w:rPr>
-          <w:rFonts w:hint="eastAsia"/>
-        </w:rPr>
-      </w:pPr>
-      <w:r>
-        <w:rPr>
-          <w:rFonts w:hint="eastAsia"/>
-        </w:rPr>
-        <w:t>패키지</w:t>
-      </w:r>
-      <w:r>
-        <w:t xml:space="preserve"> 구성후 샘플발송을 하여 반드시 확인</w:t>
-      </w:r>
-      <w:r>
-        <w:rPr>
-          <w:rFonts w:hint="eastAsia"/>
-        </w:rPr>
-        <w:t>.</w:t>
-      </w:r>
-      <w:r>
-        <w:t xml:space="preserve"> </w:t>
-      </w:r>
-    </w:p>
-    <w:p>
-      <w:r>
-        <w:rPr>
-          <w:rFonts w:hint="eastAsia"/>
-        </w:rPr>
-        <w:t>발송요청을</w:t>
-      </w:r>
-      <w:r>
-        <w:t xml:space="preserve"> 누르면 대기 리스트에 올라가고 순차적으로 9~18시에 발송</w:t>
-      </w:r>
-      <w:r>
-        <w:rPr>
-          <w:rFonts w:hint="eastAsia"/>
-        </w:rPr>
-        <w:t xml:space="preserve">되며 </w:t>
-      </w:r>
-      <w:r>
-        <w:rPr>
-          <w:rFonts w:hint="eastAsia"/>
-        </w:rPr>
-        <w:t>대기</w:t>
-      </w:r>
-      <w:r>
-        <w:t xml:space="preserve"> 리스트가 많아 18시까지 완료되지 않으면 익일 9시로 이관됨</w:t>
-      </w:r>
-    </w:p>
-    <w:p>
-      <w:r>
-        <w:t>###</w:t>
-      </w:r>
-      <w:r>
-        <w:t xml:space="preserve"> 7)</w:t>
-      </w:r>
-      <w:r>
-        <w:t xml:space="preserve"> 지인찬스</w:t>
-      </w:r>
-      <w:r>
-        <w:t xml:space="preserve"> </w:t>
-      </w:r>
-      <w:r>
-        <w:rPr>
-          <w:rFonts w:hint="eastAsia"/>
-        </w:rPr>
-        <w:t>관련 상세 내용</w:t>
-      </w:r>
-    </w:p>
-    <w:p>
-      <w:r>
-        <w:rPr>
-          <w:rFonts w:hint="eastAsia"/>
-        </w:rPr>
-        <w:t>단골감사</w:t>
-      </w:r>
-      <w:r>
-        <w:t xml:space="preserve"> 쿠폰 금액은 매장에서 1~4만원에서 선택</w:t>
-      </w:r>
-      <w:r>
-        <w:rPr>
-          <w:rFonts w:hint="eastAsia"/>
-        </w:rPr>
-        <w:t xml:space="preserve">하며 </w:t>
-      </w:r>
-      <w:r>
-        <w:rPr>
-          <w:rFonts w:hint="eastAsia"/>
-        </w:rPr>
-        <w:t>문구</w:t>
-      </w:r>
-      <w:r>
-        <w:t>, 이미지 금액과 설정</w:t>
-      </w:r>
-      <w:r>
-        <w:rPr>
-          <w:rFonts w:hint="eastAsia"/>
-        </w:rPr>
-        <w:t>한</w:t>
-      </w:r>
-      <w:r>
-        <w:t xml:space="preserve"> 금액이 일치</w:t>
-      </w:r>
-      <w:r>
-        <w:rPr>
-          <w:rFonts w:hint="eastAsia"/>
-        </w:rPr>
-        <w:t>하는지 확인</w:t>
-      </w:r>
-    </w:p>
-    <w:p>
-      <w:r>
+        <w:rPr>
+          <w:rFonts w:hint="eastAsia"/>
+        </w:rPr>
+        <w:t xml:space="preserve"> 타사온라인</w:t>
+      </w:r>
+    </w:p>
+    <w:p>
+      <w:r>
+        <w:t>TWF를 통해 단골 등록한 타사 고객</w:t>
+      </w:r>
+    </w:p>
+    <w:p>
+      <w:r>
+        <w:rPr>
+          <w:rFonts w:hint="eastAsia"/>
+        </w:rPr>
+        <w:t>#</w:t>
+      </w:r>
+      <w:r>
+        <w:t xml:space="preserve">### </w:t>
+      </w:r>
+      <w:r>
+        <w:t>F</w:t>
+      </w:r>
+      <w:r>
+        <w:t xml:space="preserve">. </w:t>
+      </w:r>
+      <w:r>
+        <w:rPr>
+          <w:rFonts w:hint="eastAsia"/>
+        </w:rPr>
+        <w:t>가입경로</w:t>
+      </w:r>
+    </w:p>
+    <w:p>
+      <w:r>
+        <w:rPr>
+          <w:rFonts w:hint="eastAsia"/>
+        </w:rPr>
+        <w:t>단골등록</w:t>
+      </w:r>
+      <w:r>
+        <w:t xml:space="preserve"> 처리 방식에 따</w:t>
+      </w:r>
+      <w:r>
+        <w:rPr>
+          <w:rFonts w:hint="eastAsia"/>
+        </w:rPr>
+        <w:t>라</w:t>
+      </w:r>
+      <w:r>
+        <w:t xml:space="preserve"> 구분</w:t>
+      </w:r>
+      <w:r>
+        <w:rPr>
+          <w:rFonts w:hint="eastAsia"/>
+        </w:rPr>
+        <w:t>함</w:t>
+      </w:r>
+    </w:p>
+    <w:p>
+      <w:r>
+        <w:rPr>
+          <w:rFonts w:hint="eastAsia"/>
+        </w:rPr>
         <w:lastRenderedPageBreak/>
-        <w:t>D+30 유효한 쿠폰번호 자동 부여</w:t>
-      </w:r>
-      <w:r>
-        <w:rPr>
-          <w:rFonts w:hint="eastAsia"/>
-        </w:rPr>
-        <w:t xml:space="preserve">되며 </w:t>
-      </w:r>
-      <w:r>
-        <w:rPr>
-          <w:rFonts w:hint="eastAsia"/>
-        </w:rPr>
-        <w:t>단골</w:t>
-      </w:r>
-      <w:r>
-        <w:t xml:space="preserve"> 고객이 쿠폰 문자를 지인에게 전달하고 지인이 개통하면 단골 고객에게 할인 제공</w:t>
-      </w:r>
-      <w:r>
-        <w:rPr>
-          <w:rFonts w:hint="eastAsia"/>
-        </w:rPr>
-        <w:t>하는 방식</w:t>
-      </w:r>
-    </w:p>
-    <w:p>
-      <w:r>
-        <w:rPr>
-          <w:rFonts w:hint="eastAsia"/>
-        </w:rPr>
-        <w:t>우측</w:t>
-      </w:r>
-      <w:r>
-        <w:t xml:space="preserve"> 상단의 단골고객혜택페이지 버튼을 클릭해 쿠폰 사용</w:t>
-      </w:r>
-    </w:p>
-    <w:p>
-      <w:r>
-        <w:rPr>
-          <w:rFonts w:hint="eastAsia"/>
-        </w:rPr>
-        <w:t>단골고객혜택페이지</w:t>
-      </w:r>
-      <w:r>
-        <w:t>(mgm.sktcoupon.co.kr)에 로그인하여 번호 확인, 지인 개통 확인, 금액 선택, 결제 등 진행</w:t>
-      </w:r>
-    </w:p>
-    <w:p/>
-    <w:p>
-      <w:r>
-        <w:t>##</w:t>
-      </w:r>
-      <w:r>
-        <w:t xml:space="preserve"> </w:t>
-      </w:r>
-      <w:r>
-        <w:rPr>
-          <w:rFonts w:hint="eastAsia"/>
-        </w:rPr>
-        <w:t>다.</w:t>
-      </w:r>
-      <w:r>
-        <w:t xml:space="preserve"> 단골고객 스케줄러</w:t>
-      </w:r>
-    </w:p>
-    <w:p>
-      <w:r>
-        <w:t>###</w:t>
-      </w:r>
-      <w:r>
-        <w:t xml:space="preserve"> 1)</w:t>
-      </w:r>
-      <w:r>
-        <w:t xml:space="preserve"> 개요</w:t>
-      </w:r>
-    </w:p>
-    <w:p>
-      <w:r>
-        <w:t xml:space="preserve">특정 </w:t>
-      </w:r>
-      <w:r>
-        <w:rPr>
-          <w:rFonts w:hint="eastAsia"/>
-        </w:rPr>
-        <w:t>이벤트(</w:t>
-      </w:r>
-      <w:proofErr w:type="gramStart"/>
-      <w:r>
-        <w:rPr>
-          <w:rFonts w:hint="eastAsia"/>
-        </w:rPr>
-        <w:t>예 :</w:t>
-      </w:r>
-      <w:proofErr w:type="gramEnd"/>
-      <w:r>
-        <w:t xml:space="preserve"> </w:t>
-      </w:r>
-      <w:r>
-        <w:rPr>
-          <w:rFonts w:hint="eastAsia"/>
-        </w:rPr>
-        <w:t>생일,</w:t>
-      </w:r>
-      <w:r>
-        <w:t xml:space="preserve"> </w:t>
-      </w:r>
-      <w:r>
-        <w:rPr>
-          <w:rFonts w:hint="eastAsia"/>
-        </w:rPr>
-        <w:t>약정 만료 등)를</w:t>
-      </w:r>
-      <w:r>
-        <w:t xml:space="preserve"> 맞이한 고객에게 혜택, 정보 안내</w:t>
-      </w:r>
-      <w:r>
-        <w:rPr>
-          <w:rFonts w:hint="eastAsia"/>
-        </w:rPr>
-        <w:t xml:space="preserve"> 및 약속 이행 등을 수행하는 기능으로 별도 메모 관리하지 않고 </w:t>
-      </w:r>
-      <w:r>
-        <w:t>시스템으로 to-do list를 챙길 수 있음</w:t>
-      </w:r>
-    </w:p>
-    <w:p>
-      <w:pPr>
-        <w:rPr>
-          <w:rFonts w:hint="eastAsia"/>
-        </w:rPr>
-      </w:pPr>
-      <w:r>
-        <w:t>사전 설정한 메시지를 필요한 시점에 발송할 수 있</w:t>
-      </w:r>
-      <w:r>
-        <w:rPr>
-          <w:rFonts w:hint="eastAsia"/>
-        </w:rPr>
-        <w:t>으며,</w:t>
-      </w:r>
-      <w:r>
-        <w:t xml:space="preserve"> </w:t>
-      </w:r>
-      <w:r>
-        <w:rPr>
-          <w:rFonts w:hint="eastAsia"/>
-        </w:rPr>
-        <w:t>일</w:t>
-      </w:r>
-      <w:r>
-        <w:t>단위 지속적인 대상군 관리/발송</w:t>
-      </w:r>
-      <w:r>
-        <w:rPr>
-          <w:rFonts w:hint="eastAsia"/>
-        </w:rPr>
-        <w:t>을 해야 됨</w:t>
-      </w:r>
-    </w:p>
-    <w:p>
-      <w:r>
-        <w:t>###</w:t>
-      </w:r>
-      <w:r>
-        <w:t xml:space="preserve"> 2)</w:t>
-      </w:r>
-      <w:r>
-        <w:t xml:space="preserve"> 발송 프로세스</w:t>
-      </w:r>
-    </w:p>
-    <w:p>
-      <w:pPr>
-        <w:rPr>
-          <w:rFonts w:hint="eastAsia"/>
-        </w:rPr>
-      </w:pPr>
-      <w:r>
-        <w:t>스윙 단골고객MMS발송 화면의 맞춤안내관리 탭</w:t>
-      </w:r>
-      <w:r>
-        <w:rPr>
-          <w:rFonts w:hint="eastAsia"/>
-        </w:rPr>
-        <w:t xml:space="preserve">에서 발송하며 </w:t>
-      </w:r>
-      <w:r>
-        <w:rPr>
-          <w:rFonts w:hint="eastAsia"/>
-        </w:rPr>
-        <w:t>추천</w:t>
-      </w:r>
-      <w:r>
-        <w:rPr>
-          <w:rFonts w:hint="eastAsia"/>
-        </w:rPr>
-        <w:t>고객</w:t>
-      </w:r>
-      <w:r>
-        <w:t>, 지인찬스처럼 본사/본부/팀/매장맞춤 시나리오로 구성</w:t>
-      </w:r>
-      <w:r>
-        <w:rPr>
-          <w:rFonts w:hint="eastAsia"/>
-        </w:rPr>
-        <w:t>됨.</w:t>
-      </w:r>
-      <w:r>
-        <w:t xml:space="preserve"> </w:t>
-      </w:r>
-      <w:r>
-        <w:rPr>
-          <w:rFonts w:hint="eastAsia"/>
-        </w:rPr>
-        <w:t>단,</w:t>
-      </w:r>
-      <w:r>
-        <w:t xml:space="preserve"> </w:t>
-      </w:r>
-      <w:r>
-        <w:rPr>
-          <w:rFonts w:hint="eastAsia"/>
-        </w:rPr>
-        <w:t xml:space="preserve">다른 발송 메뉴와 달리 스케줄러 메뉴에서는 </w:t>
-      </w:r>
-      <w:r>
-        <w:rPr>
-          <w:rFonts w:hint="eastAsia"/>
-        </w:rPr>
-        <w:t>대리점</w:t>
-      </w:r>
-      <w:r>
-        <w:rPr>
-          <w:rFonts w:hint="eastAsia"/>
-        </w:rPr>
-        <w:t>의</w:t>
-      </w:r>
-      <w:r>
-        <w:t xml:space="preserve"> 신규 등록</w:t>
-      </w:r>
-      <w:r>
-        <w:rPr>
-          <w:rFonts w:hint="eastAsia"/>
-        </w:rPr>
-        <w:t>은</w:t>
-      </w:r>
-      <w:r>
-        <w:t xml:space="preserve"> 불가능하며 정기적으로 활용</w:t>
-      </w:r>
-      <w:r>
-        <w:rPr>
-          <w:rFonts w:hint="eastAsia"/>
-        </w:rPr>
-        <w:t>할</w:t>
-      </w:r>
-      <w:r>
-        <w:t xml:space="preserve"> 8가지 시나리오</w:t>
-      </w:r>
-      <w:r>
-        <w:rPr>
-          <w:rFonts w:hint="eastAsia"/>
-        </w:rPr>
-        <w:t>의</w:t>
-      </w:r>
-      <w:r>
-        <w:t xml:space="preserve"> 선택</w:t>
-      </w:r>
-      <w:r>
-        <w:rPr>
-          <w:rFonts w:hint="eastAsia"/>
-        </w:rPr>
-        <w:t>만 가능</w:t>
-      </w:r>
-    </w:p>
-    <w:p>
-      <w:r>
-        <w:t>##</w:t>
-      </w:r>
-      <w:r>
-        <w:t># 3)</w:t>
-      </w:r>
-      <w:r>
-        <w:t xml:space="preserve"> 화면별 설명</w:t>
-      </w:r>
-    </w:p>
-    <w:p>
-      <w:r>
-        <w:t>###</w:t>
-      </w:r>
-      <w:r>
-        <w:t xml:space="preserve"># </w:t>
-      </w:r>
-      <w:r>
-        <w:rPr>
-          <w:rFonts w:hint="eastAsia"/>
-        </w:rPr>
-        <w:t>A</w:t>
-      </w:r>
-      <w:r>
-        <w:t>.</w:t>
-      </w:r>
-      <w:r>
-        <w:t xml:space="preserve"> 맞춤안내</w:t>
-      </w:r>
-    </w:p>
-    <w:p>
-      <w:r>
-        <w:rPr>
-          <w:rFonts w:hint="eastAsia"/>
-        </w:rPr>
-        <w:t>사전</w:t>
-      </w:r>
-      <w:r>
-        <w:t xml:space="preserve"> 세팅한 리스트(시나리오)를 확인하고 최대 6개까지 등록</w:t>
-      </w:r>
-      <w:r>
-        <w:rPr>
-          <w:rFonts w:hint="eastAsia"/>
-        </w:rPr>
-        <w:t>할 수 있음</w:t>
-      </w:r>
-    </w:p>
-    <w:p>
-      <w:r>
-        <w:rPr>
-          <w:rFonts w:hint="eastAsia"/>
-        </w:rPr>
-        <w:t>캘린더별</w:t>
-      </w:r>
-      <w:r>
-        <w:t xml:space="preserve"> 확인할 수 있고, 모두 발송하면 완료 상태로 변경됨. 일부 고객 미수신시 부분완료</w:t>
-      </w:r>
-      <w:r>
-        <w:rPr>
-          <w:rFonts w:hint="eastAsia"/>
-        </w:rPr>
-        <w:t>로</w:t>
-      </w:r>
-      <w:r>
-        <w:t xml:space="preserve"> 표기</w:t>
-      </w:r>
-    </w:p>
-    <w:p>
-      <w:r>
-        <w:rPr>
-          <w:rFonts w:hint="eastAsia"/>
-        </w:rPr>
-        <w:t>맞춤안내관리</w:t>
-      </w:r>
-      <w:r>
-        <w:t xml:space="preserve"> </w:t>
-      </w:r>
-      <w:proofErr w:type="gramStart"/>
-      <w:r>
-        <w:t>버튼 :</w:t>
-      </w:r>
-      <w:proofErr w:type="gramEnd"/>
-      <w:r>
-        <w:t xml:space="preserve"> 시나리오 등록, 수정</w:t>
-      </w:r>
-    </w:p>
-    <w:p>
-      <w:r>
-        <w:rPr>
-          <w:rFonts w:hint="eastAsia"/>
-        </w:rPr>
-        <w:t>메시지</w:t>
-      </w:r>
-      <w:r>
-        <w:t xml:space="preserve"> 발송 </w:t>
-      </w:r>
-      <w:proofErr w:type="gramStart"/>
-      <w:r>
-        <w:t>버튼 :</w:t>
-      </w:r>
-      <w:proofErr w:type="gramEnd"/>
-      <w:r>
-        <w:t xml:space="preserve"> 시나리오 선택시 활성화되며 문구, 이미지 발송 가능</w:t>
-      </w:r>
-    </w:p>
-    <w:p>
-      <w:r>
-        <w:t>##</w:t>
-      </w:r>
-      <w:r>
         <w:t>#</w:t>
       </w:r>
       <w:r>
-        <w:t xml:space="preserve"># </w:t>
-      </w:r>
-      <w:r>
-        <w:t xml:space="preserve">B. </w:t>
-      </w:r>
-      <w:r>
-        <w:t>고객약속</w:t>
-      </w:r>
-    </w:p>
-    <w:p>
-      <w:r>
-        <w:rPr>
-          <w:rFonts w:hint="eastAsia"/>
-        </w:rPr>
-        <w:t>스마트플래너</w:t>
-      </w:r>
-      <w:r>
-        <w:t xml:space="preserve"> 또는 Swing으로 업무 처리하며 남긴 고객약속 리스트가 표기되며 더블클릭하여 상세 내용 확인</w:t>
-      </w:r>
-    </w:p>
-    <w:p>
-      <w:proofErr w:type="gramStart"/>
-      <w:r>
-        <w:rPr>
-          <w:rFonts w:hint="eastAsia"/>
-        </w:rPr>
-        <w:t>메모리스트</w:t>
-      </w:r>
-      <w:r>
-        <w:t xml:space="preserve"> :</w:t>
-      </w:r>
-      <w:proofErr w:type="gramEnd"/>
-      <w:r>
-        <w:t xml:space="preserve"> 일자가 정해지지 않은 고객약속 표기. 상태를 완료로 한 경우 다음 날부터 리스트 가장 하단으로 내려감</w:t>
-      </w:r>
-    </w:p>
-    <w:p>
-      <w:proofErr w:type="gramStart"/>
-      <w:r>
-        <w:rPr>
-          <w:rFonts w:hint="eastAsia"/>
-        </w:rPr>
-        <w:lastRenderedPageBreak/>
-        <w:t>캘린더</w:t>
-      </w:r>
-      <w:r>
-        <w:t xml:space="preserve"> :</w:t>
-      </w:r>
-      <w:proofErr w:type="gramEnd"/>
-      <w:r>
-        <w:t xml:space="preserve"> 일별로 고객약속 To do List가 있는 경우 대기중 표기. 발송하면 완료. 일부 고객 미발송시 부분완료</w:t>
+        <w:t xml:space="preserve">#### </w:t>
+      </w:r>
+      <w:r>
+        <w:rPr>
+          <w:rFonts w:hint="eastAsia"/>
+        </w:rPr>
+        <w:t>홈페이지</w:t>
+      </w:r>
+    </w:p>
+    <w:p>
+      <w:r>
+        <w:t>TWF를 통해 단골 등록한 고객</w:t>
+      </w:r>
+    </w:p>
+    <w:p>
+      <w:r>
+        <w:rPr>
+          <w:rFonts w:hint="eastAsia"/>
+        </w:rPr>
+        <w:t>#</w:t>
+      </w:r>
+      <w:r>
+        <w:t xml:space="preserve">#### </w:t>
+      </w:r>
+      <w:r>
+        <w:rPr>
+          <w:rFonts w:hint="eastAsia"/>
+        </w:rPr>
+        <w:t>플래너단독</w:t>
+      </w:r>
+    </w:p>
+    <w:p>
+      <w:r>
+        <w:t>스마트플래너를 통해 단골 등록한 고객 수</w:t>
+      </w:r>
+    </w:p>
+    <w:p>
+      <w:r>
+        <w:rPr>
+          <w:rFonts w:hint="eastAsia"/>
+        </w:rPr>
+        <w:t>#</w:t>
+      </w:r>
+      <w:r>
+        <w:t xml:space="preserve">#### </w:t>
+      </w:r>
+      <w:r>
+        <w:rPr>
+          <w:rFonts w:hint="eastAsia"/>
+        </w:rPr>
+        <w:t>플래너개통동시</w:t>
+      </w:r>
+    </w:p>
+    <w:p>
+      <w:r>
+        <w:t>신규/기변 업무처리</w:t>
+      </w:r>
+      <w:r>
+        <w:rPr>
+          <w:rFonts w:hint="eastAsia"/>
+        </w:rPr>
+        <w:t>시 동시에 가입되는</w:t>
+      </w:r>
+      <w:r>
+        <w:t xml:space="preserve"> 프로세스</w:t>
+      </w:r>
+      <w:r>
+        <w:rPr>
+          <w:rFonts w:hint="eastAsia"/>
+        </w:rPr>
+        <w:t>로 등록된 단골</w:t>
+      </w:r>
+      <w:r>
+        <w:t xml:space="preserve"> 고객 수</w:t>
+      </w:r>
+    </w:p>
+    <w:p>
+      <w:r>
+        <w:rPr>
+          <w:rFonts w:hint="eastAsia"/>
+        </w:rPr>
+        <w:t>#</w:t>
+      </w:r>
+      <w:r>
+        <w:t>#### Swing</w:t>
+      </w:r>
+      <w:r>
+        <w:t>(</w:t>
+      </w:r>
+      <w:r>
+        <w:rPr>
+          <w:rFonts w:hint="eastAsia"/>
+        </w:rPr>
+        <w:t>스윙)</w:t>
+      </w:r>
+    </w:p>
+    <w:p>
+      <w:r>
+        <w:t>현재 Swing을 통한 가입 프로세스는 없어졌으나, 타사 단골고객이 번호이동 했을 경우, 자동으로 SKT 단골객으로 전환</w:t>
+      </w:r>
+      <w:r>
+        <w:rPr>
+          <w:rFonts w:hint="eastAsia"/>
+        </w:rPr>
+        <w:t xml:space="preserve">되는데 이 때 </w:t>
+      </w:r>
+      <w:r>
+        <w:rPr>
+          <w:rFonts w:hint="eastAsia"/>
+        </w:rPr>
+        <w:t>이 항목으로 집계됨</w:t>
+      </w:r>
+    </w:p>
+    <w:p>
+      <w:r>
+        <w:rPr>
+          <w:rFonts w:hint="eastAsia"/>
+        </w:rPr>
+        <w:t>#</w:t>
+      </w:r>
+      <w:r>
+        <w:t xml:space="preserve">### </w:t>
+      </w:r>
+      <w:r>
+        <w:rPr>
+          <w:rFonts w:hint="eastAsia"/>
+        </w:rPr>
+        <w:t>D</w:t>
       </w:r>
       <w:r>
         <w:t xml:space="preserve">. </w:t>
       </w:r>
       <w:r>
-        <w:t>당일이 아닌 경우 미완료 건은 다시 발송하지 못 함</w:t>
-      </w:r>
-    </w:p>
-    <w:p>
-      <w:r>
-        <w:rPr>
-          <w:rFonts w:hint="eastAsia"/>
-        </w:rPr>
-        <w:t>신규등록</w:t>
-      </w:r>
-      <w:r>
-        <w:t xml:space="preserve"> </w:t>
-      </w:r>
-      <w:proofErr w:type="gramStart"/>
-      <w:r>
-        <w:t>버튼 :</w:t>
-      </w:r>
-      <w:proofErr w:type="gramEnd"/>
-      <w:r>
-        <w:t xml:space="preserve"> 현재 화면에서도 고객과 상담하며 발생하는 약속 또는 메모를 남길 수 있음</w:t>
-      </w:r>
-    </w:p>
-    <w:p>
-      <w:r>
-        <w:t>###</w:t>
-      </w:r>
-      <w:r>
-        <w:t># C.</w:t>
-      </w:r>
-      <w:r>
-        <w:t xml:space="preserve"> 상담예약</w:t>
-      </w:r>
-    </w:p>
-    <w:p>
-      <w:r>
-        <w:rPr>
-          <w:rFonts w:hint="eastAsia"/>
-        </w:rPr>
-        <w:t>상담예약</w:t>
-      </w:r>
-      <w:r>
-        <w:t xml:space="preserve"> </w:t>
-      </w:r>
-      <w:proofErr w:type="gramStart"/>
-      <w:r>
-        <w:t>리스트 :</w:t>
-      </w:r>
-      <w:proofErr w:type="gramEnd"/>
-      <w:r>
-        <w:t xml:space="preserve"> Tworld 프렌즈에서 접수된 상담예약을 조회할 수 있으며, 현재 화면에서 등록할 수도 있음</w:t>
-      </w:r>
-    </w:p>
-    <w:p>
-      <w:proofErr w:type="gramStart"/>
-      <w:r>
-        <w:rPr>
-          <w:rFonts w:hint="eastAsia"/>
-        </w:rPr>
-        <w:t>캘린더</w:t>
-      </w:r>
-      <w:r>
-        <w:t xml:space="preserve"> :</w:t>
-      </w:r>
-      <w:proofErr w:type="gramEnd"/>
-      <w:r>
-        <w:t xml:space="preserve"> 일별로 고객약속 To do List가 있는 경우 대기중 표기. 발송하면 완료. 일부 고객 미발송시 부분완료</w:t>
-      </w:r>
-      <w:r>
-        <w:rPr>
-          <w:rFonts w:hint="eastAsia"/>
-        </w:rPr>
-        <w:t xml:space="preserve">. </w:t>
-      </w:r>
-      <w:r>
-        <w:t>당일이 아닌 경우 미완료 건은 다시 발송하지 못 함</w:t>
-      </w:r>
-      <w:r>
-        <w:rPr>
-          <w:rFonts w:hint="eastAsia"/>
-        </w:rPr>
-        <w:t>.</w:t>
-      </w:r>
-    </w:p>
-    <w:p>
-      <w:r>
-        <w:rPr>
-          <w:rFonts w:hint="eastAsia"/>
-        </w:rPr>
-        <w:t>신규등록</w:t>
-      </w:r>
-      <w:r>
-        <w:t xml:space="preserve"> </w:t>
-      </w:r>
-      <w:proofErr w:type="gramStart"/>
-      <w:r>
-        <w:t>버튼 :</w:t>
-      </w:r>
-      <w:proofErr w:type="gramEnd"/>
-      <w:r>
-        <w:t xml:space="preserve"> 내방한 고객이 재내방 약속한 경우, 현재 화면에서 상담예약 리스트를 신규로 등록할 수 있음</w:t>
-      </w:r>
-    </w:p>
-    <w:p>
-      <w:r>
-        <w:t>###</w:t>
-      </w:r>
-      <w:r>
-        <w:t># D.</w:t>
-      </w:r>
-      <w:r>
-        <w:t xml:space="preserve"> 발송 규칙</w:t>
-      </w:r>
-    </w:p>
-    <w:p>
-      <w:r>
-        <w:rPr>
-          <w:rFonts w:hint="eastAsia"/>
-        </w:rPr>
-        <w:t>단골캠페인과</w:t>
-      </w:r>
-      <w:r>
-        <w:t xml:space="preserve"> 별개로 적용되고, 맞춤안내, 고객약속, 상담예약 별도 규칙이 적용됨</w:t>
-      </w:r>
-    </w:p>
-    <w:p>
-      <w:proofErr w:type="gramStart"/>
-      <w:r>
-        <w:rPr>
-          <w:rFonts w:hint="eastAsia"/>
-        </w:rPr>
-        <w:t>맞춤안내</w:t>
-      </w:r>
-      <w:r>
-        <w:t xml:space="preserve"> :</w:t>
-      </w:r>
-      <w:proofErr w:type="gramEnd"/>
-      <w:r>
-        <w:t xml:space="preserve"> 일 1회 MMS 캠페인을 수신할 수 있으며 TM(채번)은 제한 없이 이용 가능</w:t>
-      </w:r>
-    </w:p>
-    <w:p>
-      <w:proofErr w:type="gramStart"/>
-      <w:r>
-        <w:rPr>
-          <w:rFonts w:hint="eastAsia"/>
-        </w:rPr>
-        <w:t>고객약속</w:t>
-      </w:r>
-      <w:r>
-        <w:t xml:space="preserve"> :</w:t>
-      </w:r>
-      <w:proofErr w:type="gramEnd"/>
-      <w:r>
-        <w:t xml:space="preserve"> 일 1회 MMS 캠페인을 수신할 수 있으며 TM(채번)은 제한 없이 이용 가능</w:t>
-      </w:r>
-    </w:p>
-    <w:p>
-      <w:proofErr w:type="gramStart"/>
-      <w:r>
-        <w:rPr>
-          <w:rFonts w:hint="eastAsia"/>
-        </w:rPr>
-        <w:t>상담예약</w:t>
-      </w:r>
-      <w:r>
-        <w:t xml:space="preserve"> :</w:t>
-      </w:r>
-      <w:proofErr w:type="gramEnd"/>
-      <w:r>
-        <w:t xml:space="preserve"> 일 1회 MMS 캠페인을 수신할 수 있으며 TM(채번)은 제한 없이 이용 가능</w:t>
-      </w:r>
-    </w:p>
-    <w:p>
-      <w:r>
-        <w:rPr>
-          <w:rFonts w:hint="eastAsia"/>
-        </w:rPr>
-        <w:t>상담</w:t>
-      </w:r>
-      <w:r>
-        <w:t xml:space="preserve"> 완료 시점과 예약 당일 오전 9~10시 예약확인 MMS 자동 발송</w:t>
-      </w:r>
-    </w:p>
-    <w:p/>
-    <w:p>
-      <w:r>
-        <w:t>##</w:t>
-      </w:r>
-      <w:r>
-        <w:t xml:space="preserve"> </w:t>
-      </w:r>
-      <w:r>
-        <w:rPr>
-          <w:rFonts w:hint="eastAsia"/>
-        </w:rPr>
-        <w:t>라.</w:t>
-      </w:r>
-      <w:r>
-        <w:t xml:space="preserve"> TM (텔레마케팅)</w:t>
-      </w:r>
-    </w:p>
-    <w:p>
-      <w:r>
-        <w:t>###</w:t>
-      </w:r>
-      <w:r>
-        <w:t xml:space="preserve"> 1)</w:t>
-      </w:r>
-      <w:r>
-        <w:t xml:space="preserve"> 개요</w:t>
-      </w:r>
-    </w:p>
-    <w:p>
-      <w:r>
-        <w:rPr>
-          <w:rFonts w:hint="eastAsia"/>
-        </w:rPr>
-        <w:t>전화(</w:t>
-      </w:r>
-      <w:r>
-        <w:t>TM = Tele-marketing)</w:t>
-      </w:r>
-      <w:r>
-        <w:rPr>
-          <w:rFonts w:hint="eastAsia"/>
-        </w:rPr>
-        <w:t xml:space="preserve">로 </w:t>
-      </w:r>
-      <w:r>
-        <w:rPr>
-          <w:rFonts w:hint="eastAsia"/>
-        </w:rPr>
-        <w:t>모집한 단골과 접촉</w:t>
-      </w:r>
-      <w:r>
-        <w:rPr>
-          <w:rFonts w:hint="eastAsia"/>
-        </w:rPr>
-        <w:t>하는 것.</w:t>
-      </w:r>
-    </w:p>
-    <w:p>
-      <w:r>
-        <w:rPr>
-          <w:rFonts w:hint="eastAsia"/>
-        </w:rPr>
-        <w:t>고객정보</w:t>
-      </w:r>
-      <w:r>
-        <w:t xml:space="preserve"> </w:t>
-      </w:r>
-      <w:r>
-        <w:rPr>
-          <w:rFonts w:hint="eastAsia"/>
-        </w:rPr>
-        <w:t xml:space="preserve">보호를 위해 </w:t>
-      </w:r>
-      <w:r>
-        <w:rPr>
-          <w:rFonts w:hint="eastAsia"/>
-        </w:rPr>
-        <w:t>시스템에서 부여된</w:t>
-      </w:r>
-      <w:r>
-        <w:rPr>
-          <w:rFonts w:hint="eastAsia"/>
-        </w:rPr>
-        <w:t xml:space="preserve"> 0</w:t>
-      </w:r>
-      <w:r>
-        <w:t xml:space="preserve">50 </w:t>
-      </w:r>
-      <w:r>
-        <w:rPr>
-          <w:rFonts w:hint="eastAsia"/>
-        </w:rPr>
-        <w:t>임시번호</w:t>
-      </w:r>
-      <w:r>
-        <w:rPr>
-          <w:rFonts w:hint="eastAsia"/>
-        </w:rPr>
-        <w:t xml:space="preserve">로만 </w:t>
-      </w:r>
-      <w:r>
-        <w:t>TM</w:t>
-      </w:r>
-      <w:r>
-        <w:rPr>
-          <w:rFonts w:hint="eastAsia"/>
-        </w:rPr>
-        <w:t xml:space="preserve">을 할 수 있으며 임시 번호는 채번후 </w:t>
-      </w:r>
-      <w:r>
+        <w:rPr>
+          <w:rFonts w:hint="eastAsia"/>
+        </w:rPr>
+        <w:t>단골삭제현황</w:t>
+      </w:r>
+    </w:p>
+    <w:p>
+      <w:r>
+        <w:rPr>
+          <w:rFonts w:hint="eastAsia"/>
+        </w:rPr>
+        <w:t>-</w:t>
+      </w:r>
+      <w:r>
+        <w:t xml:space="preserve"> </w:t>
+      </w:r>
+      <w:r>
+        <w:rPr>
+          <w:rFonts w:hint="eastAsia"/>
+        </w:rPr>
+        <w:t>단골고객</w:t>
+      </w:r>
+      <w:r>
+        <w:t xml:space="preserve"> 해지 고객의 해지 사유</w:t>
+      </w:r>
+    </w:p>
+    <w:p>
+      <w:r>
+        <w:rPr>
+          <w:rFonts w:hint="eastAsia"/>
+        </w:rPr>
+        <w:t>#</w:t>
+      </w:r>
+      <w:r>
+        <w:t xml:space="preserve">#### </w:t>
+      </w:r>
+      <w:r>
+        <w:rPr>
+          <w:rFonts w:hint="eastAsia"/>
+        </w:rPr>
+        <w:t>번호이동</w:t>
+      </w:r>
+      <w:r>
+        <w:t>, 해지, 명의변경</w:t>
+      </w:r>
+    </w:p>
+    <w:p>
+      <w:r>
+        <w:t>고객의 이동전화 상태 변경에 따른 자동 해지</w:t>
+      </w:r>
+    </w:p>
+    <w:p>
+      <w:r>
+        <w:rPr>
+          <w:rFonts w:hint="eastAsia"/>
+        </w:rPr>
+        <w:t>#</w:t>
+      </w:r>
+      <w:r>
+        <w:t xml:space="preserve">#### </w:t>
+      </w:r>
+      <w:r>
+        <w:rPr>
+          <w:rFonts w:hint="eastAsia"/>
+        </w:rPr>
+        <w:t>고객요청</w:t>
+      </w:r>
+    </w:p>
+    <w:p>
+      <w:r>
+        <w:t>고객이 직접 080 해지번호를 통해 삭제 요청</w:t>
+      </w:r>
+    </w:p>
+    <w:p>
+      <w:r>
+        <w:rPr>
+          <w:rFonts w:hint="eastAsia"/>
+        </w:rPr>
+        <w:t>#</w:t>
+      </w:r>
+      <w:r>
+        <w:t xml:space="preserve">#### </w:t>
+      </w:r>
+      <w:r>
+        <w:rPr>
+          <w:rFonts w:hint="eastAsia"/>
+        </w:rPr>
+        <w:t>매장폐쇄</w:t>
+      </w:r>
+    </w:p>
+    <w:p>
+      <w:r>
+        <w:t>단골고객 이관 없이 매장코드 삭제 시, 소속 단골고객 자동 해지</w:t>
+      </w:r>
+    </w:p>
+    <w:p>
+      <w:r>
+        <w:t>##### 1년이상 미활용</w:t>
+      </w:r>
+    </w:p>
+    <w:p>
+      <w:r>
+        <w:rPr>
+          <w:rFonts w:hint="eastAsia"/>
+        </w:rPr>
         <w:t>2</w:t>
       </w:r>
       <w:r>
-        <w:rPr>
-          <w:rFonts w:hint="eastAsia"/>
-        </w:rPr>
-        <w:t>시간 동안 유효함.</w:t>
-      </w:r>
-      <w:r>
-        <w:t xml:space="preserve"> </w:t>
-      </w:r>
-      <w:r>
-        <w:rPr>
-          <w:rFonts w:hint="eastAsia"/>
-        </w:rPr>
-        <w:t xml:space="preserve">시간 </w:t>
-      </w:r>
-      <w:r>
-        <w:rPr>
-          <w:rFonts w:hint="eastAsia"/>
-        </w:rPr>
-        <w:t>경과시 재채번 필요</w:t>
-      </w:r>
-      <w:r>
-        <w:t>.</w:t>
-      </w:r>
-    </w:p>
-    <w:p>
-      <w:r>
-        <w:t xml:space="preserve">### </w:t>
-      </w:r>
-      <w:r>
-        <w:t xml:space="preserve">2) </w:t>
-      </w:r>
-      <w:r>
-        <w:t>방법, 절차, 순서</w:t>
-      </w:r>
-    </w:p>
-    <w:p>
-      <w:r>
-        <w:rPr>
-          <w:rFonts w:hint="eastAsia"/>
-        </w:rPr>
-        <w:t>시나리오에서</w:t>
-      </w:r>
-      <w:r>
-        <w:t xml:space="preserve"> 대상고객리스트를 선택하면 채번요청 팝업창이 뜨며 채번하기를 누르면 2시간동안 유효한 050 임시번호 발급됨</w:t>
-      </w:r>
-      <w:r>
-        <w:rPr>
-          <w:rFonts w:hint="eastAsia"/>
-        </w:rPr>
-        <w:t>.</w:t>
-      </w:r>
-      <w:r>
-        <w:t xml:space="preserve"> </w:t>
-      </w:r>
-    </w:p>
-    <w:p>
-      <w:r>
-        <w:rPr>
-          <w:rFonts w:hint="eastAsia"/>
-        </w:rPr>
-        <w:t>기본정보</w:t>
-      </w:r>
-      <w:r>
-        <w:t>, 메모 내용을 기반으로 타겟 마케팅 시행</w:t>
-      </w:r>
-      <w:r>
-        <w:rPr>
-          <w:rFonts w:hint="eastAsia"/>
-        </w:rPr>
-        <w:t xml:space="preserve"> </w:t>
-      </w:r>
-      <w:r>
-        <w:t>(</w:t>
-      </w:r>
-      <w:r>
-        <w:rPr>
-          <w:rFonts w:hint="eastAsia"/>
-        </w:rPr>
-        <w:t>저장된</w:t>
-      </w:r>
-      <w:r>
-        <w:t xml:space="preserve"> 메모, 고객과의 약속은 스케줄러의 고객약속 영역에서 조회 가능</w:t>
-      </w:r>
-      <w:r>
-        <w:rPr>
-          <w:rFonts w:hint="eastAsia"/>
-        </w:rPr>
-        <w:t>)</w:t>
-      </w:r>
-    </w:p>
-    <w:p>
-      <w:r>
-        <w:rPr>
-          <w:rFonts w:hint="eastAsia"/>
-        </w:rPr>
-        <w:t>추천고객</w:t>
-      </w:r>
-      <w:r>
-        <w:t xml:space="preserve">, 일반고객 모두 </w:t>
-      </w:r>
-      <w:r>
-        <w:t xml:space="preserve">TM </w:t>
-      </w:r>
-      <w:r>
-        <w:t>가능</w:t>
-      </w:r>
-    </w:p>
-    <w:p/>
+        <w:t>4</w:t>
+      </w:r>
+      <w:r>
+        <w:rPr>
+          <w:rFonts w:hint="eastAsia"/>
+        </w:rPr>
+        <w:t>년7월 이전 모집 단골에 대해서만 미활용시 삭제됨</w:t>
+      </w:r>
+    </w:p>
     <w:p>
       <w:r>
         <w:rPr>
@@ -3328,1775 +4927,16 @@
         <w:t>#</w:t>
       </w:r>
       <w:r>
-        <w:t xml:space="preserve"> 8. </w:t>
-      </w:r>
-      <w:r>
-        <w:rPr>
-          <w:rFonts w:hint="eastAsia"/>
-        </w:rPr>
-        <w:t>통계</w:t>
-      </w:r>
-      <w:r>
-        <w:t xml:space="preserve">, </w:t>
-      </w:r>
-      <w:r>
-        <w:rPr>
-          <w:rFonts w:hint="eastAsia"/>
-        </w:rPr>
-        <w:t>요건 설명</w:t>
-      </w:r>
-    </w:p>
-    <w:p>
-      <w:r>
-        <w:rPr>
-          <w:rFonts w:hint="eastAsia"/>
-        </w:rPr>
-        <w:t>#</w:t>
-      </w:r>
-      <w:r>
-        <w:t xml:space="preserve"># </w:t>
-      </w:r>
-      <w:r>
-        <w:rPr>
-          <w:rFonts w:hint="eastAsia"/>
-        </w:rPr>
-        <w:t>가.</w:t>
-      </w:r>
-      <w:r>
-        <w:t xml:space="preserve"> </w:t>
-      </w:r>
-      <w:r>
-        <w:rPr>
-          <w:rFonts w:hint="eastAsia"/>
-        </w:rPr>
-        <w:t>단골 모집/해지 현황</w:t>
-      </w:r>
-    </w:p>
-    <w:p>
-      <w:r>
-        <w:rPr>
-          <w:rFonts w:hint="eastAsia"/>
-        </w:rPr>
-        <w:t>#</w:t>
-      </w:r>
-      <w:r>
-        <w:t xml:space="preserve">## 1) </w:t>
-      </w:r>
-      <w:r>
-        <w:rPr>
-          <w:rFonts w:hint="eastAsia"/>
-        </w:rPr>
-        <w:t>D</w:t>
-      </w:r>
-      <w:r>
-        <w:t xml:space="preserve">ata </w:t>
-      </w:r>
-      <w:r>
-        <w:rPr>
-          <w:rFonts w:hint="eastAsia"/>
-        </w:rPr>
-        <w:t>출처</w:t>
-      </w:r>
-    </w:p>
-    <w:p>
-      <w:r>
-        <w:rPr>
-          <w:rFonts w:hint="eastAsia"/>
-        </w:rPr>
-        <w:t>스윙</w:t>
-      </w:r>
-      <w:r>
-        <w:t xml:space="preserve"> 단골고객현황통계</w:t>
-      </w:r>
-      <w:r>
-        <w:rPr>
-          <w:rFonts w:hint="eastAsia"/>
-        </w:rPr>
-        <w:t xml:space="preserve"> </w:t>
-      </w:r>
-      <w:proofErr w:type="gramStart"/>
-      <w:r>
-        <w:rPr>
-          <w:rFonts w:hint="eastAsia"/>
-        </w:rPr>
-        <w:t>화면</w:t>
-      </w:r>
-      <w:r>
-        <w:rPr>
-          <w:rFonts w:hint="eastAsia"/>
-        </w:rPr>
-        <w:t xml:space="preserve"> </w:t>
-      </w:r>
-      <w:r>
-        <w:t>:</w:t>
-      </w:r>
-      <w:proofErr w:type="gramEnd"/>
-      <w:r>
-        <w:t xml:space="preserve"> </w:t>
-      </w:r>
-      <w:r>
-        <w:rPr>
-          <w:rFonts w:hint="eastAsia"/>
-        </w:rPr>
-        <w:t>단골</w:t>
-      </w:r>
-      <w:r>
-        <w:t xml:space="preserve"> 등록, 해지, </w:t>
-      </w:r>
-      <w:r>
-        <w:rPr>
-          <w:rFonts w:hint="eastAsia"/>
-        </w:rPr>
-        <w:t>등급(</w:t>
-      </w:r>
-      <w:r>
-        <w:t>Grade</w:t>
-      </w:r>
-      <w:r>
-        <w:t>)</w:t>
-      </w:r>
-      <w:r>
-        <w:t xml:space="preserve"> 등 단골에 대한 상세 현황과 MMS발송, TM 등에 대한 전반적 현황을 볼 수 있는 통계 화면</w:t>
-      </w:r>
-    </w:p>
-    <w:p>
-      <w:r>
-        <w:rPr>
-          <w:rFonts w:hint="eastAsia"/>
-        </w:rPr>
-        <w:t>#</w:t>
-      </w:r>
-      <w:r>
-        <w:t xml:space="preserve">## 2) </w:t>
-      </w:r>
-      <w:r>
-        <w:rPr>
-          <w:rFonts w:hint="eastAsia"/>
-        </w:rPr>
-        <w:t>상세 설명</w:t>
-      </w:r>
-    </w:p>
-    <w:p>
-      <w:r>
-        <w:rPr>
-          <w:rFonts w:hint="eastAsia"/>
-        </w:rPr>
-        <w:t>#</w:t>
-      </w:r>
-      <w:r>
-        <w:t xml:space="preserve">### A. </w:t>
-      </w:r>
-      <w:r>
-        <w:rPr>
-          <w:rFonts w:hint="eastAsia"/>
-        </w:rPr>
-        <w:t>단골등록 대상</w:t>
-      </w:r>
-      <w:r>
-        <w:rPr>
-          <w:rFonts w:hint="eastAsia"/>
-        </w:rPr>
-        <w:t xml:space="preserve"> </w:t>
-      </w:r>
-      <w:r>
-        <w:t>(</w:t>
-      </w:r>
-      <w:r>
-        <w:rPr>
-          <w:rFonts w:hint="eastAsia"/>
-        </w:rPr>
-        <w:t>모수)</w:t>
-      </w:r>
-    </w:p>
-    <w:p>
-      <w:pPr>
-        <w:rPr>
-          <w:rFonts w:hint="eastAsia"/>
-        </w:rPr>
-      </w:pPr>
-      <w:r>
-        <w:rPr>
-          <w:rFonts w:hint="eastAsia"/>
-        </w:rPr>
-        <w:t>#</w:t>
-      </w:r>
-      <w:r>
         <w:t xml:space="preserve">#### </w:t>
       </w:r>
       <w:r>
         <w:rPr>
           <w:rFonts w:hint="eastAsia"/>
         </w:rPr>
-        <w:t>정의</w:t>
-      </w:r>
-    </w:p>
-    <w:p>
-      <w:r>
-        <w:rPr>
-          <w:rFonts w:hint="eastAsia"/>
-        </w:rPr>
-        <w:t>판매</w:t>
-      </w:r>
-      <w:r>
-        <w:t xml:space="preserve"> 시점 또는 매장 내방 시점에 단골고객 등록이 가능한 모수</w:t>
-      </w:r>
-      <w:r>
-        <w:rPr>
-          <w:rFonts w:hint="eastAsia"/>
-        </w:rPr>
-        <w:t xml:space="preserve"> </w:t>
-      </w:r>
-      <w:r>
-        <w:t>(</w:t>
-      </w:r>
-      <w:r>
-        <w:rPr>
-          <w:rFonts w:hint="eastAsia"/>
-        </w:rPr>
-        <w:t>외국인은 고객 차별 이슈의 여지가 있어 대상에 포함</w:t>
-      </w:r>
-      <w:r>
-        <w:rPr>
-          <w:rFonts w:hint="eastAsia"/>
-        </w:rPr>
-        <w:t>)</w:t>
-      </w:r>
-    </w:p>
-    <w:p>
-      <w:r>
-        <w:rPr>
-          <w:rFonts w:hint="eastAsia"/>
-        </w:rPr>
-        <w:t>신규기변</w:t>
-      </w:r>
-      <w:r>
-        <w:t>(판매) 모수</w:t>
-      </w:r>
-      <w:r>
-        <w:rPr>
-          <w:rFonts w:hint="eastAsia"/>
-        </w:rPr>
-        <w:t>와 내방</w:t>
-      </w:r>
-      <w:r>
-        <w:t xml:space="preserve"> </w:t>
-      </w:r>
-      <w:r>
-        <w:rPr>
-          <w:rFonts w:hint="eastAsia"/>
-        </w:rPr>
-        <w:t xml:space="preserve">단골 </w:t>
-      </w:r>
-      <w:r>
-        <w:t>모수 2</w:t>
-      </w:r>
-      <w:r>
-        <w:rPr>
-          <w:rFonts w:hint="eastAsia"/>
-        </w:rPr>
-        <w:t>가지로 구성됨</w:t>
-      </w:r>
-    </w:p>
-    <w:p>
-      <w:r>
-        <w:t xml:space="preserve">##### </w:t>
-      </w:r>
-      <w:r>
-        <w:rPr>
-          <w:rFonts w:hint="eastAsia"/>
-        </w:rPr>
-        <w:t>신규기변(판매)</w:t>
-      </w:r>
-      <w:r>
-        <w:t xml:space="preserve"> </w:t>
-      </w:r>
-      <w:r>
-        <w:rPr>
-          <w:rFonts w:hint="eastAsia"/>
-        </w:rPr>
-        <w:t>모수</w:t>
-      </w:r>
-    </w:p>
-    <w:p>
-      <w:r>
-        <w:t>신규기변 고객 중 D-1일 기준 단골 미등록 고객 수</w:t>
-      </w:r>
-      <w:r>
-        <w:rPr>
-          <w:rFonts w:hint="eastAsia"/>
-        </w:rPr>
-        <w:t xml:space="preserve"> </w:t>
-      </w:r>
-      <w:r>
-        <w:t>(</w:t>
-      </w:r>
-      <w:r>
-        <w:rPr>
-          <w:rFonts w:hint="eastAsia"/>
-        </w:rPr>
-        <w:t>동일 대리점/매장 여부 무관)</w:t>
-      </w:r>
-    </w:p>
-    <w:p>
-      <w:pPr>
-        <w:rPr>
-          <w:rFonts w:hint="eastAsia"/>
-        </w:rPr>
-      </w:pPr>
-      <w:r>
-        <w:t xml:space="preserve">2nd Device 제외 (태블릿, 워치, 포켓파이 등), </w:t>
-      </w:r>
-      <w:r>
-        <w:rPr>
-          <w:rFonts w:hint="eastAsia"/>
-        </w:rPr>
-        <w:t>법인</w:t>
-      </w:r>
-      <w:r>
-        <w:t xml:space="preserve"> 제외</w:t>
-      </w:r>
-      <w:r>
-        <w:rPr>
-          <w:rFonts w:hint="eastAsia"/>
-        </w:rPr>
-        <w:t>,</w:t>
-      </w:r>
-      <w:r>
-        <w:t xml:space="preserve"> </w:t>
-      </w:r>
-      <w:r>
-        <w:rPr>
-          <w:rFonts w:hint="eastAsia"/>
-        </w:rPr>
-        <w:t>데이터</w:t>
-      </w:r>
-      <w:r>
-        <w:t xml:space="preserve"> 함께쓰기 제외</w:t>
-      </w:r>
-      <w:r>
-        <w:rPr>
-          <w:rFonts w:hint="eastAsia"/>
-        </w:rPr>
-        <w:t>,</w:t>
-      </w:r>
-      <w:r>
-        <w:t xml:space="preserve"> </w:t>
-      </w:r>
-      <w:r>
-        <w:rPr>
-          <w:rFonts w:hint="eastAsia"/>
-        </w:rPr>
-        <w:t>유심단독</w:t>
-      </w:r>
-      <w:r>
-        <w:t xml:space="preserve"> 제외</w:t>
-      </w:r>
-    </w:p>
-    <w:p>
-      <w:r>
-        <w:rPr>
-          <w:rFonts w:hint="eastAsia"/>
-        </w:rPr>
-        <w:t>#</w:t>
-      </w:r>
-      <w:r>
-        <w:t xml:space="preserve">#### </w:t>
-      </w:r>
-      <w:r>
-        <w:t>(</w:t>
-      </w:r>
-      <w:r>
-        <w:rPr>
-          <w:rFonts w:hint="eastAsia"/>
-        </w:rPr>
-        <w:t>본사)</w:t>
-      </w:r>
-      <w:r>
-        <w:t xml:space="preserve"> </w:t>
-      </w:r>
-      <w:r>
-        <w:rPr>
-          <w:rFonts w:hint="eastAsia"/>
-        </w:rPr>
-        <w:t>내방 단골 모수</w:t>
-      </w:r>
-    </w:p>
-    <w:p>
-      <w:pPr>
-        <w:rPr>
-          <w:rFonts w:hint="eastAsia"/>
-        </w:rPr>
-      </w:pPr>
-      <w:r>
-        <w:rPr>
-          <w:rFonts w:hint="eastAsia"/>
-        </w:rPr>
-        <w:t>스마트플래너</w:t>
-      </w:r>
-      <w:r>
-        <w:t>, 스윙 등 전산 업무</w:t>
-      </w:r>
-      <w:r>
-        <w:rPr>
-          <w:rFonts w:hint="eastAsia"/>
-        </w:rPr>
-        <w:t xml:space="preserve"> 처리시</w:t>
-      </w:r>
-      <w:r>
-        <w:t xml:space="preserve"> 인증</w:t>
-      </w:r>
-      <w:r>
-        <w:rPr>
-          <w:rFonts w:hint="eastAsia"/>
-        </w:rPr>
-        <w:t>을</w:t>
-      </w:r>
-      <w:r>
-        <w:t xml:space="preserve"> 받아 처리한 서비스관리번호 중</w:t>
-      </w:r>
-      <w:r>
-        <w:rPr>
-          <w:rFonts w:hint="eastAsia"/>
-        </w:rPr>
-        <w:t xml:space="preserve"> 내방일 대비</w:t>
-      </w:r>
-      <w:r>
-        <w:t xml:space="preserve"> D-1일 기준 단골 미등록 </w:t>
-      </w:r>
-      <w:r>
-        <w:rPr>
-          <w:rFonts w:hint="eastAsia"/>
-        </w:rPr>
-        <w:t>회선</w:t>
-      </w:r>
-      <w:r>
-        <w:t>(</w:t>
-      </w:r>
-      <w:r>
-        <w:rPr>
-          <w:rFonts w:hint="eastAsia"/>
-        </w:rPr>
-        <w:t>동일 매장/대리점 여부 무관)</w:t>
-      </w:r>
-      <w:r>
-        <w:t xml:space="preserve">. </w:t>
-      </w:r>
-      <w:r>
-        <w:rPr>
-          <w:rFonts w:hint="eastAsia"/>
-        </w:rPr>
-        <w:t xml:space="preserve">내방 </w:t>
-      </w:r>
-      <w:r>
-        <w:t>Data</w:t>
-      </w:r>
-      <w:r>
-        <w:rPr>
-          <w:rFonts w:hint="eastAsia"/>
-        </w:rPr>
-        <w:t xml:space="preserve">는 </w:t>
-      </w:r>
-      <w:r>
-        <w:t xml:space="preserve">D-2 </w:t>
-      </w:r>
-      <w:r>
-        <w:rPr>
-          <w:rFonts w:hint="eastAsia"/>
-        </w:rPr>
-        <w:t xml:space="preserve">집계되므로 익월 </w:t>
-      </w:r>
-      <w:r>
-        <w:t>2</w:t>
-      </w:r>
-      <w:r>
-        <w:rPr>
-          <w:rFonts w:hint="eastAsia"/>
-        </w:rPr>
-        <w:t>일 최종 숫자 측정 가능함</w:t>
-      </w:r>
-    </w:p>
-    <w:p>
-      <w:pPr>
-        <w:rPr>
-          <w:rFonts w:hint="eastAsia"/>
-        </w:rPr>
-      </w:pPr>
-      <w:r>
-        <w:rPr>
-          <w:rFonts w:hint="eastAsia"/>
-        </w:rPr>
-        <w:t>단,</w:t>
-      </w:r>
-      <w:r>
-        <w:t xml:space="preserve"> </w:t>
-      </w:r>
-      <w:r>
-        <w:rPr>
-          <w:rFonts w:hint="eastAsia"/>
-        </w:rPr>
-        <w:t>스마트</w:t>
-      </w:r>
-      <w:r>
-        <w:t xml:space="preserve"> 진단서, 스마트 계산기</w:t>
-      </w:r>
-      <w:r>
-        <w:rPr>
-          <w:rFonts w:hint="eastAsia"/>
-        </w:rPr>
-        <w:t>를</w:t>
-      </w:r>
-      <w:r>
-        <w:t xml:space="preserve"> </w:t>
-      </w:r>
-      <w:r>
-        <w:rPr>
-          <w:rFonts w:hint="eastAsia"/>
-        </w:rPr>
-        <w:t xml:space="preserve">인증 없이 </w:t>
-      </w:r>
-      <w:r>
-        <w:t xml:space="preserve">사용한 </w:t>
-      </w:r>
-      <w:r>
-        <w:rPr>
-          <w:rFonts w:hint="eastAsia"/>
-        </w:rPr>
-        <w:t>경우</w:t>
-      </w:r>
-      <w:r>
-        <w:t xml:space="preserve"> </w:t>
-      </w:r>
-      <w:r>
-        <w:t xml:space="preserve">고객 오퍼링 정보를 </w:t>
-      </w:r>
-      <w:proofErr w:type="gramStart"/>
-      <w:r>
-        <w:t>확인</w:t>
-      </w:r>
-      <w:r>
-        <w:rPr>
-          <w:rFonts w:hint="eastAsia"/>
-        </w:rPr>
-        <w:t xml:space="preserve">하였으므로 </w:t>
-      </w:r>
-      <w:r>
-        <w:t xml:space="preserve"> 단골</w:t>
-      </w:r>
-      <w:proofErr w:type="gramEnd"/>
-      <w:r>
-        <w:t xml:space="preserve"> 모집 가능한 오퍼링 단계에 진입했다고 간주</w:t>
-      </w:r>
-      <w:r>
-        <w:rPr>
-          <w:rFonts w:hint="eastAsia"/>
-        </w:rPr>
-        <w:t>하여</w:t>
-      </w:r>
-      <w:r>
-        <w:t xml:space="preserve"> 모수 집계</w:t>
-      </w:r>
-      <w:r>
-        <w:rPr>
-          <w:rFonts w:hint="eastAsia"/>
-        </w:rPr>
-        <w:t>함</w:t>
-      </w:r>
-    </w:p>
-    <w:p>
-      <w:pPr>
-        <w:rPr>
-          <w:rFonts w:hint="eastAsia"/>
-        </w:rPr>
-      </w:pPr>
-      <w:r>
-        <w:rPr>
-          <w:rFonts w:hint="eastAsia"/>
-        </w:rPr>
-        <w:t>1회 이상</w:t>
-      </w:r>
-      <w:r>
-        <w:t xml:space="preserve"> 내방시 모두 집계됨. </w:t>
-      </w:r>
-      <w:r>
-        <w:t>(</w:t>
-      </w:r>
-      <w:r>
-        <w:rPr>
-          <w:rFonts w:hint="eastAsia"/>
-        </w:rPr>
-        <w:t xml:space="preserve">예 </w:t>
-      </w:r>
-      <w:r>
-        <w:t>:</w:t>
-      </w:r>
-      <w:r>
-        <w:t xml:space="preserve"> 1일 내방</w:t>
-      </w:r>
-      <w:r>
-        <w:rPr>
-          <w:rFonts w:hint="eastAsia"/>
-        </w:rPr>
-        <w:t xml:space="preserve"> </w:t>
-      </w:r>
-      <w:r>
-        <w:t xml:space="preserve">&amp; </w:t>
-      </w:r>
-      <w:r>
-        <w:rPr>
-          <w:rFonts w:hint="eastAsia"/>
-        </w:rPr>
-        <w:t>단골</w:t>
-      </w:r>
-      <w:r>
-        <w:t xml:space="preserve"> 미등록하고 3일 내방</w:t>
-      </w:r>
-      <w:r>
-        <w:rPr>
-          <w:rFonts w:hint="eastAsia"/>
-        </w:rPr>
-        <w:t xml:space="preserve"> </w:t>
-      </w:r>
-      <w:r>
-        <w:t xml:space="preserve">&amp; </w:t>
-      </w:r>
-      <w:r>
-        <w:rPr>
-          <w:rFonts w:hint="eastAsia"/>
-        </w:rPr>
-        <w:t>단골</w:t>
-      </w:r>
-      <w:r>
-        <w:t xml:space="preserve"> 등록</w:t>
-      </w:r>
-      <w:r>
-        <w:rPr>
-          <w:rFonts w:hint="eastAsia"/>
-        </w:rPr>
-        <w:t xml:space="preserve"> </w:t>
-      </w:r>
-      <w:r>
-        <w:t>Case</w:t>
-      </w:r>
-      <w:r>
-        <w:rPr>
-          <w:rFonts w:hint="eastAsia"/>
-        </w:rPr>
-        <w:t xml:space="preserve">는 </w:t>
-      </w:r>
-      <w:r>
-        <w:t>1</w:t>
-      </w:r>
-      <w:r>
-        <w:rPr>
-          <w:rFonts w:hint="eastAsia"/>
-        </w:rPr>
-        <w:t>일 모수,</w:t>
-      </w:r>
-      <w:r>
-        <w:t xml:space="preserve"> 3</w:t>
-      </w:r>
-      <w:r>
-        <w:rPr>
-          <w:rFonts w:hint="eastAsia"/>
-        </w:rPr>
-        <w:t>일 모수,</w:t>
-      </w:r>
-      <w:r>
-        <w:t xml:space="preserve"> </w:t>
-      </w:r>
-      <w:r>
-        <w:rPr>
-          <w:rFonts w:hint="eastAsia"/>
-        </w:rPr>
-        <w:t xml:space="preserve">자수 집계되어 최종적으로 모수 </w:t>
-      </w:r>
-      <w:r>
-        <w:t>2</w:t>
-      </w:r>
-      <w:r>
-        <w:rPr>
-          <w:rFonts w:hint="eastAsia"/>
-        </w:rPr>
-        <w:t>건,</w:t>
-      </w:r>
-      <w:r>
-        <w:t xml:space="preserve"> </w:t>
-      </w:r>
-      <w:r>
-        <w:rPr>
-          <w:rFonts w:hint="eastAsia"/>
-        </w:rPr>
-        <w:t xml:space="preserve">자수 </w:t>
-      </w:r>
-      <w:r>
-        <w:t>2</w:t>
-      </w:r>
-      <w:r>
-        <w:rPr>
-          <w:rFonts w:hint="eastAsia"/>
-        </w:rPr>
-        <w:t>건이 집계됨)</w:t>
-      </w:r>
-    </w:p>
-    <w:p>
-      <w:r>
-        <w:t>##### (</w:t>
-      </w:r>
-      <w:r>
-        <w:rPr>
-          <w:rFonts w:hint="eastAsia"/>
-        </w:rPr>
-        <w:t>수도권)</w:t>
-      </w:r>
-      <w:r>
-        <w:t xml:space="preserve"> </w:t>
-      </w:r>
-      <w:r>
-        <w:rPr>
-          <w:rFonts w:hint="eastAsia"/>
-        </w:rPr>
-        <w:t>내방 단골 모수</w:t>
-      </w:r>
-    </w:p>
-    <w:p>
-      <w:r>
-        <w:rPr>
-          <w:rFonts w:hint="eastAsia"/>
-        </w:rPr>
-        <w:t>스윙 화면의 내방 단골 모수는 미성년,</w:t>
-      </w:r>
-      <w:r>
-        <w:t xml:space="preserve"> </w:t>
-      </w:r>
-      <w:r>
-        <w:rPr>
-          <w:rFonts w:hint="eastAsia"/>
-        </w:rPr>
-        <w:t xml:space="preserve">세컨 디바이스 등 모집 불가 대상이 포함되어 있어 </w:t>
-      </w:r>
-      <w:r>
-        <w:t>'25</w:t>
-      </w:r>
-      <w:r>
-        <w:rPr>
-          <w:rFonts w:hint="eastAsia"/>
-        </w:rPr>
-        <w:t>년</w:t>
-      </w:r>
-      <w:r>
-        <w:t>2</w:t>
-      </w:r>
-      <w:r>
-        <w:rPr>
-          <w:rFonts w:hint="eastAsia"/>
-        </w:rPr>
-        <w:t>월부터 수도권 자체 로직으로 집계하고 있</w:t>
-      </w:r>
-      <w:r>
-        <w:rPr>
-          <w:rFonts w:hint="eastAsia"/>
-        </w:rPr>
-        <w:t>으며,</w:t>
-      </w:r>
-      <w:r>
-        <w:t xml:space="preserve"> </w:t>
-      </w:r>
-      <w:r>
-        <w:rPr>
-          <w:rFonts w:hint="eastAsia"/>
-        </w:rPr>
-        <w:t>별도의 정형리포트를 사용하고 있음.</w:t>
-      </w:r>
-    </w:p>
-    <w:p>
-      <w:pPr>
-        <w:rPr>
-          <w:rFonts w:hint="eastAsia"/>
-        </w:rPr>
-      </w:pPr>
-      <w:r>
-        <w:rPr>
-          <w:rFonts w:hint="eastAsia"/>
-        </w:rPr>
-        <w:t>단말은 세컨 디바이스,</w:t>
-      </w:r>
-      <w:r>
-        <w:t xml:space="preserve"> </w:t>
-      </w:r>
-      <w:r>
-        <w:rPr>
-          <w:rFonts w:hint="eastAsia"/>
-        </w:rPr>
-        <w:t>특수단말 제외,</w:t>
-      </w:r>
-      <w:r>
-        <w:t xml:space="preserve"> </w:t>
-      </w:r>
-      <w:r>
-        <w:rPr>
-          <w:rFonts w:hint="eastAsia"/>
-        </w:rPr>
-        <w:t xml:space="preserve">요금제는 </w:t>
-      </w:r>
-      <w:r>
-        <w:t xml:space="preserve">T Tab, </w:t>
-      </w:r>
-      <w:r>
-        <w:rPr>
-          <w:rFonts w:hint="eastAsia"/>
-        </w:rPr>
-        <w:t>데함쓰,</w:t>
-      </w:r>
-      <w:r>
-        <w:t xml:space="preserve"> </w:t>
-      </w:r>
-      <w:r>
-        <w:rPr>
-          <w:rFonts w:hint="eastAsia"/>
-        </w:rPr>
-        <w:t>워치 등 메인 회선 요금제 아닌 것 제외,</w:t>
-      </w:r>
-      <w:r>
-        <w:t xml:space="preserve"> </w:t>
-      </w:r>
-      <w:r>
-        <w:rPr>
-          <w:rFonts w:hint="eastAsia"/>
-        </w:rPr>
-        <w:t>해지 회선 제외,</w:t>
-      </w:r>
-      <w:r>
-        <w:t xml:space="preserve"> </w:t>
-      </w:r>
-      <w:r>
-        <w:rPr>
-          <w:rFonts w:hint="eastAsia"/>
-        </w:rPr>
-        <w:t>미성년 제외,</w:t>
-      </w:r>
-      <w:r>
-        <w:t xml:space="preserve"> </w:t>
-      </w:r>
-      <w:r>
-        <w:rPr>
-          <w:rFonts w:hint="eastAsia"/>
-        </w:rPr>
-        <w:t>법인 제외,</w:t>
-      </w:r>
-      <w:r>
-        <w:t xml:space="preserve"> </w:t>
-      </w:r>
-      <w:r>
-        <w:rPr>
-          <w:rFonts w:hint="eastAsia"/>
-        </w:rPr>
-        <w:t xml:space="preserve">당월 내 중복 내방시 </w:t>
-      </w:r>
-      <w:r>
-        <w:t>1</w:t>
-      </w:r>
-      <w:r>
-        <w:rPr>
-          <w:rFonts w:hint="eastAsia"/>
-        </w:rPr>
-        <w:t>건만 측정 등의 허수 제</w:t>
-      </w:r>
-      <w:r>
-        <w:rPr>
-          <w:rFonts w:hint="eastAsia"/>
-        </w:rPr>
-        <w:lastRenderedPageBreak/>
-        <w:t>외 로직을 적용하였음.</w:t>
-      </w:r>
-    </w:p>
-    <w:p>
-      <w:r>
-        <w:rPr>
-          <w:rFonts w:hint="eastAsia"/>
-        </w:rPr>
-        <w:t>#</w:t>
-      </w:r>
-      <w:r>
-        <w:t xml:space="preserve">### B. </w:t>
-      </w:r>
-      <w:r>
-        <w:rPr>
-          <w:rFonts w:hint="eastAsia"/>
-        </w:rPr>
-        <w:t>단골 등록 현황</w:t>
-      </w:r>
-      <w:r>
-        <w:t xml:space="preserve"> (</w:t>
-      </w:r>
-      <w:r>
-        <w:rPr>
-          <w:rFonts w:hint="eastAsia"/>
-        </w:rPr>
-        <w:t>자수)</w:t>
-      </w:r>
-    </w:p>
-    <w:p>
-      <w:pPr>
-        <w:rPr>
-          <w:rFonts w:hint="eastAsia"/>
-        </w:rPr>
-      </w:pPr>
-      <w:r>
-        <w:rPr>
-          <w:rFonts w:hint="eastAsia"/>
-        </w:rPr>
-        <w:t>#</w:t>
-      </w:r>
-      <w:r>
-        <w:t xml:space="preserve">#### </w:t>
-      </w:r>
-      <w:r>
-        <w:rPr>
-          <w:rFonts w:hint="eastAsia"/>
-        </w:rPr>
-        <w:t>정의</w:t>
-      </w:r>
-    </w:p>
-    <w:p>
-      <w:r>
-        <w:rPr>
-          <w:rFonts w:hint="eastAsia"/>
-        </w:rPr>
-        <w:t>스윙</w:t>
-      </w:r>
-      <w:r>
-        <w:t xml:space="preserve">, 플래너에서 </w:t>
-      </w:r>
-      <w:r>
-        <w:rPr>
-          <w:rFonts w:hint="eastAsia"/>
-        </w:rPr>
-        <w:t>판매나 업무처리한</w:t>
-      </w:r>
-      <w:r>
-        <w:t xml:space="preserve"> 고객이 단골고객 등록했는지 여부</w:t>
-      </w:r>
-      <w:r>
-        <w:rPr>
-          <w:rFonts w:hint="eastAsia"/>
-        </w:rPr>
-        <w:t>이며 유형별로 판매/신규기변 등록,</w:t>
-      </w:r>
-      <w:r>
-        <w:t xml:space="preserve"> </w:t>
-      </w:r>
-      <w:r>
-        <w:rPr>
-          <w:rFonts w:hint="eastAsia"/>
-        </w:rPr>
-        <w:t>업무처리/내방 등록으로 구분함</w:t>
-      </w:r>
-    </w:p>
-    <w:p>
-      <w:r>
-        <w:rPr>
-          <w:rFonts w:hint="eastAsia"/>
-        </w:rPr>
-        <w:t>#</w:t>
-      </w:r>
-      <w:r>
-        <w:t xml:space="preserve">#### </w:t>
-      </w:r>
-      <w:r>
-        <w:rPr>
-          <w:rFonts w:hint="eastAsia"/>
-        </w:rPr>
-        <w:t>판매/신규기변 등록</w:t>
-      </w:r>
-    </w:p>
-    <w:p>
-      <w:pPr>
-        <w:rPr>
-          <w:rFonts w:hint="eastAsia"/>
-        </w:rPr>
-      </w:pPr>
-      <w:r>
-        <w:t xml:space="preserve">단골고객 등록 </w:t>
-      </w:r>
-      <w:r>
-        <w:rPr>
-          <w:rFonts w:hint="eastAsia"/>
-        </w:rPr>
-        <w:t>시점 기준</w:t>
-      </w:r>
-      <w:r>
-        <w:t xml:space="preserve"> D-1일 이내 신규/기변 이력이 존재하는 경우</w:t>
-      </w:r>
-      <w:r>
-        <w:rPr>
-          <w:rFonts w:hint="eastAsia"/>
-        </w:rPr>
-        <w:t xml:space="preserve">로 타대리점 기등록된 단골을 등록(변경)하는 경우 자수는 포함되고 모수는 제외됨 </w:t>
-      </w:r>
-      <w:r>
-        <w:t>(</w:t>
-      </w:r>
-      <w:r>
-        <w:rPr>
-          <w:rFonts w:hint="eastAsia"/>
-        </w:rPr>
-        <w:t>모수는 단골 기등록 여부를 확인하지만 자수는 확인하지 않음)</w:t>
-      </w:r>
-    </w:p>
-    <w:p>
-      <w:pPr>
-        <w:rPr>
-          <w:rFonts w:hint="eastAsia"/>
-        </w:rPr>
-      </w:pPr>
-      <w:r>
-        <w:rPr>
-          <w:rFonts w:hint="eastAsia"/>
-        </w:rPr>
-        <w:t>#</w:t>
-      </w:r>
-      <w:r>
-        <w:t xml:space="preserve">#### </w:t>
-      </w:r>
-      <w:r>
-        <w:rPr>
-          <w:rFonts w:hint="eastAsia"/>
-        </w:rPr>
-        <w:t>업무처리/내방 등록</w:t>
-      </w:r>
-    </w:p>
-    <w:p>
-      <w:r>
-        <w:t>단골등록 시점 D-1일 이내 신규/기변 이력 존재하지 않는 경우</w:t>
-      </w:r>
-      <w:r>
-        <w:rPr>
-          <w:rFonts w:hint="eastAsia"/>
-        </w:rPr>
-        <w:t>.</w:t>
-      </w:r>
-      <w:r>
-        <w:t xml:space="preserve"> </w:t>
-      </w:r>
-      <w:r>
-        <w:rPr>
-          <w:rFonts w:hint="eastAsia"/>
-        </w:rPr>
-        <w:t>즉,</w:t>
-      </w:r>
-      <w:r>
-        <w:t xml:space="preserve"> </w:t>
-      </w:r>
-      <w:r>
-        <w:rPr>
-          <w:rFonts w:hint="eastAsia"/>
-        </w:rPr>
-        <w:t>판매/신규기변 등록으로 분류되지 않은 나머지를 모두 업무처리/내방 등록으로 간주함</w:t>
-      </w:r>
-    </w:p>
-    <w:p>
-      <w:r>
-        <w:rPr>
-          <w:rFonts w:hint="eastAsia"/>
-        </w:rPr>
-        <w:t>#</w:t>
-      </w:r>
-      <w:r>
-        <w:t xml:space="preserve">### D. </w:t>
-      </w:r>
-      <w:r>
-        <w:rPr>
-          <w:rFonts w:hint="eastAsia"/>
-        </w:rPr>
-        <w:t>단골 모집율 측정 지표</w:t>
-      </w:r>
-    </w:p>
-    <w:p>
-      <w:r>
-        <w:rPr>
-          <w:rFonts w:hint="eastAsia"/>
-        </w:rPr>
-        <w:t>#</w:t>
-      </w:r>
-      <w:r>
-        <w:t>####</w:t>
-      </w:r>
-      <w:r>
-        <w:t xml:space="preserve"> </w:t>
-      </w:r>
-      <w:r>
-        <w:t>판매등록율</w:t>
-      </w:r>
-      <w:r>
-        <w:rPr>
-          <w:rFonts w:hint="eastAsia"/>
-        </w:rPr>
-        <w:t>,</w:t>
-      </w:r>
-      <w:r>
-        <w:t xml:space="preserve"> </w:t>
-      </w:r>
-      <w:r>
-        <w:rPr>
-          <w:rFonts w:hint="eastAsia"/>
-        </w:rPr>
-        <w:t>단골판매등록율,</w:t>
-      </w:r>
-      <w:r>
-        <w:t xml:space="preserve"> </w:t>
-      </w:r>
-      <w:r>
-        <w:rPr>
-          <w:rFonts w:hint="eastAsia"/>
-        </w:rPr>
-        <w:t>판매단골등록율</w:t>
-      </w:r>
-    </w:p>
-    <w:p>
-      <w:r>
-        <w:t>판매 등록</w:t>
-      </w:r>
-      <w:r>
-        <w:rPr>
-          <w:rFonts w:hint="eastAsia"/>
-        </w:rPr>
-        <w:t xml:space="preserve"> </w:t>
-      </w:r>
-      <w:proofErr w:type="gramStart"/>
-      <w:r>
-        <w:rPr>
-          <w:rFonts w:hint="eastAsia"/>
-        </w:rPr>
-        <w:t>자수</w:t>
-      </w:r>
-      <w:r>
-        <w:t xml:space="preserve"> /</w:t>
-      </w:r>
-      <w:proofErr w:type="gramEnd"/>
-      <w:r>
-        <w:t xml:space="preserve"> </w:t>
-      </w:r>
-      <w:r>
-        <w:rPr>
-          <w:rFonts w:hint="eastAsia"/>
-        </w:rPr>
-        <w:t>신규기변(</w:t>
-      </w:r>
-      <w:r>
-        <w:t>판매</w:t>
-      </w:r>
-      <w:r>
-        <w:rPr>
-          <w:rFonts w:hint="eastAsia"/>
-        </w:rPr>
-        <w:t>)</w:t>
-      </w:r>
-      <w:r>
-        <w:t xml:space="preserve"> 모수</w:t>
-      </w:r>
-    </w:p>
-    <w:p>
-      <w:r>
-        <w:rPr>
-          <w:rFonts w:hint="eastAsia"/>
-        </w:rPr>
-        <w:t>#</w:t>
-      </w:r>
-      <w:r>
-        <w:t xml:space="preserve">#### </w:t>
-      </w:r>
-      <w:r>
-        <w:rPr>
-          <w:rFonts w:hint="eastAsia"/>
-        </w:rPr>
-        <w:t>내방</w:t>
-      </w:r>
-      <w:r>
-        <w:t>등록율</w:t>
-      </w:r>
-      <w:r>
-        <w:rPr>
-          <w:rFonts w:hint="eastAsia"/>
-        </w:rPr>
-        <w:t>,</w:t>
-      </w:r>
-      <w:r>
-        <w:t xml:space="preserve"> </w:t>
-      </w:r>
-      <w:r>
-        <w:rPr>
-          <w:rFonts w:hint="eastAsia"/>
-        </w:rPr>
-        <w:t>단골내방등록율,</w:t>
-      </w:r>
-      <w:r>
-        <w:t xml:space="preserve"> </w:t>
-      </w:r>
-      <w:r>
-        <w:rPr>
-          <w:rFonts w:hint="eastAsia"/>
-        </w:rPr>
-        <w:t>내방단골등록율</w:t>
-      </w:r>
-    </w:p>
-    <w:p>
-      <w:r>
-        <w:t>내방</w:t>
-      </w:r>
-      <w:r>
-        <w:rPr>
-          <w:rFonts w:hint="eastAsia"/>
-        </w:rPr>
-        <w:t xml:space="preserve"> 등륵 </w:t>
-      </w:r>
-      <w:proofErr w:type="gramStart"/>
-      <w:r>
-        <w:rPr>
-          <w:rFonts w:hint="eastAsia"/>
-        </w:rPr>
-        <w:t xml:space="preserve">자수 </w:t>
-      </w:r>
-      <w:r>
-        <w:t>/</w:t>
-      </w:r>
-      <w:proofErr w:type="gramEnd"/>
-      <w:r>
-        <w:t xml:space="preserve"> </w:t>
-      </w:r>
-      <w:r>
-        <w:rPr>
-          <w:rFonts w:hint="eastAsia"/>
-        </w:rPr>
-        <w:t xml:space="preserve">내방 단골 </w:t>
-      </w:r>
-      <w:r>
-        <w:t>모수</w:t>
-      </w:r>
-    </w:p>
-    <w:p>
-      <w:r>
-        <w:rPr>
-          <w:rFonts w:hint="eastAsia"/>
-        </w:rPr>
-        <w:t>#</w:t>
-      </w:r>
-      <w:r>
-        <w:t xml:space="preserve">#### </w:t>
-      </w:r>
-      <w:r>
-        <w:rPr>
-          <w:rFonts w:hint="eastAsia"/>
-        </w:rPr>
-        <w:t>합산등록율,</w:t>
-      </w:r>
-      <w:r>
-        <w:t xml:space="preserve"> </w:t>
-      </w:r>
-      <w:r>
-        <w:rPr>
-          <w:rFonts w:hint="eastAsia"/>
-        </w:rPr>
-        <w:t>전체등록율,</w:t>
-      </w:r>
-      <w:r>
-        <w:t xml:space="preserve"> </w:t>
-      </w:r>
-      <w:r>
-        <w:rPr>
-          <w:rFonts w:hint="eastAsia"/>
-        </w:rPr>
-        <w:t>단골등록율</w:t>
-      </w:r>
-    </w:p>
-    <w:p>
-      <w:pPr>
-        <w:rPr>
-          <w:rFonts w:hint="eastAsia"/>
-        </w:rPr>
-      </w:pPr>
-      <w:r>
-        <w:rPr>
-          <w:rFonts w:hint="eastAsia"/>
-        </w:rPr>
-        <w:t>단골 전체 등록(판매+내방</w:t>
-      </w:r>
-      <w:proofErr w:type="gramStart"/>
-      <w:r>
-        <w:rPr>
-          <w:rFonts w:hint="eastAsia"/>
-        </w:rPr>
-        <w:t>)</w:t>
-      </w:r>
-      <w:r>
-        <w:t xml:space="preserve"> /</w:t>
-      </w:r>
-      <w:proofErr w:type="gramEnd"/>
-      <w:r>
-        <w:t xml:space="preserve"> (판매 모수</w:t>
-      </w:r>
-      <w:r>
-        <w:rPr>
-          <w:rFonts w:hint="eastAsia"/>
-        </w:rPr>
-        <w:t xml:space="preserve"> </w:t>
-      </w:r>
-      <w:r>
-        <w:t xml:space="preserve">+ </w:t>
-      </w:r>
-      <w:r>
-        <w:rPr>
-          <w:rFonts w:hint="eastAsia"/>
-        </w:rPr>
-        <w:t>내방 모수)</w:t>
-      </w:r>
-    </w:p>
-    <w:p>
-      <w:r>
-        <w:rPr>
-          <w:rFonts w:hint="eastAsia"/>
-        </w:rPr>
-        <w:t>#</w:t>
-      </w:r>
-      <w:r>
-        <w:t xml:space="preserve">### </w:t>
-      </w:r>
-      <w:r>
-        <w:t>E</w:t>
-      </w:r>
-      <w:r>
-        <w:t xml:space="preserve">. </w:t>
-      </w:r>
-      <w:r>
-        <w:rPr>
-          <w:rFonts w:hint="eastAsia"/>
-        </w:rPr>
-        <w:t>모집 채널에 따른 분류</w:t>
-      </w:r>
-    </w:p>
-    <w:p>
-      <w:r>
-        <w:rPr>
-          <w:rFonts w:hint="eastAsia"/>
-        </w:rPr>
-        <w:t>#</w:t>
-      </w:r>
-      <w:r>
-        <w:t xml:space="preserve">#### </w:t>
-      </w:r>
-      <w:r>
-        <w:rPr>
-          <w:rFonts w:hint="eastAsia"/>
-        </w:rPr>
-        <w:t>온라인 단독</w:t>
-      </w:r>
-    </w:p>
-    <w:p>
-      <w:r>
-        <w:t>TWF 단골 등록 건 중 당일 내방이력이 존재하지 않는 경우</w:t>
-      </w:r>
-    </w:p>
-    <w:p>
-      <w:r>
-        <w:t xml:space="preserve">##### </w:t>
-      </w:r>
-      <w:r>
-        <w:rPr>
-          <w:rFonts w:hint="eastAsia"/>
-        </w:rPr>
-        <w:t>타사</w:t>
-      </w:r>
-    </w:p>
-    <w:p>
-      <w:pPr>
-        <w:rPr>
-          <w:rFonts w:hint="eastAsia"/>
-        </w:rPr>
-      </w:pPr>
-      <w:r>
-        <w:t>타사 고객의 단골 등록 건 중 TWF를 통해 등록하지 않은 건</w:t>
-      </w:r>
-    </w:p>
-    <w:p>
-      <w:r>
-        <w:rPr>
-          <w:rFonts w:hint="eastAsia"/>
-        </w:rPr>
-        <w:t>#</w:t>
-      </w:r>
-      <w:r>
-        <w:t>####</w:t>
-      </w:r>
-      <w:r>
-        <w:rPr>
-          <w:rFonts w:hint="eastAsia"/>
-        </w:rPr>
-        <w:t xml:space="preserve"> 타사온라인</w:t>
-      </w:r>
-    </w:p>
-    <w:p>
-      <w:pPr>
-        <w:rPr>
-          <w:rFonts w:hint="eastAsia"/>
-        </w:rPr>
-      </w:pPr>
-      <w:r>
-        <w:t>TWF를 통해 단골 등록한 타사 고객</w:t>
-      </w:r>
-    </w:p>
-    <w:p>
-      <w:r>
-        <w:rPr>
-          <w:rFonts w:hint="eastAsia"/>
-        </w:rPr>
-        <w:t>#</w:t>
-      </w:r>
-      <w:r>
-        <w:t xml:space="preserve">### </w:t>
-      </w:r>
-      <w:r>
-        <w:t>F</w:t>
-      </w:r>
-      <w:r>
-        <w:t xml:space="preserve">. </w:t>
-      </w:r>
-      <w:r>
-        <w:rPr>
-          <w:rFonts w:hint="eastAsia"/>
-        </w:rPr>
-        <w:t>가입경로</w:t>
-      </w:r>
-    </w:p>
-    <w:p>
-      <w:r>
-        <w:rPr>
-          <w:rFonts w:hint="eastAsia"/>
-        </w:rPr>
-        <w:lastRenderedPageBreak/>
-        <w:t>단골등록</w:t>
-      </w:r>
-      <w:r>
-        <w:t xml:space="preserve"> 처리 방식에 따</w:t>
-      </w:r>
-      <w:r>
-        <w:rPr>
-          <w:rFonts w:hint="eastAsia"/>
-        </w:rPr>
-        <w:t>라</w:t>
-      </w:r>
-      <w:r>
-        <w:t xml:space="preserve"> 구분</w:t>
-      </w:r>
-      <w:r>
-        <w:rPr>
-          <w:rFonts w:hint="eastAsia"/>
-        </w:rPr>
-        <w:t>함</w:t>
-      </w:r>
-    </w:p>
-    <w:p>
-      <w:r>
-        <w:rPr>
-          <w:rFonts w:hint="eastAsia"/>
-        </w:rPr>
-        <w:t>#</w:t>
-      </w:r>
-      <w:r>
-        <w:t xml:space="preserve">#### </w:t>
-      </w:r>
-      <w:r>
-        <w:rPr>
-          <w:rFonts w:hint="eastAsia"/>
-        </w:rPr>
-        <w:t>홈페이지</w:t>
-      </w:r>
-    </w:p>
-    <w:p>
-      <w:pPr>
-        <w:rPr>
-          <w:rFonts w:hint="eastAsia"/>
-        </w:rPr>
-      </w:pPr>
-      <w:r>
-        <w:t>TWF를 통해 단골 등록한 고객</w:t>
-      </w:r>
-    </w:p>
-    <w:p>
-      <w:r>
-        <w:rPr>
-          <w:rFonts w:hint="eastAsia"/>
-        </w:rPr>
-        <w:t>#</w:t>
-      </w:r>
-      <w:r>
-        <w:t xml:space="preserve">#### </w:t>
-      </w:r>
-      <w:r>
-        <w:rPr>
-          <w:rFonts w:hint="eastAsia"/>
-        </w:rPr>
-        <w:t>플래너단독</w:t>
-      </w:r>
-    </w:p>
-    <w:p>
-      <w:pPr>
-        <w:rPr>
-          <w:rFonts w:hint="eastAsia"/>
-        </w:rPr>
-      </w:pPr>
-      <w:r>
-        <w:t>스마트플래너를 통해 단골 등록한 고객 수</w:t>
-      </w:r>
-    </w:p>
-    <w:p>
-      <w:r>
-        <w:rPr>
-          <w:rFonts w:hint="eastAsia"/>
-        </w:rPr>
-        <w:t>#</w:t>
-      </w:r>
-      <w:r>
-        <w:t xml:space="preserve">#### </w:t>
-      </w:r>
-      <w:r>
-        <w:rPr>
-          <w:rFonts w:hint="eastAsia"/>
-        </w:rPr>
-        <w:t>플래너개통동시</w:t>
-      </w:r>
-    </w:p>
-    <w:p>
-      <w:pPr>
-        <w:rPr>
-          <w:rFonts w:hint="eastAsia"/>
-        </w:rPr>
-      </w:pPr>
-      <w:r>
-        <w:t>신규/기변 업무처리</w:t>
-      </w:r>
-      <w:r>
-        <w:rPr>
-          <w:rFonts w:hint="eastAsia"/>
-        </w:rPr>
-        <w:t>시 동시에 가입되는</w:t>
-      </w:r>
-      <w:r>
-        <w:t xml:space="preserve"> 프로세스</w:t>
-      </w:r>
-      <w:r>
-        <w:rPr>
-          <w:rFonts w:hint="eastAsia"/>
-        </w:rPr>
-        <w:t>로 등록된 단골</w:t>
-      </w:r>
-      <w:r>
-        <w:t xml:space="preserve"> 고객 수</w:t>
-      </w:r>
-    </w:p>
-    <w:p>
-      <w:r>
-        <w:rPr>
-          <w:rFonts w:hint="eastAsia"/>
-        </w:rPr>
-        <w:t>#</w:t>
-      </w:r>
-      <w:r>
-        <w:t>#### Swing</w:t>
-      </w:r>
-      <w:r>
-        <w:t>(</w:t>
-      </w:r>
-      <w:r>
-        <w:rPr>
-          <w:rFonts w:hint="eastAsia"/>
-        </w:rPr>
-        <w:t>스윙)</w:t>
-      </w:r>
-    </w:p>
-    <w:p>
-      <w:pPr>
-        <w:rPr>
-          <w:rFonts w:hint="eastAsia"/>
-        </w:rPr>
-      </w:pPr>
-      <w:r>
-        <w:t>현재 Swing을 통한 가입 프로세스는 없어졌으나, 타사 단골고객이 번호이동 했을 경우, 자동으로 SKT 단골객으로 전환</w:t>
-      </w:r>
-      <w:r>
-        <w:rPr>
-          <w:rFonts w:hint="eastAsia"/>
-        </w:rPr>
-        <w:t xml:space="preserve">되는데 이 때 </w:t>
-      </w:r>
-      <w:r>
-        <w:rPr>
-          <w:rFonts w:hint="eastAsia"/>
-        </w:rPr>
-        <w:t>이 항목으로 집계됨</w:t>
-      </w:r>
-    </w:p>
-    <w:p>
-      <w:r>
-        <w:rPr>
-          <w:rFonts w:hint="eastAsia"/>
-        </w:rPr>
-        <w:t>#</w:t>
-      </w:r>
-      <w:r>
-        <w:t xml:space="preserve">### </w:t>
-      </w:r>
-      <w:r>
-        <w:rPr>
-          <w:rFonts w:hint="eastAsia"/>
-        </w:rPr>
-        <w:t>D</w:t>
-      </w:r>
-      <w:r>
-        <w:t xml:space="preserve">. </w:t>
-      </w:r>
-      <w:r>
-        <w:rPr>
-          <w:rFonts w:hint="eastAsia"/>
-        </w:rPr>
-        <w:t>단골삭제현황</w:t>
-      </w:r>
-    </w:p>
-    <w:p>
-      <w:r>
-        <w:rPr>
-          <w:rFonts w:hint="eastAsia"/>
-        </w:rPr>
-        <w:t>-</w:t>
-      </w:r>
-      <w:r>
-        <w:t xml:space="preserve"> </w:t>
-      </w:r>
-      <w:r>
-        <w:rPr>
-          <w:rFonts w:hint="eastAsia"/>
-        </w:rPr>
-        <w:t>단골고객</w:t>
-      </w:r>
-      <w:r>
-        <w:t xml:space="preserve"> 해지 고객의 해지 사유</w:t>
-      </w:r>
-    </w:p>
-    <w:p>
-      <w:r>
-        <w:rPr>
-          <w:rFonts w:hint="eastAsia"/>
-        </w:rPr>
-        <w:t>#</w:t>
-      </w:r>
-      <w:r>
-        <w:t xml:space="preserve">#### </w:t>
-      </w:r>
-      <w:r>
-        <w:rPr>
-          <w:rFonts w:hint="eastAsia"/>
-        </w:rPr>
-        <w:t>번호이동</w:t>
-      </w:r>
-      <w:r>
-        <w:t>, 해지, 명의변경</w:t>
-      </w:r>
-    </w:p>
-    <w:p>
-      <w:r>
-        <w:t>고객의 이동전화 상태 변경에 따른 자동 해지</w:t>
-      </w:r>
-    </w:p>
-    <w:p>
-      <w:r>
-        <w:rPr>
-          <w:rFonts w:hint="eastAsia"/>
-        </w:rPr>
-        <w:t>#</w:t>
-      </w:r>
-      <w:r>
-        <w:t xml:space="preserve">#### </w:t>
-      </w:r>
-      <w:r>
-        <w:rPr>
-          <w:rFonts w:hint="eastAsia"/>
-        </w:rPr>
-        <w:t>고객요청</w:t>
-      </w:r>
-    </w:p>
-    <w:p>
-      <w:r>
-        <w:t>고객이 직접 080 해지번호를 통해 삭제 요청</w:t>
-      </w:r>
-    </w:p>
-    <w:p>
-      <w:r>
-        <w:rPr>
-          <w:rFonts w:hint="eastAsia"/>
-        </w:rPr>
-        <w:t>#</w:t>
-      </w:r>
-      <w:r>
-        <w:t xml:space="preserve">#### </w:t>
-      </w:r>
-      <w:r>
-        <w:rPr>
-          <w:rFonts w:hint="eastAsia"/>
-        </w:rPr>
-        <w:t>매장폐쇄</w:t>
-      </w:r>
-    </w:p>
-    <w:p>
-      <w:r>
-        <w:t>단골고객 이관 없이 매장코드 삭제 시, 소속 단골고객 자동 해지</w:t>
-      </w:r>
-    </w:p>
-    <w:p>
-      <w:r>
-        <w:t xml:space="preserve">##### </w:t>
-      </w:r>
-      <w:r>
-        <w:t>1년이상 미활용</w:t>
-      </w:r>
-    </w:p>
-    <w:p>
-      <w:r>
-        <w:rPr>
-          <w:rFonts w:hint="eastAsia"/>
-        </w:rPr>
-        <w:t>2</w:t>
-      </w:r>
-      <w:r>
-        <w:t>4</w:t>
-      </w:r>
-      <w:r>
-        <w:rPr>
-          <w:rFonts w:hint="eastAsia"/>
-        </w:rPr>
-        <w:t>년7월 이전 모집 단골에 대해서만 미활용시 삭제됨</w:t>
-      </w:r>
-    </w:p>
-    <w:p>
-      <w:r>
-        <w:rPr>
-          <w:rFonts w:hint="eastAsia"/>
-        </w:rPr>
-        <w:t>#</w:t>
-      </w:r>
-      <w:r>
-        <w:t xml:space="preserve">#### </w:t>
-      </w:r>
-      <w:r>
-        <w:rPr>
-          <w:rFonts w:hint="eastAsia"/>
-        </w:rPr>
         <w:t>매장변경</w:t>
       </w:r>
     </w:p>
     <w:p>
-      <w:pPr>
-        <w:rPr>
-          <w:rFonts w:hint="eastAsia"/>
-        </w:rPr>
-      </w:pPr>
       <w:r>
         <w:t>타 매장으로 단골고객이 이동하면서 기존 매장 자동 해지</w:t>
       </w:r>
@@ -5241,7 +5081,6 @@
               <w:rPr>
                 <w:rFonts w:hint="eastAsia"/>
               </w:rPr>
-              <w:lastRenderedPageBreak/>
               <w:t>C</w:t>
             </w:r>
           </w:p>
@@ -5281,6 +5120,7 @@
         <w:rPr>
           <w:rFonts w:hint="eastAsia"/>
         </w:rPr>
+        <w:lastRenderedPageBreak/>
         <w:t>추천</w:t>
       </w:r>
       <w:r>
@@ -5335,11 +5175,6 @@
       </w:r>
     </w:p>
     <w:p>
-      <w:pPr>
-        <w:rPr>
-          <w:rFonts w:hint="eastAsia"/>
-        </w:rPr>
-      </w:pPr>
       <w:r>
         <w:rPr>
           <w:rFonts w:hint="eastAsia"/>
@@ -5623,11 +5458,6 @@
       </w:r>
     </w:p>
     <w:p>
-      <w:pPr>
-        <w:rPr>
-          <w:rFonts w:hint="eastAsia"/>
-        </w:rPr>
-      </w:pPr>
       <w:r>
         <w:rPr>
           <w:rFonts w:hint="eastAsia"/>
@@ -5766,7 +5596,6 @@
               <w:rPr>
                 <w:rFonts w:hint="eastAsia"/>
               </w:rPr>
-              <w:lastRenderedPageBreak/>
               <w:t>채번고객</w:t>
             </w:r>
             <w:r>
@@ -5814,6 +5643,7 @@
           </w:tcPr>
           <w:p>
             <w:r>
+              <w:lastRenderedPageBreak/>
               <w:t>Call성공</w:t>
             </w:r>
           </w:p>
@@ -6453,33 +6283,33 @@
         <w:rPr>
           <w:rFonts w:hint="eastAsia"/>
         </w:rPr>
+        <w:t>#</w:t>
+      </w:r>
+      <w:r>
+        <w:t xml:space="preserve">### </w:t>
+      </w:r>
+      <w:r>
+        <w:rPr>
+          <w:rFonts w:hint="eastAsia"/>
+        </w:rPr>
+        <w:t>B</w:t>
+      </w:r>
+      <w:r>
+        <w:t xml:space="preserve">. MMS </w:t>
+      </w:r>
+      <w:r>
+        <w:rPr>
+          <w:rFonts w:hint="eastAsia"/>
+        </w:rPr>
+        <w:t>발송율</w:t>
+      </w:r>
+    </w:p>
+    <w:p>
+      <w:r>
+        <w:rPr>
+          <w:rFonts w:hint="eastAsia"/>
+        </w:rPr>
         <w:lastRenderedPageBreak/>
-        <w:t>#</w:t>
-      </w:r>
-      <w:r>
-        <w:t xml:space="preserve">### </w:t>
-      </w:r>
-      <w:r>
-        <w:rPr>
-          <w:rFonts w:hint="eastAsia"/>
-        </w:rPr>
-        <w:t>B</w:t>
-      </w:r>
-      <w:r>
-        <w:t xml:space="preserve">. MMS </w:t>
-      </w:r>
-      <w:r>
-        <w:rPr>
-          <w:rFonts w:hint="eastAsia"/>
-        </w:rPr>
-        <w:t>발송율</w:t>
-      </w:r>
-    </w:p>
-    <w:p>
-      <w:r>
-        <w:rPr>
-          <w:rFonts w:hint="eastAsia"/>
-        </w:rPr>
         <w:t>-</w:t>
       </w:r>
       <w:r>
@@ -7331,27 +7161,27 @@
     </w:p>
     <w:p>
       <w:r>
+        <w:t xml:space="preserve">#### </w:t>
+      </w:r>
+      <w:r>
+        <w:rPr>
+          <w:rFonts w:hint="eastAsia"/>
+        </w:rPr>
+        <w:t>B</w:t>
+      </w:r>
+      <w:r>
+        <w:t xml:space="preserve">. </w:t>
+      </w:r>
+      <w:r>
+        <w:rPr>
+          <w:rFonts w:hint="eastAsia"/>
+        </w:rPr>
+        <w:t>연계 내방</w:t>
+      </w:r>
+    </w:p>
+    <w:p>
+      <w:r>
         <w:lastRenderedPageBreak/>
-        <w:t xml:space="preserve">#### </w:t>
-      </w:r>
-      <w:r>
-        <w:rPr>
-          <w:rFonts w:hint="eastAsia"/>
-        </w:rPr>
-        <w:t>B</w:t>
-      </w:r>
-      <w:r>
-        <w:t xml:space="preserve">. </w:t>
-      </w:r>
-      <w:r>
-        <w:rPr>
-          <w:rFonts w:hint="eastAsia"/>
-        </w:rPr>
-        <w:t>연계 내방</w:t>
-      </w:r>
-    </w:p>
-    <w:p>
-      <w:r>
         <w:t xml:space="preserve">- </w:t>
       </w:r>
       <w:r>
@@ -7917,28 +7747,31 @@
         <w:rPr>
           <w:rFonts w:hint="eastAsia"/>
         </w:rPr>
+        <w:t>-</w:t>
+      </w:r>
+      <w:r>
+        <w:t xml:space="preserve"> </w:t>
+      </w:r>
+      <w:r>
+        <w:rPr>
+          <w:rFonts w:hint="eastAsia"/>
+        </w:rPr>
+        <w:t>지인찬스</w:t>
+      </w:r>
+      <w:r>
+        <w:t xml:space="preserve"> 쿠폰을 통해 신규/기변한 </w:t>
+      </w:r>
+      <w:proofErr w:type="gramStart"/>
+      <w:r>
+        <w:t>지인고객수 :</w:t>
+      </w:r>
+      <w:proofErr w:type="gramEnd"/>
+      <w:r>
+        <w:t xml:space="preserve"> 혜택 쿠폰 발송 완료건(결제후 D+15일에 건수</w:t>
+      </w:r>
+      <w:r>
         <w:lastRenderedPageBreak/>
-        <w:t>-</w:t>
-      </w:r>
-      <w:r>
-        <w:t xml:space="preserve"> </w:t>
-      </w:r>
-      <w:r>
-        <w:rPr>
-          <w:rFonts w:hint="eastAsia"/>
-        </w:rPr>
-        <w:t>지인찬스</w:t>
-      </w:r>
-      <w:r>
-        <w:t xml:space="preserve"> 쿠폰을 통해 신규/기변한 </w:t>
-      </w:r>
-      <w:proofErr w:type="gramStart"/>
-      <w:r>
-        <w:t>지인고객수 :</w:t>
-      </w:r>
-      <w:proofErr w:type="gramEnd"/>
-      <w:r>
-        <w:t xml:space="preserve"> 혜택 쿠폰 발송 완료건(결제후 D+15일에 건수반영)</w:t>
+        <w:t>반영)</w:t>
       </w:r>
     </w:p>
     <w:p>
@@ -8317,113 +8150,327 @@
         <w:rPr>
           <w:rFonts w:hint="eastAsia"/>
         </w:rPr>
+        <w:t>목표</w:t>
+      </w:r>
+      <w:r>
+        <w:t xml:space="preserve"> :</w:t>
+      </w:r>
+      <w:proofErr w:type="gramEnd"/>
+      <w:r>
+        <w:t xml:space="preserve"> 10건</w:t>
+      </w:r>
+    </w:p>
+    <w:p>
+      <w:proofErr w:type="gramStart"/>
+      <w:r>
+        <w:rPr>
+          <w:rFonts w:hint="eastAsia"/>
+        </w:rPr>
         <w:lastRenderedPageBreak/>
-        <w:t>목표</w:t>
+        <w:t>배점</w:t>
       </w:r>
       <w:r>
         <w:t xml:space="preserve"> :</w:t>
       </w:r>
       <w:proofErr w:type="gramEnd"/>
       <w:r>
-        <w:t xml:space="preserve"> 10건</w:t>
-      </w:r>
-    </w:p>
-    <w:p>
+        <w:t xml:space="preserve"> 3점</w:t>
+      </w:r>
+    </w:p>
+    <w:p>
+      <w:r>
+        <w:t xml:space="preserve">### </w:t>
+      </w:r>
+      <w:r>
+        <w:t xml:space="preserve">4) </w:t>
+      </w:r>
+      <w:r>
+        <w:t>VD</w:t>
+      </w:r>
+      <w:r>
+        <w:rPr>
+          <w:rFonts w:hint="eastAsia"/>
+        </w:rPr>
+        <w:t>평가 공통</w:t>
+      </w:r>
+      <w:r>
+        <w:t xml:space="preserve"> 적용 </w:t>
+      </w:r>
+      <w:r>
+        <w:rPr>
+          <w:rFonts w:hint="eastAsia"/>
+        </w:rPr>
+        <w:t>조건</w:t>
+      </w:r>
+    </w:p>
+    <w:p>
+      <w:r>
+        <w:rPr>
+          <w:rFonts w:hint="eastAsia"/>
+        </w:rPr>
+        <w:t>단골관련</w:t>
+      </w:r>
+      <w:r>
+        <w:t xml:space="preserve"> 고객 VOC 발생시 팀 경영평가 0점, 대리점 VD 평가 0점 반영</w:t>
+      </w:r>
+    </w:p>
+    <w:p>
+      <w:r>
+        <w:rPr>
+          <w:rFonts w:hint="eastAsia"/>
+        </w:rPr>
+        <w:t>지표</w:t>
+      </w:r>
+      <w:r>
+        <w:t>, 점수는 소수점 둘째자리 반올림</w:t>
+      </w:r>
+    </w:p>
+    <w:p>
+      <w:r>
+        <w:t>"팀평가대상 N(신설) &amp; VD평가대상 Y &amp; 달성배점 0"인 경우 각 구간별 최저점 부여</w:t>
+      </w:r>
+    </w:p>
+    <w:p/>
+    <w:p>
+      <w:r>
+        <w:t>##</w:t>
+      </w:r>
+      <w:r>
+        <w:t xml:space="preserve"> </w:t>
+      </w:r>
+      <w:r>
+        <w:rPr>
+          <w:rFonts w:hint="eastAsia"/>
+        </w:rPr>
+        <w:t>나.</w:t>
+      </w:r>
+      <w:r>
+        <w:t xml:space="preserve"> 평가 세부 내용 및 기준</w:t>
+      </w:r>
+    </w:p>
+    <w:p>
+      <w:r>
+        <w:t xml:space="preserve">### </w:t>
+      </w:r>
+      <w:r>
+        <w:t xml:space="preserve">1) </w:t>
+      </w:r>
+      <w:r>
+        <w:t>내방 단골등록률</w:t>
+      </w:r>
+    </w:p>
+    <w:p>
+      <w:r>
+        <w:t xml:space="preserve">#### </w:t>
+      </w:r>
+      <w:r>
+        <w:t xml:space="preserve">A. </w:t>
+      </w:r>
+      <w:r>
+        <w:t>구간표</w:t>
+      </w:r>
+    </w:p>
+    <w:p>
+      <w:r>
+        <w:t>1</w:t>
+      </w:r>
+      <w:r>
+        <w:t>8</w:t>
+      </w:r>
+      <w:r>
+        <w:t xml:space="preserve">% </w:t>
+      </w:r>
       <w:proofErr w:type="gramStart"/>
       <w:r>
-        <w:rPr>
-          <w:rFonts w:hint="eastAsia"/>
-        </w:rPr>
-        <w:t>배점</w:t>
-      </w:r>
-      <w:r>
-        <w:t xml:space="preserve"> :</w:t>
+        <w:t>이상 :</w:t>
       </w:r>
       <w:proofErr w:type="gramEnd"/>
       <w:r>
+        <w:t xml:space="preserve"> 만점(3점)</w:t>
+      </w:r>
+    </w:p>
+    <w:p>
+      <w:r>
+        <w:t>1</w:t>
+      </w:r>
+      <w:r>
+        <w:t>3</w:t>
+      </w:r>
+      <w:r>
+        <w:t xml:space="preserve">% </w:t>
+      </w:r>
+      <w:proofErr w:type="gramStart"/>
+      <w:r>
+        <w:t>이하 :</w:t>
+      </w:r>
+      <w:proofErr w:type="gramEnd"/>
+      <w:r>
+        <w:t xml:space="preserve"> 0점</w:t>
+      </w:r>
+    </w:p>
+    <w:p>
+      <w:r>
+        <w:t>1</w:t>
+      </w:r>
+      <w:r>
+        <w:t>3</w:t>
+      </w:r>
+      <w:r>
+        <w:t>-1</w:t>
+      </w:r>
+      <w:r>
+        <w:t>8</w:t>
+      </w:r>
+      <w:r>
+        <w:t>% : 0-3점 1차함수 배점</w:t>
+      </w:r>
+    </w:p>
+    <w:p>
+      <w:r>
+        <w:t xml:space="preserve">#### </w:t>
+      </w:r>
+      <w:r>
+        <w:t xml:space="preserve">B. </w:t>
+      </w:r>
+      <w:r>
+        <w:t>조건</w:t>
+      </w:r>
+    </w:p>
+    <w:p>
+      <w:r>
+        <w:rPr>
+          <w:rFonts w:hint="eastAsia"/>
+        </w:rPr>
+        <w:t>미</w:t>
+      </w:r>
+      <w:r>
+        <w:t xml:space="preserve"> 인지 단골고객 관련 VOC 발생시 매장 단골 건 0건 처리</w:t>
+      </w:r>
+    </w:p>
+    <w:p>
+      <w:r>
+        <w:t xml:space="preserve">### </w:t>
+      </w:r>
+      <w:r>
+        <w:t xml:space="preserve">2) </w:t>
+      </w:r>
+      <w:r>
+        <w:t>CP시나리오 발송율</w:t>
+      </w:r>
+    </w:p>
+    <w:p>
+      <w:r>
+        <w:t xml:space="preserve">#### </w:t>
+      </w:r>
+      <w:r>
+        <w:rPr>
+          <w:rFonts w:hint="eastAsia"/>
+        </w:rPr>
+        <w:t>A</w:t>
+      </w:r>
+      <w:r>
+        <w:t xml:space="preserve">. </w:t>
+      </w:r>
+      <w:r>
+        <w:t>방식</w:t>
+      </w:r>
+    </w:p>
+    <w:p>
+      <w:r>
+        <w:rPr>
+          <w:rFonts w:hint="eastAsia"/>
+        </w:rPr>
+        <w:t>보간법</w:t>
+      </w:r>
+      <w:r>
+        <w:t xml:space="preserve"> 적용</w:t>
+      </w:r>
+    </w:p>
+    <w:p>
+      <w:r>
+        <w:t xml:space="preserve">#### </w:t>
+      </w:r>
+      <w:r>
+        <w:t xml:space="preserve">B. </w:t>
+      </w:r>
+      <w:r>
+        <w:t>구간표</w:t>
+      </w:r>
+    </w:p>
+    <w:p>
+      <w:r>
+        <w:t>50%</w:t>
+      </w:r>
+      <w:proofErr w:type="gramStart"/>
+      <w:r>
+        <w:t>이상 :</w:t>
+      </w:r>
+      <w:proofErr w:type="gramEnd"/>
+      <w:r>
+        <w:t xml:space="preserve"> 4점</w:t>
+      </w:r>
+    </w:p>
+    <w:p>
+      <w:r>
+        <w:t>48%</w:t>
+      </w:r>
+      <w:proofErr w:type="gramStart"/>
+      <w:r>
+        <w:t>이상 :</w:t>
+      </w:r>
+      <w:proofErr w:type="gramEnd"/>
+      <w:r>
         <w:t xml:space="preserve"> 3점</w:t>
       </w:r>
     </w:p>
     <w:p>
       <w:r>
+        <w:t>45%</w:t>
+      </w:r>
+      <w:proofErr w:type="gramStart"/>
+      <w:r>
+        <w:t>이상 :</w:t>
+      </w:r>
+      <w:proofErr w:type="gramEnd"/>
+      <w:r>
+        <w:t xml:space="preserve"> 2점</w:t>
+      </w:r>
+    </w:p>
+    <w:p>
+      <w:r>
+        <w:t>40%</w:t>
+      </w:r>
+      <w:proofErr w:type="gramStart"/>
+      <w:r>
+        <w:t>이상 :</w:t>
+      </w:r>
+      <w:proofErr w:type="gramEnd"/>
+      <w:r>
+        <w:t xml:space="preserve"> 1점</w:t>
+      </w:r>
+    </w:p>
+    <w:p>
+      <w:r>
+        <w:t>40%</w:t>
+      </w:r>
+      <w:proofErr w:type="gramStart"/>
+      <w:r>
+        <w:t>미만 :</w:t>
+      </w:r>
+      <w:proofErr w:type="gramEnd"/>
+      <w:r>
+        <w:t xml:space="preserve"> 0점</w:t>
+      </w:r>
+    </w:p>
+    <w:p>
+      <w:r>
         <w:t xml:space="preserve">### </w:t>
       </w:r>
       <w:r>
-        <w:t xml:space="preserve">4) </w:t>
-      </w:r>
-      <w:r>
-        <w:t>VD</w:t>
-      </w:r>
-      <w:r>
-        <w:rPr>
-          <w:rFonts w:hint="eastAsia"/>
-        </w:rPr>
-        <w:t>평가 공통</w:t>
-      </w:r>
-      <w:r>
-        <w:t xml:space="preserve"> 적용 </w:t>
-      </w:r>
-      <w:r>
-        <w:rPr>
-          <w:rFonts w:hint="eastAsia"/>
-        </w:rPr>
-        <w:t>조건</w:t>
-      </w:r>
-    </w:p>
-    <w:p>
-      <w:r>
-        <w:rPr>
-          <w:rFonts w:hint="eastAsia"/>
-        </w:rPr>
-        <w:t>단골관련</w:t>
-      </w:r>
-      <w:r>
-        <w:t xml:space="preserve"> 고객 VOC 발생시 팀 경영평가 0점, 대리점 VD 평가 0점 반영</w:t>
-      </w:r>
-    </w:p>
-    <w:p>
-      <w:r>
-        <w:rPr>
-          <w:rFonts w:hint="eastAsia"/>
-        </w:rPr>
-        <w:t>지표</w:t>
-      </w:r>
-      <w:r>
-        <w:t>, 점수는 소수점 둘째자리 반올림</w:t>
-      </w:r>
-    </w:p>
-    <w:p>
-      <w:r>
-        <w:t>"팀평가대상 N(신설) &amp; VD평가대상 Y &amp; 달성배점 0"인 경우 각 구간별 최저점 부여</w:t>
-      </w:r>
-    </w:p>
-    <w:p/>
-    <w:p>
-      <w:r>
-        <w:t>##</w:t>
-      </w:r>
-      <w:r>
-        <w:t xml:space="preserve"> </w:t>
-      </w:r>
-      <w:r>
-        <w:rPr>
-          <w:rFonts w:hint="eastAsia"/>
-        </w:rPr>
-        <w:t>나.</w:t>
-      </w:r>
-      <w:r>
-        <w:t xml:space="preserve"> 평가 세부 내용 및 기준</w:t>
-      </w:r>
-    </w:p>
-    <w:p>
-      <w:r>
-        <w:t xml:space="preserve">### </w:t>
-      </w:r>
-      <w:r>
-        <w:t xml:space="preserve">1) </w:t>
-      </w:r>
-      <w:r>
-        <w:t>내방 단골등록률</w:t>
+        <w:t xml:space="preserve">3) </w:t>
+      </w:r>
+      <w:r>
+        <w:t>채번Call 성공건수 (3점)</w:t>
       </w:r>
     </w:p>
     <w:p>
@@ -8434,113 +8481,6 @@
         <w:t xml:space="preserve">A. </w:t>
       </w:r>
       <w:r>
-        <w:t>구간표</w:t>
-      </w:r>
-    </w:p>
-    <w:p>
-      <w:r>
-        <w:t>1</w:t>
-      </w:r>
-      <w:r>
-        <w:t>8</w:t>
-      </w:r>
-      <w:r>
-        <w:t xml:space="preserve">% </w:t>
-      </w:r>
-      <w:proofErr w:type="gramStart"/>
-      <w:r>
-        <w:t>이상 :</w:t>
-      </w:r>
-      <w:proofErr w:type="gramEnd"/>
-      <w:r>
-        <w:t xml:space="preserve"> 만점(3점)</w:t>
-      </w:r>
-    </w:p>
-    <w:p>
-      <w:r>
-        <w:t>1</w:t>
-      </w:r>
-      <w:r>
-        <w:t>3</w:t>
-      </w:r>
-      <w:r>
-        <w:t xml:space="preserve">% </w:t>
-      </w:r>
-      <w:proofErr w:type="gramStart"/>
-      <w:r>
-        <w:t>이하 :</w:t>
-      </w:r>
-      <w:proofErr w:type="gramEnd"/>
-      <w:r>
-        <w:t xml:space="preserve"> 0점</w:t>
-      </w:r>
-    </w:p>
-    <w:p>
-      <w:r>
-        <w:t>1</w:t>
-      </w:r>
-      <w:r>
-        <w:t>3</w:t>
-      </w:r>
-      <w:r>
-        <w:t>-1</w:t>
-      </w:r>
-      <w:r>
-        <w:t>8</w:t>
-      </w:r>
-      <w:bookmarkStart w:id="0" w:name="_GoBack"/>
-      <w:bookmarkEnd w:id="0"/>
-      <w:r>
-        <w:t>% : 0-3점 1차함수 배점</w:t>
-      </w:r>
-    </w:p>
-    <w:p>
-      <w:r>
-        <w:t xml:space="preserve">#### </w:t>
-      </w:r>
-      <w:r>
-        <w:t xml:space="preserve">B. </w:t>
-      </w:r>
-      <w:r>
-        <w:t>조건</w:t>
-      </w:r>
-    </w:p>
-    <w:p>
-      <w:r>
-        <w:rPr>
-          <w:rFonts w:hint="eastAsia"/>
-        </w:rPr>
-        <w:t>미</w:t>
-      </w:r>
-      <w:r>
-        <w:t xml:space="preserve"> 인지 단골고객 관련 VOC 발생시 매장 단골 건 0건 처리</w:t>
-      </w:r>
-    </w:p>
-    <w:p>
-      <w:r>
-        <w:t xml:space="preserve">### </w:t>
-      </w:r>
-      <w:r>
-        <w:t xml:space="preserve">2) </w:t>
-      </w:r>
-      <w:r>
-        <w:t>CP시나리오 발송율</w:t>
-      </w:r>
-    </w:p>
-    <w:p>
-      <w:r>
-        <w:t xml:space="preserve">#### </w:t>
-      </w:r>
-      <w:r>
-        <w:rPr>
-          <w:rFonts w:hint="eastAsia"/>
-        </w:rPr>
-        <w:t>A</w:t>
-      </w:r>
-      <w:r>
-        <w:t xml:space="preserve">. </w:t>
-      </w:r>
-      <w:r>
         <w:t>방식</w:t>
       </w:r>
     </w:p>
@@ -8557,116 +8497,7 @@
     </w:p>
     <w:p>
       <w:r>
-        <w:t xml:space="preserve">#### </w:t>
-      </w:r>
-      <w:r>
-        <w:t xml:space="preserve">B. </w:t>
-      </w:r>
-      <w:r>
-        <w:t>구간표</w:t>
-      </w:r>
-    </w:p>
-    <w:p>
-      <w:r>
-        <w:t>50%</w:t>
-      </w:r>
-      <w:proofErr w:type="gramStart"/>
-      <w:r>
-        <w:t>이상 :</w:t>
-      </w:r>
-      <w:proofErr w:type="gramEnd"/>
-      <w:r>
-        <w:t xml:space="preserve"> 4점</w:t>
-      </w:r>
-    </w:p>
-    <w:p>
-      <w:r>
-        <w:t>48%</w:t>
-      </w:r>
-      <w:proofErr w:type="gramStart"/>
-      <w:r>
-        <w:t>이상 :</w:t>
-      </w:r>
-      <w:proofErr w:type="gramEnd"/>
-      <w:r>
-        <w:t xml:space="preserve"> 3점</w:t>
-      </w:r>
-    </w:p>
-    <w:p>
-      <w:r>
-        <w:t>45%</w:t>
-      </w:r>
-      <w:proofErr w:type="gramStart"/>
-      <w:r>
-        <w:t>이상 :</w:t>
-      </w:r>
-      <w:proofErr w:type="gramEnd"/>
-      <w:r>
-        <w:t xml:space="preserve"> 2점</w:t>
-      </w:r>
-    </w:p>
-    <w:p>
-      <w:r>
-        <w:t>40%</w:t>
-      </w:r>
-      <w:proofErr w:type="gramStart"/>
-      <w:r>
-        <w:t>이상 :</w:t>
-      </w:r>
-      <w:proofErr w:type="gramEnd"/>
-      <w:r>
-        <w:t xml:space="preserve"> 1점</w:t>
-      </w:r>
-    </w:p>
-    <w:p>
-      <w:r>
-        <w:t>40%</w:t>
-      </w:r>
-      <w:proofErr w:type="gramStart"/>
-      <w:r>
-        <w:t>미만 :</w:t>
-      </w:r>
-      <w:proofErr w:type="gramEnd"/>
-      <w:r>
-        <w:t xml:space="preserve"> 0점</w:t>
-      </w:r>
-    </w:p>
-    <w:p>
-      <w:r>
-        <w:t xml:space="preserve">### </w:t>
-      </w:r>
-      <w:r>
-        <w:t xml:space="preserve">3) </w:t>
-      </w:r>
-      <w:r>
-        <w:t>채번Call 성공건수 (3점)</w:t>
-      </w:r>
-    </w:p>
-    <w:p>
-      <w:r>
-        <w:t xml:space="preserve">#### </w:t>
-      </w:r>
-      <w:r>
-        <w:t xml:space="preserve">A. </w:t>
-      </w:r>
-      <w:r>
-        <w:t>방식</w:t>
-      </w:r>
-    </w:p>
-    <w:p>
-      <w:r>
-        <w:rPr>
-          <w:rFonts w:hint="eastAsia"/>
-        </w:rPr>
         <w:lastRenderedPageBreak/>
-        <w:t>보간법</w:t>
-      </w:r>
-      <w:r>
-        <w:t xml:space="preserve"> 적용</w:t>
-      </w:r>
-    </w:p>
-    <w:p>
-      <w:r>
         <w:t xml:space="preserve">#### </w:t>
       </w:r>
       <w:r>
